--- a/public/form-layouts/dole-spes-application.docx
+++ b/public/form-layouts/dole-spes-application.docx
@@ -1,95 +1,102 @@
 
 <file path=word/document.xml><?xml version="1.0" encoding="utf-8"?>
-<w:document xmlns:mc="http://schemas.openxmlformats.org/markup-compatibility/2006" xmlns:ve="http://schemas.openxmlformats.org/markup-compatibility/2006" xmlns:o="urn:schemas-microsoft-com:office:office" xmlns:r="http://schemas.openxmlformats.org/officeDocument/2006/relationships" xmlns:m="http://schemas.openxmlformats.org/officeDocument/2006/math" xmlns:v="urn:schemas-microsoft-com:vml" xmlns:wp="http://schemas.openxmlformats.org/drawingml/2006/wordprocessingDrawing" xmlns:w10="urn:schemas-microsoft-com:office:word" xmlns:w="http://schemas.openxmlformats.org/wordprocessingml/2006/main" xmlns:wne="http://schemas.microsoft.com/office/word/2006/wordml" xmlns:a="http://schemas.openxmlformats.org/drawingml/2006/main" xmlns:pic="http://schemas.openxmlformats.org/drawingml/2006/picture" xmlns:wpg="http://schemas.microsoft.com/office/word/2010/wordprocessingGroup" xmlns:wps="http://schemas.microsoft.com/office/word/2010/wordprocessingShape" xmlns:w14="http://schemas.microsoft.com/office/word/2010/wordml" mc:Ignorable="w14" xml:space="preserve">
+<w:document xmlns:o="urn:schemas-microsoft-com:office:office" xmlns:r="http://schemas.openxmlformats.org/officeDocument/2006/relationships" xmlns:v="urn:schemas-microsoft-com:vml" xmlns:w="http://schemas.openxmlformats.org/wordprocessingml/2006/main" xmlns:w10="urn:schemas-microsoft-com:office:word" xmlns:wp="http://schemas.openxmlformats.org/drawingml/2006/wordprocessingDrawing" xmlns:pic="http://schemas.openxmlformats.org/drawingml/2006/picture" xmlns:wps="http://schemas.microsoft.com/office/word/2010/wordprocessingShape" xmlns:wpg="http://schemas.microsoft.com/office/word/2010/wordprocessingGroup" xmlns:mc="http://schemas.openxmlformats.org/markup-compatibility/2006" xmlns:wp14="http://schemas.microsoft.com/office/word/2010/wordprocessingDrawing" xmlns:w14="http://schemas.microsoft.com/office/word/2010/wordml" xmlns:w15="http://schemas.microsoft.com/office/word/2012/wordml" mc:Ignorable="w14 wp14 w15">
   <w:body>
     <w:p>
       <w:pPr>
         <w:pStyle w:val="BodyText"/>
-        <w:spacing w:before="73"/>
+        <w:spacing w:before="73" w:after="0"/>
         <w:rPr>
-          <w:rFonts w:ascii="Times New Roman"/>
-          <w:b w:val="0"/>
+          <w:rFonts w:ascii="Times New Roman" w:hAnsi="Times New Roman"/>
+          <w:b w:val="false"/>
         </w:rPr>
       </w:pPr>
+      <w:r>
+        <w:rPr>
+          <w:rFonts w:ascii="Times New Roman" w:hAnsi="Times New Roman"/>
+          <w:b w:val="false"/>
+        </w:rPr>
+      </w:r>
     </w:p>
     <w:p>
       <w:pPr>
         <w:pStyle w:val="BodyText"/>
-        <w:spacing w:line="252" w:lineRule="auto"/>
-        <w:ind w:left="3979" w:firstLine="494"/>
+        <w:spacing w:lineRule="auto" w:line="252"/>
+        <w:ind w:firstLine="494" w:start="3979" w:end="0"/>
+        <w:rPr/>
       </w:pPr>
       <w:r>
-        <w:rPr/>
         <mc:AlternateContent>
-          <mc:Choice Requires="wps">
+          <mc:Choice Requires="wpg">
             <w:drawing>
-              <wp:anchor distT="0" distB="0" distL="0" distR="0" allowOverlap="1" layoutInCell="1" locked="0" behindDoc="0" simplePos="0" relativeHeight="15730688">
+              <wp:anchor distT="0" distB="0" distL="0" distR="0" simplePos="0" relativeHeight="6" behindDoc="0" locked="0" layoutInCell="0" allowOverlap="1">
                 <wp:simplePos x="0" y="0"/>
                 <wp:positionH relativeFrom="page">
-                  <wp:posOffset>2264664</wp:posOffset>
+                  <wp:posOffset>2265045</wp:posOffset>
                 </wp:positionH>
                 <wp:positionV relativeFrom="paragraph">
-                  <wp:posOffset>19376</wp:posOffset>
+                  <wp:posOffset>19685</wp:posOffset>
                 </wp:positionV>
-                <wp:extent cx="436245" cy="454659"/>
-                <wp:effectExtent l="0" t="0" r="0" b="0"/>
+                <wp:extent cx="436245" cy="454660"/>
+                <wp:effectExtent l="2540" t="0" r="1270" b="1270"/>
                 <wp:wrapNone/>
                 <wp:docPr id="1" name="Group 1"/>
-                <wp:cNvGraphicFramePr>
-                  <a:graphicFrameLocks/>
-                </wp:cNvGraphicFramePr>
-                <a:graphic>
+                <a:graphic xmlns:a="http://schemas.openxmlformats.org/drawingml/2006/main">
                   <a:graphicData uri="http://schemas.microsoft.com/office/word/2010/wordprocessingGroup">
                     <wpg:wgp>
-                      <wpg:cNvPr id="1" name="Group 1"/>
                       <wpg:cNvGrpSpPr/>
                       <wpg:grpSpPr>
                         <a:xfrm>
                           <a:off x="0" y="0"/>
-                          <a:ext cx="436245" cy="454659"/>
-                          <a:chExt cx="436245" cy="454659"/>
+                          <a:ext cx="436320" cy="454680"/>
+                          <a:chOff x="0" y="0"/>
+                          <a:chExt cx="436320" cy="454680"/>
                         </a:xfrm>
                       </wpg:grpSpPr>
-                      <pic:pic>
+                      <pic:pic xmlns:pic="http://schemas.openxmlformats.org/drawingml/2006/picture">
                         <pic:nvPicPr>
                           <pic:cNvPr id="2" name="Image 2"/>
                           <pic:cNvPicPr/>
                         </pic:nvPicPr>
                         <pic:blipFill>
-                          <a:blip r:embed="rId5" cstate="print"/>
-                          <a:stretch>
-                            <a:fillRect/>
-                          </a:stretch>
+                          <a:blip r:embed="rId2"/>
+                          <a:stretch/>
                         </pic:blipFill>
                         <pic:spPr>
                           <a:xfrm>
-                            <a:off x="207263" y="0"/>
-                            <a:ext cx="24383" cy="15240"/>
+                            <a:off x="207000" y="0"/>
+                            <a:ext cx="24120" cy="14760"/>
                           </a:xfrm>
                           <a:prstGeom prst="rect">
                             <a:avLst/>
                           </a:prstGeom>
+                          <a:noFill/>
+                          <a:ln w="0">
+                            <a:noFill/>
+                          </a:ln>
                         </pic:spPr>
                       </pic:pic>
-                      <pic:pic>
+                      <pic:pic xmlns:pic="http://schemas.openxmlformats.org/drawingml/2006/picture">
                         <pic:nvPicPr>
                           <pic:cNvPr id="3" name="Image 3"/>
                           <pic:cNvPicPr/>
                         </pic:nvPicPr>
                         <pic:blipFill>
-                          <a:blip r:embed="rId6" cstate="print"/>
-                          <a:stretch>
-                            <a:fillRect/>
-                          </a:stretch>
+                          <a:blip r:embed="rId3"/>
+                          <a:stretch/>
                         </pic:blipFill>
                         <pic:spPr>
                           <a:xfrm>
-                            <a:off x="195071" y="15240"/>
-                            <a:ext cx="48768" cy="18288"/>
+                            <a:off x="195120" y="15120"/>
+                            <a:ext cx="48960" cy="17640"/>
                           </a:xfrm>
                           <a:prstGeom prst="rect">
                             <a:avLst/>
                           </a:prstGeom>
+                          <a:noFill/>
+                          <a:ln w="0">
+                            <a:noFill/>
+                          </a:ln>
                         </pic:spPr>
                       </pic:pic>
                       <wps:wsp>
@@ -97,15 +104,20 @@
                         <wps:cNvSpPr/>
                         <wps:spPr>
                           <a:xfrm>
-                            <a:off x="195071" y="35051"/>
-                            <a:ext cx="48895" cy="1270"/>
+                            <a:off x="195120" y="34920"/>
+                            <a:ext cx="48960" cy="720"/>
                           </a:xfrm>
                           <a:custGeom>
                             <a:avLst/>
-                            <a:gdLst/>
+                            <a:gdLst>
+                              <a:gd name="textAreaLeft" fmla="*/ 0 w 27720"/>
+                              <a:gd name="textAreaRight" fmla="*/ 28080 w 27720"/>
+                              <a:gd name="textAreaTop" fmla="*/ 0 h 360"/>
+                              <a:gd name="textAreaBottom" fmla="*/ 720 h 360"/>
+                            </a:gdLst>
                             <a:ahLst/>
                             <a:cxnLst/>
-                            <a:rect l="l" t="t" r="r" b="b"/>
+                            <a:rect l="textAreaLeft" t="textAreaTop" r="textAreaRight" b="textAreaBottom"/>
                             <a:pathLst>
                               <a:path w="48895" h="0">
                                 <a:moveTo>
@@ -117,39 +129,43 @@
                               </a:path>
                             </a:pathLst>
                           </a:custGeom>
-                          <a:ln w="3048">
+                          <a:noFill/>
+                          <a:ln w="3240">
                             <a:solidFill>
                               <a:srgbClr val="0000FB"/>
                             </a:solidFill>
-                            <a:prstDash val="solid"/>
+                            <a:round/>
                           </a:ln>
                         </wps:spPr>
-                        <wps:bodyPr wrap="square" lIns="0" tIns="0" rIns="0" bIns="0" rtlCol="0">
-                          <a:prstTxWarp prst="textNoShape">
-                            <a:avLst/>
-                          </a:prstTxWarp>
-                          <a:noAutofit/>
-                        </wps:bodyPr>
+                        <wps:style>
+                          <a:lnRef idx="0"/>
+                          <a:fillRef idx="0"/>
+                          <a:effectRef idx="0"/>
+                          <a:fontRef idx="minor"/>
+                        </wps:style>
+                        <wps:bodyPr/>
                       </wps:wsp>
-                      <pic:pic>
+                      <pic:pic xmlns:pic="http://schemas.openxmlformats.org/drawingml/2006/picture">
                         <pic:nvPicPr>
                           <pic:cNvPr id="5" name="Image 5"/>
                           <pic:cNvPicPr/>
                         </pic:nvPicPr>
                         <pic:blipFill>
-                          <a:blip r:embed="rId7" cstate="print"/>
-                          <a:stretch>
-                            <a:fillRect/>
-                          </a:stretch>
+                          <a:blip r:embed="rId4"/>
+                          <a:stretch/>
                         </pic:blipFill>
                         <pic:spPr>
                           <a:xfrm>
-                            <a:off x="0" y="36576"/>
-                            <a:ext cx="435863" cy="283464"/>
+                            <a:off x="0" y="36360"/>
+                            <a:ext cx="435600" cy="284400"/>
                           </a:xfrm>
                           <a:prstGeom prst="rect">
                             <a:avLst/>
                           </a:prstGeom>
+                          <a:noFill/>
+                          <a:ln w="0">
+                            <a:noFill/>
+                          </a:ln>
                         </pic:spPr>
                       </pic:pic>
                       <wps:wsp>
@@ -157,15 +173,20 @@
                         <wps:cNvSpPr/>
                         <wps:spPr>
                           <a:xfrm>
-                            <a:off x="0" y="330708"/>
-                            <a:ext cx="436245" cy="40005"/>
+                            <a:off x="0" y="332280"/>
+                            <a:ext cx="436320" cy="39240"/>
                           </a:xfrm>
                           <a:custGeom>
                             <a:avLst/>
-                            <a:gdLst/>
+                            <a:gdLst>
+                              <a:gd name="textAreaLeft" fmla="*/ 0 w 247320"/>
+                              <a:gd name="textAreaRight" fmla="*/ 247680 w 247320"/>
+                              <a:gd name="textAreaTop" fmla="*/ 0 h 22320"/>
+                              <a:gd name="textAreaBottom" fmla="*/ 22680 h 22320"/>
+                            </a:gdLst>
                             <a:ahLst/>
                             <a:cxnLst/>
-                            <a:rect l="l" t="t" r="r" b="b"/>
+                            <a:rect l="textAreaLeft" t="textAreaTop" r="textAreaRight" b="textAreaBottom"/>
                             <a:pathLst>
                               <a:path w="436245" h="40005">
                                 <a:moveTo>
@@ -1761,34 +1782,41 @@
                               </a:path>
                             </a:pathLst>
                           </a:custGeom>
-                          <a:ln w="3048">
+                          <a:noFill/>
+                          <a:ln w="3240">
                             <a:solidFill>
                               <a:srgbClr val="FD0000"/>
                             </a:solidFill>
-                            <a:prstDash val="solid"/>
+                            <a:round/>
                           </a:ln>
                         </wps:spPr>
-                        <wps:bodyPr wrap="square" lIns="0" tIns="0" rIns="0" bIns="0" rtlCol="0">
-                          <a:prstTxWarp prst="textNoShape">
-                            <a:avLst/>
-                          </a:prstTxWarp>
-                          <a:noAutofit/>
-                        </wps:bodyPr>
+                        <wps:style>
+                          <a:lnRef idx="0"/>
+                          <a:fillRef idx="0"/>
+                          <a:effectRef idx="0"/>
+                          <a:fontRef idx="minor"/>
+                        </wps:style>
+                        <wps:bodyPr/>
                       </wps:wsp>
                       <wps:wsp>
                         <wps:cNvPr id="7" name="Graphic 7"/>
                         <wps:cNvSpPr/>
                         <wps:spPr>
                           <a:xfrm>
-                            <a:off x="201168" y="373379"/>
-                            <a:ext cx="45720" cy="1270"/>
+                            <a:off x="200520" y="375120"/>
+                            <a:ext cx="45720" cy="720"/>
                           </a:xfrm>
                           <a:custGeom>
                             <a:avLst/>
-                            <a:gdLst/>
+                            <a:gdLst>
+                              <a:gd name="textAreaLeft" fmla="*/ 0 w 25920"/>
+                              <a:gd name="textAreaRight" fmla="*/ 26280 w 25920"/>
+                              <a:gd name="textAreaTop" fmla="*/ 0 h 360"/>
+                              <a:gd name="textAreaBottom" fmla="*/ 720 h 360"/>
+                            </a:gdLst>
                             <a:ahLst/>
                             <a:cxnLst/>
-                            <a:rect l="l" t="t" r="r" b="b"/>
+                            <a:rect l="textAreaLeft" t="textAreaTop" r="textAreaRight" b="textAreaBottom"/>
                             <a:pathLst>
                               <a:path w="45720" h="0">
                                 <a:moveTo>
@@ -1800,34 +1828,41 @@
                               </a:path>
                             </a:pathLst>
                           </a:custGeom>
-                          <a:ln w="3048">
+                          <a:noFill/>
+                          <a:ln w="3240">
                             <a:solidFill>
                               <a:srgbClr val="21228C"/>
                             </a:solidFill>
-                            <a:prstDash val="solid"/>
+                            <a:round/>
                           </a:ln>
                         </wps:spPr>
-                        <wps:bodyPr wrap="square" lIns="0" tIns="0" rIns="0" bIns="0" rtlCol="0">
-                          <a:prstTxWarp prst="textNoShape">
-                            <a:avLst/>
-                          </a:prstTxWarp>
-                          <a:noAutofit/>
-                        </wps:bodyPr>
+                        <wps:style>
+                          <a:lnRef idx="0"/>
+                          <a:fillRef idx="0"/>
+                          <a:effectRef idx="0"/>
+                          <a:fontRef idx="minor"/>
+                        </wps:style>
+                        <wps:bodyPr/>
                       </wps:wsp>
                       <wps:wsp>
                         <wps:cNvPr id="8" name="Graphic 8"/>
                         <wps:cNvSpPr/>
                         <wps:spPr>
                           <a:xfrm>
-                            <a:off x="310895" y="373379"/>
-                            <a:ext cx="12700" cy="1270"/>
+                            <a:off x="311040" y="375120"/>
+                            <a:ext cx="12240" cy="720"/>
                           </a:xfrm>
                           <a:custGeom>
                             <a:avLst/>
-                            <a:gdLst/>
+                            <a:gdLst>
+                              <a:gd name="textAreaLeft" fmla="*/ 0 w 6840"/>
+                              <a:gd name="textAreaRight" fmla="*/ 7200 w 6840"/>
+                              <a:gd name="textAreaTop" fmla="*/ 0 h 360"/>
+                              <a:gd name="textAreaBottom" fmla="*/ 720 h 360"/>
+                            </a:gdLst>
                             <a:ahLst/>
                             <a:cxnLst/>
-                            <a:rect l="l" t="t" r="r" b="b"/>
+                            <a:rect l="textAreaLeft" t="textAreaTop" r="textAreaRight" b="textAreaBottom"/>
                             <a:pathLst>
                               <a:path w="12700" h="0">
                                 <a:moveTo>
@@ -1847,34 +1882,41 @@
                               </a:path>
                             </a:pathLst>
                           </a:custGeom>
-                          <a:ln w="3048">
+                          <a:noFill/>
+                          <a:ln w="3240">
                             <a:solidFill>
                               <a:srgbClr val="FD0000"/>
                             </a:solidFill>
-                            <a:prstDash val="solid"/>
+                            <a:round/>
                           </a:ln>
                         </wps:spPr>
-                        <wps:bodyPr wrap="square" lIns="0" tIns="0" rIns="0" bIns="0" rtlCol="0">
-                          <a:prstTxWarp prst="textNoShape">
-                            <a:avLst/>
-                          </a:prstTxWarp>
-                          <a:noAutofit/>
-                        </wps:bodyPr>
+                        <wps:style>
+                          <a:lnRef idx="0"/>
+                          <a:fillRef idx="0"/>
+                          <a:effectRef idx="0"/>
+                          <a:fontRef idx="minor"/>
+                        </wps:style>
+                        <wps:bodyPr/>
                       </wps:wsp>
                       <wps:wsp>
                         <wps:cNvPr id="9" name="Graphic 9"/>
                         <wps:cNvSpPr/>
                         <wps:spPr>
                           <a:xfrm>
-                            <a:off x="173736" y="376427"/>
-                            <a:ext cx="60960" cy="1270"/>
+                            <a:off x="173520" y="378000"/>
+                            <a:ext cx="60840" cy="720"/>
                           </a:xfrm>
                           <a:custGeom>
                             <a:avLst/>
-                            <a:gdLst/>
+                            <a:gdLst>
+                              <a:gd name="textAreaLeft" fmla="*/ 0 w 34560"/>
+                              <a:gd name="textAreaRight" fmla="*/ 34920 w 34560"/>
+                              <a:gd name="textAreaTop" fmla="*/ 0 h 360"/>
+                              <a:gd name="textAreaBottom" fmla="*/ 720 h 360"/>
+                            </a:gdLst>
                             <a:ahLst/>
                             <a:cxnLst/>
-                            <a:rect l="l" t="t" r="r" b="b"/>
+                            <a:rect l="textAreaLeft" t="textAreaTop" r="textAreaRight" b="textAreaBottom"/>
                             <a:pathLst>
                               <a:path w="60960" h="0">
                                 <a:moveTo>
@@ -1886,34 +1928,41 @@
                               </a:path>
                             </a:pathLst>
                           </a:custGeom>
-                          <a:ln w="3048">
+                          <a:noFill/>
+                          <a:ln w="3240">
                             <a:solidFill>
                               <a:srgbClr val="21228C"/>
                             </a:solidFill>
-                            <a:prstDash val="solid"/>
+                            <a:round/>
                           </a:ln>
                         </wps:spPr>
-                        <wps:bodyPr wrap="square" lIns="0" tIns="0" rIns="0" bIns="0" rtlCol="0">
-                          <a:prstTxWarp prst="textNoShape">
-                            <a:avLst/>
-                          </a:prstTxWarp>
-                          <a:noAutofit/>
-                        </wps:bodyPr>
+                        <wps:style>
+                          <a:lnRef idx="0"/>
+                          <a:fillRef idx="0"/>
+                          <a:effectRef idx="0"/>
+                          <a:fontRef idx="minor"/>
+                        </wps:style>
+                        <wps:bodyPr/>
                       </wps:wsp>
                       <wps:wsp>
                         <wps:cNvPr id="10" name="Graphic 10"/>
                         <wps:cNvSpPr/>
                         <wps:spPr>
                           <a:xfrm>
-                            <a:off x="307847" y="376427"/>
-                            <a:ext cx="12700" cy="1270"/>
+                            <a:off x="307800" y="378000"/>
+                            <a:ext cx="12240" cy="720"/>
                           </a:xfrm>
                           <a:custGeom>
                             <a:avLst/>
-                            <a:gdLst/>
+                            <a:gdLst>
+                              <a:gd name="textAreaLeft" fmla="*/ 0 w 6840"/>
+                              <a:gd name="textAreaRight" fmla="*/ 7200 w 6840"/>
+                              <a:gd name="textAreaTop" fmla="*/ 0 h 360"/>
+                              <a:gd name="textAreaBottom" fmla="*/ 720 h 360"/>
+                            </a:gdLst>
                             <a:ahLst/>
                             <a:cxnLst/>
-                            <a:rect l="l" t="t" r="r" b="b"/>
+                            <a:rect l="textAreaLeft" t="textAreaTop" r="textAreaRight" b="textAreaBottom"/>
                             <a:pathLst>
                               <a:path w="12700" h="0">
                                 <a:moveTo>
@@ -1933,34 +1982,41 @@
                               </a:path>
                             </a:pathLst>
                           </a:custGeom>
-                          <a:ln w="3048">
+                          <a:noFill/>
+                          <a:ln w="3240">
                             <a:solidFill>
                               <a:srgbClr val="FD0000"/>
                             </a:solidFill>
-                            <a:prstDash val="solid"/>
+                            <a:round/>
                           </a:ln>
                         </wps:spPr>
-                        <wps:bodyPr wrap="square" lIns="0" tIns="0" rIns="0" bIns="0" rtlCol="0">
-                          <a:prstTxWarp prst="textNoShape">
-                            <a:avLst/>
-                          </a:prstTxWarp>
-                          <a:noAutofit/>
-                        </wps:bodyPr>
+                        <wps:style>
+                          <a:lnRef idx="0"/>
+                          <a:fillRef idx="0"/>
+                          <a:effectRef idx="0"/>
+                          <a:fontRef idx="minor"/>
+                        </wps:style>
+                        <wps:bodyPr/>
                       </wps:wsp>
                       <wps:wsp>
                         <wps:cNvPr id="11" name="Graphic 11"/>
                         <wps:cNvSpPr/>
                         <wps:spPr>
                           <a:xfrm>
-                            <a:off x="161544" y="379475"/>
-                            <a:ext cx="33655" cy="1270"/>
+                            <a:off x="161280" y="380880"/>
+                            <a:ext cx="33120" cy="720"/>
                           </a:xfrm>
                           <a:custGeom>
                             <a:avLst/>
-                            <a:gdLst/>
+                            <a:gdLst>
+                              <a:gd name="textAreaLeft" fmla="*/ 0 w 18720"/>
+                              <a:gd name="textAreaRight" fmla="*/ 19080 w 18720"/>
+                              <a:gd name="textAreaTop" fmla="*/ 0 h 360"/>
+                              <a:gd name="textAreaBottom" fmla="*/ 720 h 360"/>
+                            </a:gdLst>
                             <a:ahLst/>
                             <a:cxnLst/>
-                            <a:rect l="l" t="t" r="r" b="b"/>
+                            <a:rect l="textAreaLeft" t="textAreaTop" r="textAreaRight" b="textAreaBottom"/>
                             <a:pathLst>
                               <a:path w="33655" h="0">
                                 <a:moveTo>
@@ -1972,34 +2028,41 @@
                               </a:path>
                             </a:pathLst>
                           </a:custGeom>
-                          <a:ln w="3048">
+                          <a:noFill/>
+                          <a:ln w="3240">
                             <a:solidFill>
                               <a:srgbClr val="21228C"/>
                             </a:solidFill>
-                            <a:prstDash val="solid"/>
+                            <a:round/>
                           </a:ln>
                         </wps:spPr>
-                        <wps:bodyPr wrap="square" lIns="0" tIns="0" rIns="0" bIns="0" rtlCol="0">
-                          <a:prstTxWarp prst="textNoShape">
-                            <a:avLst/>
-                          </a:prstTxWarp>
-                          <a:noAutofit/>
-                        </wps:bodyPr>
+                        <wps:style>
+                          <a:lnRef idx="0"/>
+                          <a:fillRef idx="0"/>
+                          <a:effectRef idx="0"/>
+                          <a:fontRef idx="minor"/>
+                        </wps:style>
+                        <wps:bodyPr/>
                       </wps:wsp>
                       <wps:wsp>
                         <wps:cNvPr id="12" name="Graphic 12"/>
                         <wps:cNvSpPr/>
                         <wps:spPr>
                           <a:xfrm>
-                            <a:off x="307847" y="379475"/>
-                            <a:ext cx="12700" cy="1270"/>
+                            <a:off x="307800" y="380880"/>
+                            <a:ext cx="12240" cy="720"/>
                           </a:xfrm>
                           <a:custGeom>
                             <a:avLst/>
-                            <a:gdLst/>
+                            <a:gdLst>
+                              <a:gd name="textAreaLeft" fmla="*/ 0 w 6840"/>
+                              <a:gd name="textAreaRight" fmla="*/ 7200 w 6840"/>
+                              <a:gd name="textAreaTop" fmla="*/ 0 h 360"/>
+                              <a:gd name="textAreaBottom" fmla="*/ 720 h 360"/>
+                            </a:gdLst>
                             <a:ahLst/>
                             <a:cxnLst/>
-                            <a:rect l="l" t="t" r="r" b="b"/>
+                            <a:rect l="textAreaLeft" t="textAreaTop" r="textAreaRight" b="textAreaBottom"/>
                             <a:pathLst>
                               <a:path w="12700" h="0">
                                 <a:moveTo>
@@ -2019,34 +2082,41 @@
                               </a:path>
                             </a:pathLst>
                           </a:custGeom>
-                          <a:ln w="3048">
+                          <a:noFill/>
+                          <a:ln w="3240">
                             <a:solidFill>
                               <a:srgbClr val="FD0000"/>
                             </a:solidFill>
-                            <a:prstDash val="solid"/>
+                            <a:round/>
                           </a:ln>
                         </wps:spPr>
-                        <wps:bodyPr wrap="square" lIns="0" tIns="0" rIns="0" bIns="0" rtlCol="0">
-                          <a:prstTxWarp prst="textNoShape">
-                            <a:avLst/>
-                          </a:prstTxWarp>
-                          <a:noAutofit/>
-                        </wps:bodyPr>
+                        <wps:style>
+                          <a:lnRef idx="0"/>
+                          <a:fillRef idx="0"/>
+                          <a:effectRef idx="0"/>
+                          <a:fontRef idx="minor"/>
+                        </wps:style>
+                        <wps:bodyPr/>
                       </wps:wsp>
                       <wps:wsp>
                         <wps:cNvPr id="13" name="Graphic 13"/>
                         <wps:cNvSpPr/>
                         <wps:spPr>
                           <a:xfrm>
-                            <a:off x="161544" y="382524"/>
-                            <a:ext cx="9525" cy="1270"/>
+                            <a:off x="161280" y="384120"/>
+                            <a:ext cx="9000" cy="720"/>
                           </a:xfrm>
                           <a:custGeom>
                             <a:avLst/>
-                            <a:gdLst/>
+                            <a:gdLst>
+                              <a:gd name="textAreaLeft" fmla="*/ 0 w 5040"/>
+                              <a:gd name="textAreaRight" fmla="*/ 5400 w 5040"/>
+                              <a:gd name="textAreaTop" fmla="*/ 0 h 360"/>
+                              <a:gd name="textAreaBottom" fmla="*/ 720 h 360"/>
+                            </a:gdLst>
                             <a:ahLst/>
                             <a:cxnLst/>
-                            <a:rect l="l" t="t" r="r" b="b"/>
+                            <a:rect l="textAreaLeft" t="textAreaTop" r="textAreaRight" b="textAreaBottom"/>
                             <a:pathLst>
                               <a:path w="9525" h="0">
                                 <a:moveTo>
@@ -2058,34 +2128,41 @@
                               </a:path>
                             </a:pathLst>
                           </a:custGeom>
-                          <a:ln w="3048">
+                          <a:noFill/>
+                          <a:ln w="3240">
                             <a:solidFill>
                               <a:srgbClr val="21228C"/>
                             </a:solidFill>
-                            <a:prstDash val="solid"/>
+                            <a:round/>
                           </a:ln>
                         </wps:spPr>
-                        <wps:bodyPr wrap="square" lIns="0" tIns="0" rIns="0" bIns="0" rtlCol="0">
-                          <a:prstTxWarp prst="textNoShape">
-                            <a:avLst/>
-                          </a:prstTxWarp>
-                          <a:noAutofit/>
-                        </wps:bodyPr>
+                        <wps:style>
+                          <a:lnRef idx="0"/>
+                          <a:fillRef idx="0"/>
+                          <a:effectRef idx="0"/>
+                          <a:fontRef idx="minor"/>
+                        </wps:style>
+                        <wps:bodyPr/>
                       </wps:wsp>
                       <wps:wsp>
                         <wps:cNvPr id="14" name="Graphic 14"/>
                         <wps:cNvSpPr/>
                         <wps:spPr>
                           <a:xfrm>
-                            <a:off x="21335" y="382524"/>
-                            <a:ext cx="384175" cy="70485"/>
+                            <a:off x="20880" y="384120"/>
+                            <a:ext cx="384120" cy="70560"/>
                           </a:xfrm>
                           <a:custGeom>
                             <a:avLst/>
-                            <a:gdLst/>
+                            <a:gdLst>
+                              <a:gd name="textAreaLeft" fmla="*/ 0 w 217800"/>
+                              <a:gd name="textAreaRight" fmla="*/ 218160 w 217800"/>
+                              <a:gd name="textAreaTop" fmla="*/ 0 h 39960"/>
+                              <a:gd name="textAreaBottom" fmla="*/ 40320 h 39960"/>
+                            </a:gdLst>
                             <a:ahLst/>
                             <a:cxnLst/>
-                            <a:rect l="l" t="t" r="r" b="b"/>
+                            <a:rect l="textAreaLeft" t="textAreaTop" r="textAreaRight" b="textAreaBottom"/>
                             <a:pathLst>
                               <a:path w="384175" h="70485">
                                 <a:moveTo>
@@ -3577,19 +3654,21 @@
                               </a:path>
                             </a:pathLst>
                           </a:custGeom>
-                          <a:ln w="3048">
+                          <a:noFill/>
+                          <a:ln w="3240">
                             <a:solidFill>
                               <a:srgbClr val="FD0000"/>
                             </a:solidFill>
-                            <a:prstDash val="solid"/>
+                            <a:round/>
                           </a:ln>
                         </wps:spPr>
-                        <wps:bodyPr wrap="square" lIns="0" tIns="0" rIns="0" bIns="0" rtlCol="0">
-                          <a:prstTxWarp prst="textNoShape">
-                            <a:avLst/>
-                          </a:prstTxWarp>
-                          <a:noAutofit/>
-                        </wps:bodyPr>
+                        <wps:style>
+                          <a:lnRef idx="0"/>
+                          <a:fillRef idx="0"/>
+                          <a:effectRef idx="0"/>
+                          <a:fontRef idx="minor"/>
+                        </wps:style>
+                        <wps:bodyPr/>
                       </wps:wsp>
                     </wpg:wgp>
                   </a:graphicData>
@@ -3599,52 +3678,41 @@
           </mc:Choice>
           <mc:Fallback>
             <w:pict>
-              <v:group style="position:absolute;margin-left:178.320007pt;margin-top:1.525732pt;width:34.35pt;height:35.8pt;mso-position-horizontal-relative:page;mso-position-vertical-relative:paragraph;z-index:15730688" id="docshapegroup1" coordorigin="3566,31" coordsize="687,716">
-                <v:shape style="position:absolute;left:3892;top:30;width:39;height:24" type="#_x0000_t75" id="docshape2" stroked="false">
-                  <v:imagedata r:id="rId5" o:title=""/>
+              <v:group id="shape_0" alt="Group 1" style="position:absolute;margin-left:178.35pt;margin-top:1.55pt;width:34.35pt;height:35.8pt" coordorigin="3567,31" coordsize="687,716">
+                <v:shapetype id="_x0000_t75" coordsize="21600,21600" o:spt="75" o:preferrelative="t" path="m@4@5l@4@11@9@11@9@5xe" filled="f" stroked="f">
+                  <v:stroke joinstyle="miter"/>
+                  <v:formulas>
+                    <v:f eqn="if lineDrawn pixelLineWidth 0"/>
+                    <v:f eqn="sum @0 1 0"/>
+                    <v:f eqn="sum 0 0 @1"/>
+                    <v:f eqn="prod @2 1 2"/>
+                    <v:f eqn="prod @3 21600 pixelWidth"/>
+                    <v:f eqn="prod @3 21600 pixelHeight"/>
+                    <v:f eqn="sum @0 0 1"/>
+                    <v:f eqn="prod @6 1 2"/>
+                    <v:f eqn="prod @7 21600 pixelWidth"/>
+                    <v:f eqn="sum @8 21600 0"/>
+                    <v:f eqn="prod @7 21600 pixelHeight"/>
+                    <v:f eqn="sum @10 21600 0"/>
+                  </v:formulas>
+                  <v:path o:extrusionok="f" gradientshapeok="t" o:connecttype="rect"/>
+                  <o:lock v:ext="edit" aspectratio="t"/>
+                </v:shapetype>
+                <v:shape id="shape_0" stroked="f" o:allowincell="f" style="position:absolute;left:3893;top:31;width:37;height:22;mso-wrap-style:none;v-text-anchor:middle;mso-position-horizontal-relative:page" type="_x0000_t75">
+                  <v:imagedata r:id="rId5" o:detectmouseclick="t"/>
+                  <v:stroke color="#3465a4" joinstyle="round" endcap="flat"/>
+                  <w10:wrap type="none"/>
                 </v:shape>
-                <v:shape style="position:absolute;left:3873;top:54;width:77;height:29" type="#_x0000_t75" id="docshape3" stroked="false">
-                  <v:imagedata r:id="rId6" o:title=""/>
+                <v:shape id="shape_0" stroked="f" o:allowincell="f" style="position:absolute;left:3874;top:55;width:76;height:27;mso-wrap-style:none;v-text-anchor:middle;mso-position-horizontal-relative:page" type="_x0000_t75">
+                  <v:imagedata r:id="rId6" o:detectmouseclick="t"/>
+                  <v:stroke color="#3465a4" joinstyle="round" endcap="flat"/>
+                  <w10:wrap type="none"/>
                 </v:shape>
-                <v:line style="position:absolute" from="3874,86" to="3950,86" stroked="true" strokeweight=".24pt" strokecolor="#0000fb">
-                  <v:stroke dashstyle="solid"/>
-                </v:line>
-                <v:shape style="position:absolute;left:3566;top:88;width:687;height:447" type="#_x0000_t75" id="docshape4" stroked="false">
-                  <v:imagedata r:id="rId7" o:title=""/>
+                <v:shape id="shape_0" stroked="f" o:allowincell="f" style="position:absolute;left:3567;top:88;width:685;height:447;mso-wrap-style:none;v-text-anchor:middle;mso-position-horizontal-relative:page" type="_x0000_t75">
+                  <v:imagedata r:id="rId7" o:detectmouseclick="t"/>
+                  <v:stroke color="#3465a4" joinstyle="round" endcap="flat"/>
+                  <w10:wrap type="none"/>
                 </v:shape>
-                <v:shape style="position:absolute;left:3566;top:551;width:687;height:63" id="docshape5" coordorigin="3566,551" coordsize="687,63" path="m4075,551l4090,551m4094,551l4099,551m4176,551l4186,551m3883,556l3893,556m4070,556l4080,556m4094,556l4104,556m4171,556l4186,556m4243,556l4253,556m3850,561l3859,561m3878,561l3888,561m4066,561l4075,561m4094,561l4104,561m4166,561l4176,561m4181,561l4186,561m4243,561l4253,561m3600,566l3610,566m3634,566l3643,566m3658,566l3677,566m3845,566l3888,566m4066,566l4070,566m4094,566l4099,566m4162,566l4171,566m4176,566l4181,566m4238,566l4248,566m3586,571l3595,571m3600,571l3610,571m3624,571l3643,571m3653,571l3677,571m3826,571l3859,571m3874,571l3888,571m4061,571l4070,571m4090,571l4099,571m4157,571l4166,571m4171,571l4176,571m4234,571l4243,571m3576,575l3586,575m3600,575l3610,575m3619,575l3629,575m3634,575l3643,575m3648,575l3653,575m3662,575l3672,575m3806,575l3835,575m3840,575l3850,575m3869,575l3883,575m4061,575l4066,575m4090,575l4099,575m4157,575l4162,575m4171,575l4176,575m4234,575l4243,575m3566,580l3576,580m3595,580l3605,580m3614,580l3619,580m3629,580l3638,580m3643,580l3648,580m3658,580l3672,580m3806,580l3811,580m3835,580l3845,580m3869,580l3878,580m4061,580l4066,580m4085,580l4094,580m4152,580l4162,580m4166,580l4171,580m4229,580l4238,580m3590,585l3600,585m3605,585l3614,585m3624,585l3643,585m3653,585l3667,585m3691,585l3701,585m3730,585l3739,585m3773,585l3782,585m3830,585l3840,585m3864,585l3874,585m3931,585l3936,585m4061,585l4066,585m4085,585l4094,585m4118,585l4128,585m4152,585l4157,585m4162,585l4166,585m4186,585l4195,585m4229,585l4238,585m3590,590l3605,590m3624,590l3638,590m3653,590l3662,590m3677,590l3696,590m3701,590l3706,590m3720,590l3739,590m3763,590l3773,590m3778,590l3787,590m3826,590l3840,590m3859,590l3869,590m3878,590l3893,590m3917,590l3946,590m3965,590l3974,590m3984,590l3998,590m4080,590l4090,590m4094,590l4123,590m4128,590l4133,590m4147,590l4162,590m4186,590l4200,590m4224,590l4234,590m3586,595l3600,595m3619,595l3634,595m3648,595l3658,595m3672,595l3686,595m3696,595l3706,595m3715,595l3725,595m3730,595l3739,595m3758,595l3768,595m3773,595l3778,595m3792,595l3797,595m3821,595l3830,595m3835,595l3840,595m3854,595l3878,595m3883,595l3893,595m3912,595l3922,595m3936,595l3946,595m3955,595l3974,595m3979,595l3998,595m4066,595l4070,595m4080,595l4094,595m4099,595l4114,595m4123,595l4133,595m4147,595l4162,595m4176,595l4186,595m4190,595l4200,595m4210,595l4214,595m4229,595l4234,595m3581,599l3595,599m3648,599l3658,599m3667,599l3672,599m3677,599l3682,599m3696,599l3706,599m3710,599l3715,599m3725,599l3734,599m3749,599l3754,599m3758,599l3768,599m3782,599l3792,599m3816,599l3821,599m3835,599l3840,599m3854,599l3869,599m3883,599l3893,599m3898,599l3917,599m3926,599l3941,599m3946,599l3955,599m3960,599l3979,599m3989,599l3998,599m4008,599l4013,599m4070,599l4085,599m4104,599l4114,599m4128,599l4133,599m4147,599l4152,599m4157,599l4181,599m4190,599l4210,599m3581,604l3590,604m3648,604l3658,604m3672,604l3682,604m3696,604l3701,604m3725,604l3730,604m3739,604l3749,604m3754,604l3763,604m3778,604l3787,604m3835,604l3840,604m3854,604l3864,604m3883,604l3898,604m3907,604l3912,604m3922,604l3926,604m3936,604l3950,604m3955,604l3970,604m3989,604l3998,604m4003,604l4008,604m4070,604l4085,604m4104,604l4109,604m4123,604l4128,604m4147,604l4152,604m4162,604l4166,604m4186,604l4200,604m4219,604l4234,604m3576,609l3590,609m3653,609l3658,609m3677,609l3682,609m3686,609l3696,609m3725,609l3739,609m3758,609l3778,609m3835,609l3840,609m3854,609l3859,609m3888,609l3893,609m3907,609l3922,609m3955,609l3965,609m3989,609l4003,609m4061,609l4080,609m4104,609l4109,609m4114,609l4123,609m4147,609l4162,609m4171,609l4190,609m4224,609l4229,609m4061,614l4066,614m4070,614l4080,614m4109,614l4114,614m4176,614l4181,614e" filled="false" stroked="true" strokeweight=".24pt" strokecolor="#fd0000">
-                  <v:path arrowok="t"/>
-                  <v:stroke dashstyle="solid"/>
-                </v:shape>
-                <v:line style="position:absolute" from="3883,619" to="3955,619" stroked="true" strokeweight=".24pt" strokecolor="#21228c">
-                  <v:stroke dashstyle="solid"/>
-                </v:line>
-                <v:shape style="position:absolute;left:4056;top:618;width:20;height:2" id="docshape6" coordorigin="4056,619" coordsize="20,0" path="m4056,619l4061,619m4066,619l4075,619e" filled="false" stroked="true" strokeweight=".24pt" strokecolor="#fd0000">
-                  <v:path arrowok="t"/>
-                  <v:stroke dashstyle="solid"/>
-                </v:shape>
-                <v:line style="position:absolute" from="3840,623" to="3936,623" stroked="true" strokeweight=".24pt" strokecolor="#21228c">
-                  <v:stroke dashstyle="solid"/>
-                </v:line>
-                <v:shape style="position:absolute;left:4051;top:623;width:20;height:2" id="docshape7" coordorigin="4051,623" coordsize="20,0" path="m4051,623l4056,623m4061,623l4070,623e" filled="false" stroked="true" strokeweight=".24pt" strokecolor="#fd0000">
-                  <v:path arrowok="t"/>
-                  <v:stroke dashstyle="solid"/>
-                </v:shape>
-                <v:line style="position:absolute" from="3821,628" to="3874,628" stroked="true" strokeweight=".24pt" strokecolor="#21228c">
-                  <v:stroke dashstyle="solid"/>
-                </v:line>
-                <v:shape style="position:absolute;left:4051;top:628;width:20;height:2" id="docshape8" coordorigin="4051,628" coordsize="20,0" path="m4051,628l4056,628m4061,628l4070,628e" filled="false" stroked="true" strokeweight=".24pt" strokecolor="#fd0000">
-                  <v:path arrowok="t"/>
-                  <v:stroke dashstyle="solid"/>
-                </v:shape>
-                <v:line style="position:absolute" from="3821,633" to="3835,633" stroked="true" strokeweight=".24pt" strokecolor="#21228c">
-                  <v:stroke dashstyle="solid"/>
-                </v:line>
-                <v:shape style="position:absolute;left:3600;top:632;width:605;height:111" id="docshape9" coordorigin="3600,633" coordsize="605,111" path="m4046,633l4066,633m4046,638l4061,638m3619,643l3638,643m3701,643l3706,643m4157,643l4162,643m3614,647l3619,647m3638,647l3643,647m3701,647l3710,647m3816,647l3821,647m4152,647l4162,647m3610,652l3614,652m3638,652l3643,652m3662,652l3672,652m3701,652l3706,652m3811,652l3821,652m4018,652l4027,652m4147,652l4162,652m3605,657l3610,657m3634,657l3643,657m3658,657l3686,657m3696,657l3706,657m3806,657l3821,657m4013,657l4042,657m4070,657l4075,657m4142,657l4152,657m4157,657l4162,657m3600,662l3605,662m3634,662l3682,662m3802,662l3816,662m3998,662l4037,662m4070,662l4075,662m4138,662l4147,662m4152,662l4157,662m3600,667l3605,667m3624,667l3648,667m3653,667l3662,667m3802,667l3806,667m3979,667l4003,667m4008,667l4018,667m4138,667l4142,667m4147,667l4157,667m3600,671l3605,671m3619,671l3638,671m3653,671l3662,671m3797,671l3811,671m3974,671l3984,671m4008,671l4018,671m4133,671l4142,671m4147,671l4152,671m3624,676l3634,676m3648,676l3658,676m3710,676l3720,676m3782,676l3792,676m3797,676l3806,676m3998,676l4008,676m4066,676l4070,676m4099,676l4104,676m4128,676l4138,676m4142,676l4147,676m4166,676l4176,676m3619,681l3629,681m3643,681l3653,681m3710,681l3720,681m3773,681l3802,681m3826,681l3845,681m3864,681l3883,681m3902,681l3922,681m3941,681l3946,681m3965,681l3970,681m3998,681l4008,681m4061,681l4070,681m4090,681l4109,681m4128,681l4142,681m4166,681l4176,681m3614,686l3624,686m3634,686l3643,686m3648,686l3653,686m3706,686l3710,686m3715,686l3725,686m3734,686l3739,686m3768,686l3778,686m3787,686l3802,686m3816,686l3826,686m3830,686l3840,686m3859,686l3869,686m3898,686l3902,686m3912,686l3917,686m3931,686l3946,686m3955,686l3970,686m3989,686l3998,686m4003,686l4008,686m4051,686l4070,686m4080,686l4094,686m4104,686l4114,686m4128,686l4138,686m4157,686l4166,686m4171,686l4176,686m4190,686l4195,686m3614,691l3624,691m3629,691l3638,691m3648,691l3653,691m3696,691l3706,691m3715,691l3725,691m3730,691l3734,691m3763,691l3773,691m3782,691l3787,691m3792,691l3802,691m3811,691l3830,691m3845,691l3864,691m3883,691l3907,691m3922,691l3931,691m3936,691l3955,691m3965,691l3970,691m3984,691l3989,691m4003,691l4008,691m4046,691l4051,691m4061,691l4070,691m4075,691l4080,691m4085,691l4094,691m4104,691l4114,691m4123,691l4133,691m4138,691l4162,691m4171,691l4176,691m4181,691l4190,691m3610,695l3619,695m3648,695l3653,695m3710,695l3730,695m3763,695l3768,695m3778,695l3782,695m3792,695l3811,695m3816,695l3821,695m3835,695l3850,695m3854,695l3859,695m3874,695l3883,695m3893,695l3898,695m3912,695l3926,695m3931,695l3946,695m3965,695l3970,695m3974,695l3984,695m4003,695l4008,695m4061,695l4066,695m4085,695l4090,695m4104,695l4109,695m4123,695l4133,695m4138,695l4147,695m4166,695l4181,695m3605,700l3619,700m3648,700l3658,700m3696,700l3720,700m3763,700l3778,700m3797,700l3802,700m3816,700l3840,700m3854,700l3859,700m3864,700l3878,700m3893,700l3917,700m3931,700l3941,700m3965,700l3979,700m4003,700l4008,700m4056,700l4066,700m4085,700l4090,700m4099,700l4104,700m4128,700l4133,700m4138,700l4142,700m4152,700l4176,700m4195,700l4200,700m3605,705l3614,705m3701,705l3710,705m3768,705l3773,705m3864,705l3869,705m4056,705l4066,705m4090,705l4094,705m4157,705l4166,705m4195,705l4205,705m3610,710l3614,710m4051,710l4085,710m4046,715l4061,715m4042,719l4046,719m4051,719l4056,719m4037,724l4042,724m4046,724l4056,724m4046,729l4051,729m4032,734l4037,734m4042,734l4051,734m4032,739l4037,739m4042,739l4046,739m4032,743l4042,743e" filled="false" stroked="true" strokeweight=".24pt" strokecolor="#fd0000">
-                  <v:path arrowok="t"/>
-                  <v:stroke dashstyle="solid"/>
-                </v:shape>
-                <w10:wrap type="none"/>
               </v:group>
             </w:pict>
           </mc:Fallback>
@@ -3652,18 +3720,15 @@
       </w:r>
       <w:r>
         <w:rPr/>
-        <w:t>REPUBLIC OF THE PHILIPPINES DEPARTMENT OF LABOR AND </w:t>
-      </w:r>
-      <w:r>
-        <w:rPr/>
-        <w:t>EMPLOYMENT</w:t>
+        <w:t>REPUBLIC OF THE PHILIPPINES DEPARTMENT OF LABOR AND EMPLOYMENT</w:t>
       </w:r>
     </w:p>
     <w:p>
       <w:pPr>
         <w:pStyle w:val="BodyText"/>
-        <w:spacing w:line="252" w:lineRule="auto"/>
-        <w:ind w:left="4195" w:right="214" w:firstLine="532"/>
+        <w:spacing w:lineRule="auto" w:line="252"/>
+        <w:ind w:firstLine="532" w:start="4195" w:end="214"/>
+        <w:rPr/>
       </w:pPr>
       <w:r>
         <w:rPr/>
@@ -3673,11 +3738,9 @@
     <w:p>
       <w:pPr>
         <w:pStyle w:val="Title"/>
+        <w:rPr/>
       </w:pPr>
       <w:r>
-        <w:rPr>
-          <w:b w:val="0"/>
-        </w:rPr>
         <w:br w:type="column"/>
       </w:r>
       <w:r>
@@ -3692,14 +3755,14 @@
           <w:spacing w:val="-8"/>
           <w:w w:val="105"/>
         </w:rPr>
-        <w:t> </w:t>
+        <w:t xml:space="preserve"> </w:t>
       </w:r>
       <w:r>
         <w:rPr>
           <w:spacing w:val="-2"/>
           <w:w w:val="105"/>
         </w:rPr>
-        <w:t>Form </w:t>
+        <w:t xml:space="preserve">Form </w:t>
       </w:r>
       <w:r>
         <w:rPr>
@@ -3711,60 +3774,65 @@
     </w:p>
     <w:p>
       <w:pPr>
-        <w:pStyle w:val="Title"/>
-        <w:spacing w:after="0"/>
         <w:sectPr>
-          <w:type w:val="continuous"/>
-          <w:pgSz w:w="12240" w:h="15840"/>
-          <w:pgMar w:top="420" w:bottom="280" w:left="720" w:right="720"/>
-          <w:cols w:num="2" w:equalWidth="0">
-            <w:col w:w="7110" w:space="40"/>
-            <w:col w:w="3650"/>
+          <w:type w:val="nextPage"/>
+          <w:pgSz w:w="11906" w:h="16838"/>
+          <w:pgMar w:left="720" w:right="720" w:gutter="0" w:header="0" w:top="420" w:footer="0" w:bottom="280"/>
+          <w:pgNumType w:fmt="decimal"/>
+          <w:cols w:num="2" w:equalWidth="false" w:sep="false">
+            <w:col w:w="6889" w:space="40"/>
+            <w:col w:w="3536"/>
           </w:cols>
+          <w:formProt w:val="false"/>
+          <w:textDirection w:val="lrTb"/>
+          <w:docGrid w:type="default" w:linePitch="600" w:charSpace="36864"/>
         </w:sectPr>
       </w:pPr>
     </w:p>
     <w:p>
       <w:pPr>
-        <w:spacing w:line="240" w:lineRule="auto" w:before="8" w:after="1"/>
+        <w:pStyle w:val="Normal"/>
+        <w:spacing w:lineRule="auto" w:line="240" w:before="8" w:after="1"/>
         <w:rPr>
           <w:b/>
           <w:sz w:val="13"/>
         </w:rPr>
       </w:pPr>
+      <w:r>
+        <w:rPr>
+          <w:b/>
+          <w:sz w:val="13"/>
+        </w:rPr>
+      </w:r>
     </w:p>
     <w:p>
       <w:pPr>
-        <w:spacing w:line="20" w:lineRule="exact"/>
-        <w:ind w:left="4425" w:right="0" w:firstLine="0"/>
+        <w:pStyle w:val="Normal"/>
+        <w:spacing w:lineRule="exact" w:line="20"/>
+        <w:ind w:hanging="0" w:start="4425" w:end="0"/>
         <w:rPr>
           <w:sz w:val="2"/>
         </w:rPr>
       </w:pPr>
       <w:r>
-        <w:rPr>
-          <w:sz w:val="2"/>
-        </w:rPr>
+        <w:rPr/>
         <mc:AlternateContent>
-          <mc:Choice Requires="wps">
+          <mc:Choice Requires="wpg">
             <w:drawing>
               <wp:inline distT="0" distB="0" distL="0" distR="0">
                 <wp:extent cx="1424305" cy="5080"/>
                 <wp:effectExtent l="9525" t="0" r="0" b="4445"/>
                 <wp:docPr id="15" name="Group 15"/>
-                <wp:cNvGraphicFramePr>
-                  <a:graphicFrameLocks/>
-                </wp:cNvGraphicFramePr>
-                <a:graphic>
+                <a:graphic xmlns:a="http://schemas.openxmlformats.org/drawingml/2006/main">
                   <a:graphicData uri="http://schemas.microsoft.com/office/word/2010/wordprocessingGroup">
                     <wpg:wgp>
-                      <wpg:cNvPr id="15" name="Group 15"/>
                       <wpg:cNvGrpSpPr/>
                       <wpg:grpSpPr>
                         <a:xfrm>
                           <a:off x="0" y="0"/>
-                          <a:ext cx="1424305" cy="5080"/>
-                          <a:chExt cx="1424305" cy="5080"/>
+                          <a:ext cx="1424160" cy="5040"/>
+                          <a:chOff x="0" y="0"/>
+                          <a:chExt cx="1424160" cy="5040"/>
                         </a:xfrm>
                       </wpg:grpSpPr>
                       <wps:wsp>
@@ -3772,15 +3840,20 @@
                         <wps:cNvSpPr/>
                         <wps:spPr>
                           <a:xfrm>
-                            <a:off x="0" y="2406"/>
-                            <a:ext cx="1424305" cy="1270"/>
+                            <a:off x="0" y="0"/>
+                            <a:ext cx="1424160" cy="5040"/>
                           </a:xfrm>
                           <a:custGeom>
                             <a:avLst/>
-                            <a:gdLst/>
+                            <a:gdLst>
+                              <a:gd name="textAreaLeft" fmla="*/ 0 w 807480"/>
+                              <a:gd name="textAreaRight" fmla="*/ 807840 w 807480"/>
+                              <a:gd name="textAreaTop" fmla="*/ 0 h 2880"/>
+                              <a:gd name="textAreaBottom" fmla="*/ 3240 h 2880"/>
+                            </a:gdLst>
                             <a:ahLst/>
                             <a:cxnLst/>
-                            <a:rect l="l" t="t" r="r" b="b"/>
+                            <a:rect l="textAreaLeft" t="textAreaTop" r="textAreaRight" b="textAreaBottom"/>
                             <a:pathLst>
                               <a:path w="1424305" h="0">
                                 <a:moveTo>
@@ -3792,19 +3865,21 @@
                               </a:path>
                             </a:pathLst>
                           </a:custGeom>
-                          <a:ln w="4812">
+                          <a:noFill/>
+                          <a:ln w="4320">
                             <a:solidFill>
                               <a:srgbClr val="000000"/>
                             </a:solidFill>
-                            <a:prstDash val="solid"/>
+                            <a:round/>
                           </a:ln>
                         </wps:spPr>
-                        <wps:bodyPr wrap="square" lIns="0" tIns="0" rIns="0" bIns="0" rtlCol="0">
-                          <a:prstTxWarp prst="textNoShape">
-                            <a:avLst/>
-                          </a:prstTxWarp>
-                          <a:noAutofit/>
-                        </wps:bodyPr>
+                        <wps:style>
+                          <a:lnRef idx="0"/>
+                          <a:fillRef idx="0"/>
+                          <a:effectRef idx="0"/>
+                          <a:fontRef idx="minor"/>
+                        </wps:style>
+                        <wps:bodyPr/>
                       </wps:wsp>
                     </wpg:wgp>
                   </a:graphicData>
@@ -3814,66 +3889,60 @@
           </mc:Choice>
           <mc:Fallback>
             <w:pict>
-              <v:group style="width:112.15pt;height:.4pt;mso-position-horizontal-relative:char;mso-position-vertical-relative:line" id="docshapegroup10" coordorigin="0,0" coordsize="2243,8">
-                <v:line style="position:absolute" from="0,4" to="2242,4" stroked="true" strokeweight=".378907pt" strokecolor="#000000">
-                  <v:stroke dashstyle="solid"/>
-                </v:line>
-              </v:group>
+              <v:group id="shape_0" alt="Group 15" style="position:absolute;margin-left:0pt;margin-top:-0.8pt;width:112.15pt;height:0.4pt" coordorigin="0,-16" coordsize="2243,8"/>
             </w:pict>
           </mc:Fallback>
         </mc:AlternateContent>
-      </w:r>
-      <w:r>
-        <w:rPr>
-          <w:sz w:val="2"/>
-        </w:rPr>
       </w:r>
     </w:p>
     <w:p>
       <w:pPr>
         <w:pStyle w:val="BodyText"/>
-        <w:ind w:left="290"/>
+        <w:ind w:start="290" w:end="0"/>
         <w:jc w:val="center"/>
+        <w:rPr/>
       </w:pPr>
       <w:r>
-        <w:rPr/>
         <w:drawing>
-          <wp:anchor distT="0" distB="0" distL="0" distR="0" allowOverlap="1" layoutInCell="1" locked="0" behindDoc="0" simplePos="0" relativeHeight="15730176">
+          <wp:anchor distT="0" distB="0" distL="0" distR="0" simplePos="0" relativeHeight="5" behindDoc="0" locked="0" layoutInCell="0" allowOverlap="1">
             <wp:simplePos x="0" y="0"/>
             <wp:positionH relativeFrom="page">
-              <wp:posOffset>5231393</wp:posOffset>
+              <wp:posOffset>5231765</wp:posOffset>
             </wp:positionH>
             <wp:positionV relativeFrom="paragraph">
-              <wp:posOffset>-624168</wp:posOffset>
+              <wp:posOffset>-624205</wp:posOffset>
             </wp:positionV>
-            <wp:extent cx="517119" cy="517119"/>
+            <wp:extent cx="516890" cy="516890"/>
             <wp:effectExtent l="0" t="0" r="0" b="0"/>
             <wp:wrapNone/>
             <wp:docPr id="17" name="Image 17"/>
             <wp:cNvGraphicFramePr>
-              <a:graphicFrameLocks/>
+              <a:graphicFrameLocks xmlns:a="http://schemas.openxmlformats.org/drawingml/2006/main" noChangeAspect="1"/>
             </wp:cNvGraphicFramePr>
-            <a:graphic>
+            <a:graphic xmlns:a="http://schemas.openxmlformats.org/drawingml/2006/main">
               <a:graphicData uri="http://schemas.openxmlformats.org/drawingml/2006/picture">
-                <pic:pic>
+                <pic:pic xmlns:pic="http://schemas.openxmlformats.org/drawingml/2006/picture">
                   <pic:nvPicPr>
                     <pic:cNvPr id="17" name="Image 17"/>
-                    <pic:cNvPicPr/>
+                    <pic:cNvPicPr>
+                      <a:picLocks noChangeAspect="1" noChangeArrowheads="1"/>
+                    </pic:cNvPicPr>
                   </pic:nvPicPr>
                   <pic:blipFill>
-                    <a:blip r:embed="rId8" cstate="print"/>
+                    <a:blip r:embed="rId8"/>
                     <a:stretch>
                       <a:fillRect/>
                     </a:stretch>
                   </pic:blipFill>
-                  <pic:spPr>
+                  <pic:spPr bwMode="auto">
                     <a:xfrm>
                       <a:off x="0" y="0"/>
-                      <a:ext cx="517119" cy="517119"/>
+                      <a:ext cx="516890" cy="516890"/>
                     </a:xfrm>
                     <a:prstGeom prst="rect">
                       <a:avLst/>
                     </a:prstGeom>
+                    <a:noFill/>
                   </pic:spPr>
                 </pic:pic>
               </a:graphicData>
@@ -3891,8 +3960,9 @@
     <w:p>
       <w:pPr>
         <w:pStyle w:val="BodyText"/>
-        <w:ind w:left="290" w:right="1"/>
+        <w:ind w:start="290" w:end="1"/>
         <w:jc w:val="center"/>
+        <w:rPr/>
       </w:pPr>
       <w:r>
         <w:rPr/>
@@ -3902,7 +3972,7 @@
         <w:rPr>
           <w:spacing w:val="6"/>
         </w:rPr>
-        <w:t> </w:t>
+        <w:t xml:space="preserve"> </w:t>
       </w:r>
       <w:r>
         <w:rPr/>
@@ -3912,7 +3982,7 @@
         <w:rPr>
           <w:spacing w:val="13"/>
         </w:rPr>
-        <w:t> </w:t>
+        <w:t xml:space="preserve"> </w:t>
       </w:r>
       <w:r>
         <w:rPr/>
@@ -3922,7 +3992,7 @@
         <w:rPr>
           <w:spacing w:val="18"/>
         </w:rPr>
-        <w:t> </w:t>
+        <w:t xml:space="preserve"> </w:t>
       </w:r>
       <w:r>
         <w:rPr/>
@@ -3932,7 +4002,7 @@
         <w:rPr>
           <w:spacing w:val="15"/>
         </w:rPr>
-        <w:t> </w:t>
+        <w:t xml:space="preserve"> </w:t>
       </w:r>
       <w:r>
         <w:rPr/>
@@ -3942,7 +4012,7 @@
         <w:rPr>
           <w:spacing w:val="14"/>
         </w:rPr>
-        <w:t> </w:t>
+        <w:t xml:space="preserve"> </w:t>
       </w:r>
       <w:r>
         <w:rPr>
@@ -3953,18 +4023,19 @@
     </w:p>
     <w:p>
       <w:pPr>
-        <w:spacing w:before="0"/>
-        <w:ind w:left="290" w:right="0" w:firstLine="0"/>
+        <w:pStyle w:val="Normal"/>
+        <w:spacing w:before="0" w:after="0"/>
+        <w:ind w:hanging="0" w:start="290" w:end="0"/>
         <w:jc w:val="center"/>
         <w:rPr>
-          <w:rFonts w:ascii="Trebuchet MS"/>
+          <w:rFonts w:ascii="Trebuchet MS" w:hAnsi="Trebuchet MS"/>
           <w:b/>
           <w:sz w:val="13"/>
         </w:rPr>
       </w:pPr>
       <w:r>
         <w:rPr>
-          <w:rFonts w:ascii="Trebuchet MS"/>
+          <w:rFonts w:ascii="Trebuchet MS" w:hAnsi="Trebuchet MS"/>
           <w:b/>
           <w:spacing w:val="-4"/>
           <w:sz w:val="13"/>
@@ -3973,16 +4044,16 @@
       </w:r>
       <w:r>
         <w:rPr>
-          <w:rFonts w:ascii="Trebuchet MS"/>
+          <w:rFonts w:ascii="Trebuchet MS" w:hAnsi="Trebuchet MS"/>
           <w:b/>
           <w:spacing w:val="-6"/>
           <w:sz w:val="13"/>
         </w:rPr>
-        <w:t> </w:t>
+        <w:t xml:space="preserve"> </w:t>
       </w:r>
       <w:r>
         <w:rPr>
-          <w:rFonts w:ascii="Trebuchet MS"/>
+          <w:rFonts w:ascii="Trebuchet MS" w:hAnsi="Trebuchet MS"/>
           <w:b/>
           <w:spacing w:val="-4"/>
           <w:sz w:val="13"/>
@@ -3991,16 +4062,16 @@
       </w:r>
       <w:r>
         <w:rPr>
-          <w:rFonts w:ascii="Trebuchet MS"/>
+          <w:rFonts w:ascii="Trebuchet MS" w:hAnsi="Trebuchet MS"/>
           <w:b/>
           <w:spacing w:val="-6"/>
           <w:sz w:val="13"/>
         </w:rPr>
-        <w:t> </w:t>
+        <w:t xml:space="preserve"> </w:t>
       </w:r>
       <w:r>
         <w:rPr>
-          <w:rFonts w:ascii="Trebuchet MS"/>
+          <w:rFonts w:ascii="Trebuchet MS" w:hAnsi="Trebuchet MS"/>
           <w:b/>
           <w:spacing w:val="-4"/>
           <w:sz w:val="13"/>
@@ -4009,16 +4080,16 @@
       </w:r>
       <w:r>
         <w:rPr>
-          <w:rFonts w:ascii="Trebuchet MS"/>
+          <w:rFonts w:ascii="Trebuchet MS" w:hAnsi="Trebuchet MS"/>
           <w:b/>
           <w:spacing w:val="-6"/>
           <w:sz w:val="13"/>
         </w:rPr>
-        <w:t> </w:t>
+        <w:t xml:space="preserve"> </w:t>
       </w:r>
       <w:r>
         <w:rPr>
-          <w:rFonts w:ascii="Trebuchet MS"/>
+          <w:rFonts w:ascii="Trebuchet MS" w:hAnsi="Trebuchet MS"/>
           <w:b/>
           <w:spacing w:val="-4"/>
           <w:sz w:val="13"/>
@@ -4027,16 +4098,16 @@
       </w:r>
       <w:r>
         <w:rPr>
-          <w:rFonts w:ascii="Trebuchet MS"/>
+          <w:rFonts w:ascii="Trebuchet MS" w:hAnsi="Trebuchet MS"/>
           <w:b/>
           <w:spacing w:val="3"/>
           <w:sz w:val="13"/>
         </w:rPr>
-        <w:t> </w:t>
+        <w:t xml:space="preserve"> </w:t>
       </w:r>
       <w:r>
         <w:rPr>
-          <w:rFonts w:ascii="Trebuchet MS"/>
+          <w:rFonts w:ascii="Trebuchet MS" w:hAnsi="Trebuchet MS"/>
           <w:b/>
           <w:spacing w:val="-4"/>
           <w:sz w:val="13"/>
@@ -4046,24 +4117,26 @@
     </w:p>
     <w:p>
       <w:pPr>
+        <w:pStyle w:val="Normal"/>
         <w:tabs>
-          <w:tab w:pos="7583" w:val="left" w:leader="none"/>
-          <w:tab w:pos="10232" w:val="left" w:leader="none"/>
+          <w:tab w:val="clear" w:pos="720"/>
+          <w:tab w:val="left" w:pos="7583" w:leader="none"/>
+          <w:tab w:val="left" w:pos="10232" w:leader="none"/>
         </w:tabs>
-        <w:spacing w:before="119"/>
-        <w:ind w:left="4468" w:right="0" w:firstLine="0"/>
-        <w:jc w:val="left"/>
+        <w:spacing w:before="119" w:after="0"/>
+        <w:ind w:hanging="0" w:start="4468" w:end="0"/>
+        <w:jc w:val="start"/>
         <w:rPr>
           <w:b/>
-          <w:position w:val="-5"/>
           <w:sz w:val="17"/>
         </w:rPr>
       </w:pPr>
       <w:r>
         <w:rPr>
-          <w:rFonts w:ascii="Trebuchet MS"/>
+          <w:rFonts w:ascii="Trebuchet MS" w:hAnsi="Trebuchet MS"/>
           <w:b/>
           <w:spacing w:val="4"/>
+          <w:position w:val="-5"/>
           <w:sz w:val="22"/>
           <w:u w:val="single"/>
         </w:rPr>
@@ -4071,17 +4144,17 @@
       </w:r>
       <w:r>
         <w:rPr>
-          <w:rFonts w:ascii="Trebuchet MS"/>
+          <w:rFonts w:ascii="Trebuchet MS" w:hAnsi="Trebuchet MS"/>
           <w:b/>
           <w:spacing w:val="44"/>
           <w:sz w:val="22"/>
           <w:u w:val="single"/>
         </w:rPr>
-        <w:t> </w:t>
+        <w:t xml:space="preserve"> </w:t>
       </w:r>
       <w:r>
         <w:rPr>
-          <w:rFonts w:ascii="Trebuchet MS"/>
+          <w:rFonts w:ascii="Trebuchet MS" w:hAnsi="Trebuchet MS"/>
           <w:b/>
           <w:spacing w:val="-4"/>
           <w:sz w:val="22"/>
@@ -4091,7 +4164,7 @@
       </w:r>
       <w:r>
         <w:rPr>
-          <w:rFonts w:ascii="Trebuchet MS"/>
+          <w:rFonts w:ascii="Trebuchet MS" w:hAnsi="Trebuchet MS"/>
           <w:b/>
           <w:sz w:val="22"/>
         </w:rPr>
@@ -4104,7 +4177,7 @@
           <w:position w:val="-5"/>
           <w:sz w:val="17"/>
         </w:rPr>
-        <w:t>Control </w:t>
+        <w:t xml:space="preserve">Control </w:t>
       </w:r>
       <w:r>
         <w:rPr>
@@ -4121,7 +4194,7 @@
           <w:position w:val="-5"/>
           <w:sz w:val="17"/>
         </w:rPr>
-        <w:t> </w:t>
+        <w:t xml:space="preserve"> </w:t>
       </w:r>
       <w:r>
         <w:rPr>
@@ -4135,50 +4208,49 @@
     </w:p>
     <w:p>
       <w:pPr>
-        <w:spacing w:line="240" w:lineRule="auto" w:before="10" w:after="1"/>
+        <w:pStyle w:val="Normal"/>
+        <w:spacing w:lineRule="auto" w:line="240" w:before="10" w:after="1"/>
         <w:rPr>
           <w:b/>
           <w:sz w:val="7"/>
         </w:rPr>
       </w:pPr>
+      <w:r>
+        <w:rPr>
+          <w:b/>
+          <w:sz w:val="7"/>
+        </w:rPr>
+      </w:r>
     </w:p>
     <w:tbl>
       <w:tblPr>
-        <w:tblW w:w="0" w:type="auto"/>
-        <w:jc w:val="left"/>
+        <w:tblW w:w="10151" w:type="dxa"/>
+        <w:jc w:val="start"/>
         <w:tblInd w:w="307" w:type="dxa"/>
-        <w:tblBorders>
-          <w:top w:val="single" w:sz="4" w:space="0" w:color="000000"/>
-          <w:left w:val="single" w:sz="4" w:space="0" w:color="000000"/>
-          <w:bottom w:val="single" w:sz="4" w:space="0" w:color="000000"/>
-          <w:right w:val="single" w:sz="4" w:space="0" w:color="000000"/>
-          <w:insideH w:val="single" w:sz="4" w:space="0" w:color="000000"/>
-          <w:insideV w:val="single" w:sz="4" w:space="0" w:color="000000"/>
-        </w:tblBorders>
         <w:tblLayout w:type="fixed"/>
         <w:tblCellMar>
           <w:top w:w="0" w:type="dxa"/>
-          <w:left w:w="0" w:type="dxa"/>
+          <w:start w:w="5" w:type="dxa"/>
           <w:bottom w:w="0" w:type="dxa"/>
-          <w:right w:w="0" w:type="dxa"/>
+          <w:end w:w="5" w:type="dxa"/>
         </w:tblCellMar>
-        <w:tblLook w:val="01E0"/>
+        <w:tblLook w:val="01e0"/>
       </w:tblPr>
       <w:tblGrid>
         <w:gridCol w:w="1358"/>
-        <w:gridCol w:w="1860"/>
+        <w:gridCol w:w="1859"/>
         <w:gridCol w:w="252"/>
-        <w:gridCol w:w="509"/>
-        <w:gridCol w:w="845"/>
+        <w:gridCol w:w="510"/>
+        <w:gridCol w:w="844"/>
         <w:gridCol w:w="259"/>
-        <w:gridCol w:w="165"/>
+        <w:gridCol w:w="166"/>
         <w:gridCol w:w="424"/>
-        <w:gridCol w:w="86"/>
-        <w:gridCol w:w="165"/>
-        <w:gridCol w:w="1187"/>
-        <w:gridCol w:w="249"/>
-        <w:gridCol w:w="676"/>
-        <w:gridCol w:w="254"/>
+        <w:gridCol w:w="85"/>
+        <w:gridCol w:w="166"/>
+        <w:gridCol w:w="1186"/>
+        <w:gridCol w:w="250"/>
+        <w:gridCol w:w="675"/>
+        <w:gridCol w:w="255"/>
         <w:gridCol w:w="1862"/>
       </w:tblGrid>
       <w:tr>
@@ -4187,18 +4259,25 @@
         </w:trPr>
         <w:tc>
           <w:tcPr>
-            <w:tcW w:w="4824" w:type="dxa"/>
+            <w:tcW w:w="4823" w:type="dxa"/>
             <w:gridSpan w:val="5"/>
+            <w:tcBorders>
+              <w:top w:val="single" w:sz="4" w:space="0" w:color="000000"/>
+              <w:start w:val="single" w:sz="4" w:space="0" w:color="000000"/>
+              <w:bottom w:val="single" w:sz="4" w:space="0" w:color="000000"/>
+              <w:end w:val="single" w:sz="4" w:space="0" w:color="000000"/>
+            </w:tcBorders>
           </w:tcPr>
           <w:p>
             <w:pPr>
               <w:pStyle w:val="TableParagraph"/>
               <w:tabs>
-                <w:tab w:pos="1559" w:val="left" w:leader="none"/>
-                <w:tab w:pos="3114" w:val="left" w:leader="none"/>
+                <w:tab w:val="clear" w:pos="720"/>
+                <w:tab w:val="left" w:pos="1559" w:leader="none"/>
+                <w:tab w:val="left" w:pos="3114" w:leader="none"/>
               </w:tabs>
-              <w:spacing w:line="224" w:lineRule="exact"/>
-              <w:ind w:left="105"/>
+              <w:spacing w:lineRule="exact" w:line="224"/>
+              <w:ind w:start="105" w:end="0"/>
               <w:rPr>
                 <w:b/>
                 <w:sz w:val="19"/>
@@ -4233,7 +4312,7 @@
                 <w:spacing w:val="-6"/>
                 <w:sz w:val="19"/>
               </w:rPr>
-              <w:t> </w:t>
+              <w:t xml:space="preserve"> </w:t>
             </w:r>
             <w:r>
               <w:rPr>
@@ -4264,7 +4343,7 @@
                 <w:spacing w:val="-5"/>
                 <w:sz w:val="19"/>
               </w:rPr>
-              <w:t> </w:t>
+              <w:t xml:space="preserve"> </w:t>
             </w:r>
             <w:r>
               <w:rPr>
@@ -4280,12 +4359,18 @@
           <w:tcPr>
             <w:tcW w:w="3211" w:type="dxa"/>
             <w:gridSpan w:val="8"/>
+            <w:tcBorders>
+              <w:top w:val="single" w:sz="4" w:space="0" w:color="000000"/>
+              <w:start w:val="single" w:sz="4" w:space="0" w:color="000000"/>
+              <w:bottom w:val="single" w:sz="4" w:space="0" w:color="000000"/>
+              <w:end w:val="single" w:sz="4" w:space="0" w:color="000000"/>
+            </w:tcBorders>
           </w:tcPr>
           <w:p>
             <w:pPr>
               <w:pStyle w:val="TableParagraph"/>
-              <w:spacing w:line="224" w:lineRule="exact"/>
-              <w:ind w:left="105"/>
+              <w:spacing w:lineRule="exact" w:line="224"/>
+              <w:ind w:start="105" w:end="0"/>
               <w:rPr>
                 <w:b/>
                 <w:sz w:val="19"/>
@@ -4304,7 +4389,7 @@
                 <w:spacing w:val="-10"/>
                 <w:sz w:val="19"/>
               </w:rPr>
-              <w:t> </w:t>
+              <w:t xml:space="preserve"> </w:t>
             </w:r>
             <w:r>
               <w:rPr>
@@ -4318,9 +4403,15 @@
         </w:tc>
         <w:tc>
           <w:tcPr>
-            <w:tcW w:w="2116" w:type="dxa"/>
+            <w:tcW w:w="2117" w:type="dxa"/>
             <w:gridSpan w:val="2"/>
             <w:vMerge w:val="restart"/>
+            <w:tcBorders>
+              <w:top w:val="single" w:sz="4" w:space="0" w:color="000000"/>
+              <w:start w:val="single" w:sz="4" w:space="0" w:color="000000"/>
+              <w:bottom w:val="single" w:sz="4" w:space="0" w:color="000000"/>
+              <w:end w:val="single" w:sz="4" w:space="0" w:color="000000"/>
+            </w:tcBorders>
           </w:tcPr>
           <w:p>
             <w:pPr>
@@ -4330,6 +4421,12 @@
                 <w:sz w:val="19"/>
               </w:rPr>
             </w:pPr>
+            <w:r>
+              <w:rPr>
+                <w:b/>
+                <w:sz w:val="19"/>
+              </w:rPr>
+            </w:r>
           </w:p>
           <w:p>
             <w:pPr>
@@ -4339,22 +4436,34 @@
                 <w:sz w:val="19"/>
               </w:rPr>
             </w:pPr>
+            <w:r>
+              <w:rPr>
+                <w:b/>
+                <w:sz w:val="19"/>
+              </w:rPr>
+            </w:r>
           </w:p>
           <w:p>
             <w:pPr>
               <w:pStyle w:val="TableParagraph"/>
-              <w:spacing w:before="111"/>
+              <w:spacing w:before="111" w:after="0"/>
               <w:rPr>
                 <w:b/>
                 <w:sz w:val="19"/>
               </w:rPr>
             </w:pPr>
+            <w:r>
+              <w:rPr>
+                <w:b/>
+                <w:sz w:val="19"/>
+              </w:rPr>
+            </w:r>
           </w:p>
           <w:p>
             <w:pPr>
               <w:pStyle w:val="TableParagraph"/>
-              <w:spacing w:before="1"/>
-              <w:ind w:left="432" w:right="252" w:hanging="164"/>
+              <w:spacing w:before="1" w:after="0"/>
+              <w:ind w:hanging="164" w:start="432" w:end="252"/>
               <w:rPr>
                 <w:sz w:val="19"/>
               </w:rPr>
@@ -4371,7 +4480,7 @@
                 <w:spacing w:val="-8"/>
                 <w:sz w:val="19"/>
               </w:rPr>
-              <w:t> </w:t>
+              <w:t xml:space="preserve"> </w:t>
             </w:r>
             <w:r>
               <w:rPr>
@@ -4385,14 +4494,14 @@
                 <w:spacing w:val="-9"/>
                 <w:sz w:val="19"/>
               </w:rPr>
-              <w:t> </w:t>
+              <w:t xml:space="preserve"> </w:t>
             </w:r>
             <w:r>
               <w:rPr>
                 <w:spacing w:val="-2"/>
                 <w:sz w:val="19"/>
               </w:rPr>
-              <w:t>Picture </w:t>
+              <w:t xml:space="preserve">Picture </w:t>
             </w:r>
             <w:r>
               <w:rPr>
@@ -4409,20 +4518,24 @@
         </w:trPr>
         <w:tc>
           <w:tcPr>
-            <w:tcW w:w="3218" w:type="dxa"/>
+            <w:tcW w:w="3217" w:type="dxa"/>
             <w:gridSpan w:val="2"/>
             <w:tcBorders>
-              <w:right w:val="single" w:sz="2" w:space="0" w:color="000000"/>
+              <w:top w:val="single" w:sz="4" w:space="0" w:color="000000"/>
+              <w:start w:val="single" w:sz="4" w:space="0" w:color="000000"/>
+              <w:bottom w:val="single" w:sz="4" w:space="0" w:color="000000"/>
+              <w:end w:val="single" w:sz="2" w:space="0" w:color="000000"/>
             </w:tcBorders>
           </w:tcPr>
           <w:p>
             <w:pPr>
               <w:pStyle w:val="TableParagraph"/>
               <w:tabs>
-                <w:tab w:pos="1564" w:val="left" w:leader="none"/>
+                <w:tab w:val="clear" w:pos="720"/>
+                <w:tab w:val="left" w:pos="1564" w:leader="none"/>
               </w:tabs>
-              <w:spacing w:line="224" w:lineRule="exact"/>
-              <w:ind w:left="105"/>
+              <w:spacing w:lineRule="exact" w:line="224"/>
+              <w:ind w:start="105" w:end="0"/>
               <w:rPr>
                 <w:b/>
                 <w:sz w:val="19"/>
@@ -4441,7 +4554,7 @@
                 <w:spacing w:val="-6"/>
                 <w:sz w:val="19"/>
               </w:rPr>
-              <w:t> </w:t>
+              <w:t xml:space="preserve"> </w:t>
             </w:r>
             <w:r>
               <w:rPr>
@@ -4456,7 +4569,7 @@
                 <w:spacing w:val="-5"/>
                 <w:sz w:val="19"/>
               </w:rPr>
-              <w:t> </w:t>
+              <w:t xml:space="preserve"> </w:t>
             </w:r>
             <w:r>
               <w:rPr>
@@ -4485,18 +4598,20 @@
         </w:tc>
         <w:tc>
           <w:tcPr>
-            <w:tcW w:w="2705" w:type="dxa"/>
+            <w:tcW w:w="2706" w:type="dxa"/>
             <w:gridSpan w:val="8"/>
             <w:tcBorders>
-              <w:left w:val="single" w:sz="2" w:space="0" w:color="000000"/>
-              <w:right w:val="single" w:sz="2" w:space="0" w:color="000000"/>
+              <w:top w:val="single" w:sz="4" w:space="0" w:color="000000"/>
+              <w:start w:val="single" w:sz="2" w:space="0" w:color="000000"/>
+              <w:bottom w:val="single" w:sz="4" w:space="0" w:color="000000"/>
+              <w:end w:val="single" w:sz="2" w:space="0" w:color="000000"/>
             </w:tcBorders>
           </w:tcPr>
           <w:p>
             <w:pPr>
               <w:pStyle w:val="TableParagraph"/>
-              <w:spacing w:line="224" w:lineRule="exact"/>
-              <w:ind w:left="144"/>
+              <w:spacing w:lineRule="exact" w:line="224"/>
+              <w:ind w:start="144" w:end="0"/>
               <w:rPr>
                 <w:b/>
                 <w:sz w:val="19"/>
@@ -4515,7 +4630,7 @@
                 <w:spacing w:val="-7"/>
                 <w:sz w:val="19"/>
               </w:rPr>
-              <w:t> </w:t>
+              <w:t xml:space="preserve"> </w:t>
             </w:r>
             <w:r>
               <w:rPr>
@@ -4530,7 +4645,7 @@
                 <w:spacing w:val="-11"/>
                 <w:sz w:val="19"/>
               </w:rPr>
-              <w:t> </w:t>
+              <w:t xml:space="preserve"> </w:t>
             </w:r>
             <w:r>
               <w:rPr>
@@ -4544,17 +4659,20 @@
         </w:tc>
         <w:tc>
           <w:tcPr>
-            <w:tcW w:w="2112" w:type="dxa"/>
+            <w:tcW w:w="2111" w:type="dxa"/>
             <w:gridSpan w:val="3"/>
             <w:tcBorders>
-              <w:left w:val="single" w:sz="2" w:space="0" w:color="000000"/>
+              <w:top w:val="single" w:sz="4" w:space="0" w:color="000000"/>
+              <w:start w:val="single" w:sz="2" w:space="0" w:color="000000"/>
+              <w:bottom w:val="single" w:sz="4" w:space="0" w:color="000000"/>
+              <w:end w:val="single" w:sz="4" w:space="0" w:color="000000"/>
             </w:tcBorders>
           </w:tcPr>
           <w:p>
             <w:pPr>
               <w:pStyle w:val="TableParagraph"/>
-              <w:spacing w:line="224" w:lineRule="exact"/>
-              <w:ind w:left="146"/>
+              <w:spacing w:lineRule="exact" w:line="224"/>
+              <w:ind w:start="146" w:end="0"/>
               <w:rPr>
                 <w:b/>
                 <w:sz w:val="19"/>
@@ -4572,20 +4690,29 @@
         </w:tc>
         <w:tc>
           <w:tcPr>
-            <w:tcW w:w="2116" w:type="dxa"/>
+            <w:tcW w:w="2117" w:type="dxa"/>
             <w:gridSpan w:val="2"/>
-            <w:vMerge/>
+            <w:vMerge w:val="continue"/>
             <w:tcBorders>
-              <w:top w:val="nil"/>
+              <w:start w:val="single" w:sz="4" w:space="0" w:color="000000"/>
+              <w:bottom w:val="single" w:sz="4" w:space="0" w:color="000000"/>
+              <w:end w:val="single" w:sz="4" w:space="0" w:color="000000"/>
             </w:tcBorders>
           </w:tcPr>
           <w:p>
             <w:pPr>
+              <w:pStyle w:val="Normal"/>
               <w:rPr>
                 <w:sz w:val="2"/>
                 <w:szCs w:val="2"/>
               </w:rPr>
             </w:pPr>
+            <w:r>
+              <w:rPr>
+                <w:sz w:val="2"/>
+                <w:szCs w:val="2"/>
+              </w:rPr>
+            </w:r>
           </w:p>
         </w:tc>
       </w:tr>
@@ -4595,73 +4722,74 @@
         </w:trPr>
         <w:tc>
           <w:tcPr>
-            <w:tcW w:w="3470" w:type="dxa"/>
+            <w:tcW w:w="3469" w:type="dxa"/>
             <w:gridSpan w:val="3"/>
+            <w:tcBorders>
+              <w:top w:val="single" w:sz="4" w:space="0" w:color="000000"/>
+              <w:start w:val="single" w:sz="4" w:space="0" w:color="000000"/>
+              <w:bottom w:val="single" w:sz="4" w:space="0" w:color="000000"/>
+              <w:end w:val="single" w:sz="4" w:space="0" w:color="000000"/>
+            </w:tcBorders>
           </w:tcPr>
           <w:p>
             <w:pPr>
               <w:pStyle w:val="TableParagraph"/>
-              <w:spacing w:line="224" w:lineRule="exact"/>
-              <w:ind w:left="105"/>
+              <w:spacing w:lineRule="exact" w:line="224"/>
+              <w:ind w:start="105" w:end="0"/>
               <w:rPr>
                 <w:b/>
                 <w:sz w:val="19"/>
               </w:rPr>
             </w:pPr>
             <w:r>
-              <w:rPr>
-                <w:b/>
-                <w:sz w:val="19"/>
-              </w:rPr>
               <mc:AlternateContent>
-                <mc:Choice Requires="wps">
+                <mc:Choice Requires="wpg">
                   <w:drawing>
-                    <wp:anchor distT="0" distB="0" distL="0" distR="0" allowOverlap="1" layoutInCell="1" locked="0" behindDoc="1" simplePos="0" relativeHeight="487447552">
+                    <wp:anchor distT="0" distB="0" distL="0" distR="0" simplePos="0" relativeHeight="4" behindDoc="1" locked="0" layoutInCell="1" allowOverlap="1">
                       <wp:simplePos x="0" y="0"/>
                       <wp:positionH relativeFrom="column">
-                        <wp:posOffset>539495</wp:posOffset>
+                        <wp:posOffset>539750</wp:posOffset>
                       </wp:positionH>
                       <wp:positionV relativeFrom="paragraph">
-                        <wp:posOffset>79121</wp:posOffset>
+                        <wp:posOffset>79375</wp:posOffset>
                       </wp:positionV>
                       <wp:extent cx="5394960" cy="5450205"/>
                       <wp:effectExtent l="0" t="0" r="0" b="0"/>
                       <wp:wrapNone/>
                       <wp:docPr id="18" name="Group 18"/>
-                      <wp:cNvGraphicFramePr>
-                        <a:graphicFrameLocks/>
-                      </wp:cNvGraphicFramePr>
-                      <a:graphic>
+                      <a:graphic xmlns:a="http://schemas.openxmlformats.org/drawingml/2006/main">
                         <a:graphicData uri="http://schemas.microsoft.com/office/word/2010/wordprocessingGroup">
                           <wpg:wgp>
-                            <wpg:cNvPr id="18" name="Group 18"/>
                             <wpg:cNvGrpSpPr/>
                             <wpg:grpSpPr>
                               <a:xfrm>
                                 <a:off x="0" y="0"/>
-                                <a:ext cx="5394960" cy="5450205"/>
-                                <a:chExt cx="5394960" cy="5450205"/>
+                                <a:ext cx="5394960" cy="5450040"/>
+                                <a:chOff x="0" y="0"/>
+                                <a:chExt cx="5394960" cy="5450040"/>
                               </a:xfrm>
                             </wpg:grpSpPr>
-                            <pic:pic>
+                            <pic:pic xmlns:pic="http://schemas.openxmlformats.org/drawingml/2006/picture">
                               <pic:nvPicPr>
                                 <pic:cNvPr id="19" name="Image 19"/>
                                 <pic:cNvPicPr/>
                               </pic:nvPicPr>
                               <pic:blipFill>
-                                <a:blip r:embed="rId9" cstate="print"/>
-                                <a:stretch>
-                                  <a:fillRect/>
-                                </a:stretch>
+                                <a:blip r:embed="rId9"/>
+                                <a:stretch/>
                               </pic:blipFill>
                               <pic:spPr>
                                 <a:xfrm>
                                   <a:off x="0" y="0"/>
-                                  <a:ext cx="5394959" cy="5449824"/>
+                                  <a:ext cx="5394960" cy="5450040"/>
                                 </a:xfrm>
                                 <a:prstGeom prst="rect">
                                   <a:avLst/>
                                 </a:prstGeom>
+                                <a:noFill/>
+                                <a:ln w="0">
+                                  <a:noFill/>
+                                </a:ln>
                               </pic:spPr>
                             </pic:pic>
                           </wpg:wgp>
@@ -4672,11 +4800,12 @@
                 </mc:Choice>
                 <mc:Fallback>
                   <w:pict>
-                    <v:group style="position:absolute;margin-left:42.48pt;margin-top:6.23pt;width:424.8pt;height:429.15pt;mso-position-horizontal-relative:column;mso-position-vertical-relative:paragraph;z-index:-15868928" id="docshapegroup11" coordorigin="850,125" coordsize="8496,8583">
-                      <v:shape style="position:absolute;left:849;top:124;width:8496;height:8583" type="#_x0000_t75" id="docshape12" stroked="false">
-                        <v:imagedata r:id="rId9" o:title=""/>
+                    <v:group id="shape_0" alt="Group 18" style="position:absolute;margin-left:42.5pt;margin-top:6.25pt;width:424.8pt;height:429.15pt" coordorigin="850,125" coordsize="8496,8583">
+                      <v:shape id="shape_0" stroked="f" o:allowincell="t" style="position:absolute;left:850;top:125;width:8495;height:8582;mso-wrap-style:none;v-text-anchor:middle" type="_x0000_t75">
+                        <v:imagedata r:id="rId10" o:detectmouseclick="t"/>
+                        <v:stroke color="#3465a4" joinstyle="round" endcap="flat"/>
+                        <w10:wrap type="none"/>
                       </v:shape>
-                      <w10:wrap type="none"/>
                     </v:group>
                   </w:pict>
                 </mc:Fallback>
@@ -4695,7 +4824,7 @@
                 <w:b/>
                 <w:sz w:val="19"/>
               </w:rPr>
-              <w:t> </w:t>
+              <w:t xml:space="preserve"> </w:t>
             </w:r>
             <w:r>
               <w:rPr>
@@ -4711,12 +4840,18 @@
           <w:tcPr>
             <w:tcW w:w="4565" w:type="dxa"/>
             <w:gridSpan w:val="10"/>
+            <w:tcBorders>
+              <w:top w:val="single" w:sz="4" w:space="0" w:color="000000"/>
+              <w:start w:val="single" w:sz="4" w:space="0" w:color="000000"/>
+              <w:bottom w:val="single" w:sz="4" w:space="0" w:color="000000"/>
+              <w:end w:val="single" w:sz="4" w:space="0" w:color="000000"/>
+            </w:tcBorders>
           </w:tcPr>
           <w:p>
             <w:pPr>
               <w:pStyle w:val="TableParagraph"/>
-              <w:spacing w:line="224" w:lineRule="exact"/>
-              <w:ind w:left="5"/>
+              <w:spacing w:lineRule="exact" w:line="224"/>
+              <w:ind w:start="5" w:end="0"/>
               <w:rPr>
                 <w:b/>
                 <w:sz w:val="19"/>
@@ -4735,7 +4870,7 @@
                 <w:spacing w:val="-11"/>
                 <w:sz w:val="19"/>
               </w:rPr>
-              <w:t> </w:t>
+              <w:t xml:space="preserve"> </w:t>
             </w:r>
             <w:r>
               <w:rPr>
@@ -4749,20 +4884,29 @@
         </w:tc>
         <w:tc>
           <w:tcPr>
-            <w:tcW w:w="2116" w:type="dxa"/>
+            <w:tcW w:w="2117" w:type="dxa"/>
             <w:gridSpan w:val="2"/>
-            <w:vMerge/>
+            <w:vMerge w:val="continue"/>
             <w:tcBorders>
-              <w:top w:val="nil"/>
+              <w:start w:val="single" w:sz="4" w:space="0" w:color="000000"/>
+              <w:bottom w:val="single" w:sz="4" w:space="0" w:color="000000"/>
+              <w:end w:val="single" w:sz="4" w:space="0" w:color="000000"/>
             </w:tcBorders>
           </w:tcPr>
           <w:p>
             <w:pPr>
+              <w:pStyle w:val="Normal"/>
               <w:rPr>
                 <w:sz w:val="2"/>
                 <w:szCs w:val="2"/>
               </w:rPr>
             </w:pPr>
+            <w:r>
+              <w:rPr>
+                <w:sz w:val="2"/>
+                <w:szCs w:val="2"/>
+              </w:rPr>
+            </w:r>
           </w:p>
         </w:tc>
       </w:tr>
@@ -4772,14 +4916,20 @@
         </w:trPr>
         <w:tc>
           <w:tcPr>
-            <w:tcW w:w="8035" w:type="dxa"/>
+            <w:tcW w:w="8034" w:type="dxa"/>
             <w:gridSpan w:val="13"/>
+            <w:tcBorders>
+              <w:top w:val="single" w:sz="4" w:space="0" w:color="000000"/>
+              <w:start w:val="single" w:sz="4" w:space="0" w:color="000000"/>
+              <w:bottom w:val="single" w:sz="4" w:space="0" w:color="000000"/>
+              <w:end w:val="single" w:sz="4" w:space="0" w:color="000000"/>
+            </w:tcBorders>
           </w:tcPr>
           <w:p>
             <w:pPr>
               <w:pStyle w:val="TableParagraph"/>
-              <w:spacing w:line="224" w:lineRule="exact"/>
-              <w:ind w:left="105"/>
+              <w:spacing w:lineRule="exact" w:line="224"/>
+              <w:ind w:start="105" w:end="0"/>
               <w:rPr>
                 <w:b/>
                 <w:i/>
@@ -4799,7 +4949,7 @@
                 <w:spacing w:val="-11"/>
                 <w:sz w:val="19"/>
               </w:rPr>
-              <w:t> </w:t>
+              <w:t xml:space="preserve"> </w:t>
             </w:r>
             <w:r>
               <w:rPr>
@@ -4814,7 +4964,7 @@
                 <w:spacing w:val="-11"/>
                 <w:sz w:val="19"/>
               </w:rPr>
-              <w:t> </w:t>
+              <w:t xml:space="preserve"> </w:t>
             </w:r>
             <w:r>
               <w:rPr>
@@ -4829,7 +4979,7 @@
                 <w:spacing w:val="-11"/>
                 <w:sz w:val="19"/>
               </w:rPr>
-              <w:t> </w:t>
+              <w:t xml:space="preserve"> </w:t>
             </w:r>
             <w:r>
               <w:rPr>
@@ -4846,7 +4996,7 @@
                 <w:spacing w:val="-5"/>
                 <w:sz w:val="15"/>
               </w:rPr>
-              <w:t> </w:t>
+              <w:t xml:space="preserve"> </w:t>
             </w:r>
             <w:r>
               <w:rPr>
@@ -4863,7 +5013,7 @@
                 <w:spacing w:val="-9"/>
                 <w:sz w:val="15"/>
               </w:rPr>
-              <w:t> </w:t>
+              <w:t xml:space="preserve"> </w:t>
             </w:r>
             <w:r>
               <w:rPr>
@@ -4880,26 +5030,35 @@
                 <w:spacing w:val="-4"/>
                 <w:sz w:val="15"/>
               </w:rPr>
-              <w:t> ETC.)</w:t>
+              <w:t xml:space="preserve"> ETC.)</w:t>
             </w:r>
           </w:p>
         </w:tc>
         <w:tc>
           <w:tcPr>
-            <w:tcW w:w="2116" w:type="dxa"/>
+            <w:tcW w:w="2117" w:type="dxa"/>
             <w:gridSpan w:val="2"/>
-            <w:vMerge/>
+            <w:vMerge w:val="continue"/>
             <w:tcBorders>
-              <w:top w:val="nil"/>
+              <w:start w:val="single" w:sz="4" w:space="0" w:color="000000"/>
+              <w:bottom w:val="single" w:sz="4" w:space="0" w:color="000000"/>
+              <w:end w:val="single" w:sz="4" w:space="0" w:color="000000"/>
             </w:tcBorders>
           </w:tcPr>
           <w:p>
             <w:pPr>
+              <w:pStyle w:val="Normal"/>
               <w:rPr>
                 <w:sz w:val="2"/>
                 <w:szCs w:val="2"/>
               </w:rPr>
             </w:pPr>
+            <w:r>
+              <w:rPr>
+                <w:sz w:val="2"/>
+                <w:szCs w:val="2"/>
+              </w:rPr>
+            </w:r>
           </w:p>
         </w:tc>
       </w:tr>
@@ -4911,12 +5070,18 @@
           <w:tcPr>
             <w:tcW w:w="3979" w:type="dxa"/>
             <w:gridSpan w:val="4"/>
+            <w:tcBorders>
+              <w:top w:val="single" w:sz="4" w:space="0" w:color="000000"/>
+              <w:start w:val="single" w:sz="4" w:space="0" w:color="000000"/>
+              <w:bottom w:val="single" w:sz="4" w:space="0" w:color="000000"/>
+              <w:end w:val="single" w:sz="4" w:space="0" w:color="000000"/>
+            </w:tcBorders>
           </w:tcPr>
           <w:p>
             <w:pPr>
               <w:pStyle w:val="TableParagraph"/>
-              <w:spacing w:line="224" w:lineRule="exact"/>
-              <w:ind w:right="85"/>
+              <w:spacing w:lineRule="exact" w:line="224"/>
+              <w:ind w:start="0" w:end="85"/>
               <w:jc w:val="center"/>
               <w:rPr>
                 <w:b/>
@@ -4936,8 +5101,8 @@
           <w:p>
             <w:pPr>
               <w:pStyle w:val="TableParagraph"/>
-              <w:spacing w:line="217" w:lineRule="exact" w:before="9"/>
-              <w:ind w:left="105"/>
+              <w:spacing w:lineRule="exact" w:line="217" w:before="9" w:after="0"/>
+              <w:ind w:start="105" w:end="0"/>
               <w:rPr>
                 <w:sz w:val="18"/>
               </w:rPr>
@@ -4955,7 +5120,7 @@
                 <w:spacing w:val="-5"/>
                 <w:sz w:val="20"/>
               </w:rPr>
-              <w:t> </w:t>
+              <w:t xml:space="preserve"> </w:t>
             </w:r>
             <w:r>
               <w:rPr>
@@ -4968,7 +5133,7 @@
                 <w:spacing w:val="43"/>
                 <w:sz w:val="18"/>
               </w:rPr>
-              <w:t> </w:t>
+              <w:t xml:space="preserve"> </w:t>
             </w:r>
             <w:r>
               <w:rPr>
@@ -4983,7 +5148,7 @@
                 <w:spacing w:val="-13"/>
                 <w:sz w:val="20"/>
               </w:rPr>
-              <w:t> </w:t>
+              <w:t xml:space="preserve"> </w:t>
             </w:r>
             <w:r>
               <w:rPr>
@@ -4997,7 +5162,7 @@
                 <w:w w:val="150"/>
                 <w:sz w:val="18"/>
               </w:rPr>
-              <w:t> </w:t>
+              <w:t xml:space="preserve"> </w:t>
             </w:r>
             <w:r>
               <w:rPr>
@@ -5012,7 +5177,7 @@
                 <w:spacing w:val="-13"/>
                 <w:sz w:val="20"/>
               </w:rPr>
-              <w:t> </w:t>
+              <w:t xml:space="preserve"> </w:t>
             </w:r>
             <w:r>
               <w:rPr>
@@ -5025,7 +5190,7 @@
                 <w:spacing w:val="42"/>
                 <w:sz w:val="18"/>
               </w:rPr>
-              <w:t> </w:t>
+              <w:t xml:space="preserve"> </w:t>
             </w:r>
             <w:r>
               <w:rPr>
@@ -5040,7 +5205,7 @@
                 <w:spacing w:val="-4"/>
                 <w:sz w:val="20"/>
               </w:rPr>
-              <w:t> </w:t>
+              <w:t xml:space="preserve"> </w:t>
             </w:r>
             <w:r>
               <w:rPr>
@@ -5055,12 +5220,18 @@
           <w:tcPr>
             <w:tcW w:w="1693" w:type="dxa"/>
             <w:gridSpan w:val="4"/>
+            <w:tcBorders>
+              <w:top w:val="single" w:sz="4" w:space="0" w:color="000000"/>
+              <w:start w:val="single" w:sz="4" w:space="0" w:color="000000"/>
+              <w:bottom w:val="single" w:sz="4" w:space="0" w:color="000000"/>
+              <w:end w:val="single" w:sz="4" w:space="0" w:color="000000"/>
+            </w:tcBorders>
           </w:tcPr>
           <w:p>
             <w:pPr>
               <w:pStyle w:val="TableParagraph"/>
-              <w:spacing w:line="224" w:lineRule="exact"/>
-              <w:ind w:right="93"/>
+              <w:spacing w:lineRule="exact" w:line="224"/>
+              <w:ind w:start="0" w:end="93"/>
               <w:jc w:val="center"/>
               <w:rPr>
                 <w:b/>
@@ -5080,8 +5251,8 @@
           <w:p>
             <w:pPr>
               <w:pStyle w:val="TableParagraph"/>
-              <w:spacing w:line="218" w:lineRule="exact" w:before="8"/>
-              <w:ind w:left="100"/>
+              <w:spacing w:lineRule="exact" w:line="218" w:before="8" w:after="0"/>
+              <w:ind w:start="100" w:end="0"/>
               <w:rPr>
                 <w:sz w:val="19"/>
               </w:rPr>
@@ -5099,7 +5270,7 @@
                 <w:spacing w:val="-5"/>
                 <w:sz w:val="20"/>
               </w:rPr>
-              <w:t> </w:t>
+              <w:t xml:space="preserve"> </w:t>
             </w:r>
             <w:r>
               <w:rPr>
@@ -5112,7 +5283,7 @@
                 <w:spacing w:val="46"/>
                 <w:sz w:val="19"/>
               </w:rPr>
-              <w:t> </w:t>
+              <w:t xml:space="preserve"> </w:t>
             </w:r>
             <w:r>
               <w:rPr>
@@ -5127,7 +5298,7 @@
                 <w:spacing w:val="-5"/>
                 <w:sz w:val="20"/>
               </w:rPr>
-              <w:t> </w:t>
+              <w:t xml:space="preserve"> </w:t>
             </w:r>
             <w:r>
               <w:rPr>
@@ -5140,14 +5311,20 @@
         </w:tc>
         <w:tc>
           <w:tcPr>
-            <w:tcW w:w="2363" w:type="dxa"/>
+            <w:tcW w:w="2362" w:type="dxa"/>
             <w:gridSpan w:val="5"/>
+            <w:tcBorders>
+              <w:top w:val="single" w:sz="4" w:space="0" w:color="000000"/>
+              <w:start w:val="single" w:sz="4" w:space="0" w:color="000000"/>
+              <w:bottom w:val="single" w:sz="4" w:space="0" w:color="000000"/>
+              <w:end w:val="single" w:sz="4" w:space="0" w:color="000000"/>
+            </w:tcBorders>
           </w:tcPr>
           <w:p>
             <w:pPr>
               <w:pStyle w:val="TableParagraph"/>
-              <w:spacing w:before="1"/>
-              <w:ind w:left="131"/>
+              <w:spacing w:before="1" w:after="0"/>
+              <w:ind w:start="131" w:end="0"/>
               <w:rPr>
                 <w:sz w:val="19"/>
               </w:rPr>
@@ -5165,7 +5342,7 @@
                 <w:spacing w:val="-13"/>
                 <w:sz w:val="20"/>
               </w:rPr>
-              <w:t> </w:t>
+              <w:t xml:space="preserve"> </w:t>
             </w:r>
             <w:r>
               <w:rPr>
@@ -5178,7 +5355,7 @@
                 <w:spacing w:val="-3"/>
                 <w:sz w:val="19"/>
               </w:rPr>
-              <w:t> </w:t>
+              <w:t xml:space="preserve"> </w:t>
             </w:r>
             <w:r>
               <w:rPr>
@@ -5193,7 +5370,7 @@
                 <w:spacing w:val="-12"/>
                 <w:sz w:val="20"/>
               </w:rPr>
-              <w:t> </w:t>
+              <w:t xml:space="preserve"> </w:t>
             </w:r>
             <w:r>
               <w:rPr>
@@ -5206,7 +5383,7 @@
                 <w:spacing w:val="-6"/>
                 <w:sz w:val="19"/>
               </w:rPr>
-              <w:t> </w:t>
+              <w:t xml:space="preserve"> </w:t>
             </w:r>
             <w:r>
               <w:rPr>
@@ -5219,8 +5396,8 @@
           <w:p>
             <w:pPr>
               <w:pStyle w:val="TableParagraph"/>
-              <w:spacing w:line="214" w:lineRule="exact" w:before="3"/>
-              <w:ind w:left="303"/>
+              <w:spacing w:lineRule="exact" w:line="214" w:before="3" w:after="0"/>
+              <w:ind w:start="303" w:end="0"/>
               <w:rPr>
                 <w:sz w:val="19"/>
               </w:rPr>
@@ -5239,7 +5416,7 @@
                 <w:spacing w:val="-8"/>
                 <w:sz w:val="20"/>
               </w:rPr>
-              <w:t> </w:t>
+              <w:t xml:space="preserve"> </w:t>
             </w:r>
             <w:r>
               <w:rPr>
@@ -5253,7 +5430,7 @@
                 <w:spacing w:val="5"/>
                 <w:sz w:val="19"/>
               </w:rPr>
-              <w:t> </w:t>
+              <w:t xml:space="preserve"> </w:t>
             </w:r>
             <w:r>
               <w:rPr>
@@ -5266,20 +5443,29 @@
         </w:tc>
         <w:tc>
           <w:tcPr>
-            <w:tcW w:w="2116" w:type="dxa"/>
+            <w:tcW w:w="2117" w:type="dxa"/>
             <w:gridSpan w:val="2"/>
-            <w:vMerge/>
+            <w:vMerge w:val="continue"/>
             <w:tcBorders>
-              <w:top w:val="nil"/>
+              <w:start w:val="single" w:sz="4" w:space="0" w:color="000000"/>
+              <w:bottom w:val="single" w:sz="4" w:space="0" w:color="000000"/>
+              <w:end w:val="single" w:sz="4" w:space="0" w:color="000000"/>
             </w:tcBorders>
           </w:tcPr>
           <w:p>
             <w:pPr>
+              <w:pStyle w:val="Normal"/>
               <w:rPr>
                 <w:sz w:val="2"/>
                 <w:szCs w:val="2"/>
               </w:rPr>
             </w:pPr>
+            <w:r>
+              <w:rPr>
+                <w:sz w:val="2"/>
+                <w:szCs w:val="2"/>
+              </w:rPr>
+            </w:r>
           </w:p>
         </w:tc>
       </w:tr>
@@ -5291,12 +5477,18 @@
           <w:tcPr>
             <w:tcW w:w="10151" w:type="dxa"/>
             <w:gridSpan w:val="15"/>
+            <w:tcBorders>
+              <w:top w:val="single" w:sz="4" w:space="0" w:color="000000"/>
+              <w:start w:val="single" w:sz="4" w:space="0" w:color="000000"/>
+              <w:bottom w:val="single" w:sz="4" w:space="0" w:color="000000"/>
+              <w:end w:val="single" w:sz="4" w:space="0" w:color="000000"/>
+            </w:tcBorders>
           </w:tcPr>
           <w:p>
             <w:pPr>
               <w:pStyle w:val="TableParagraph"/>
-              <w:spacing w:before="1"/>
-              <w:ind w:left="139"/>
+              <w:spacing w:before="1" w:after="0"/>
+              <w:ind w:start="139" w:end="0"/>
               <w:rPr>
                 <w:b/>
                 <w:sz w:val="19"/>
@@ -5315,7 +5507,7 @@
                 <w:spacing w:val="-11"/>
                 <w:sz w:val="19"/>
               </w:rPr>
-              <w:t> </w:t>
+              <w:t xml:space="preserve"> </w:t>
             </w:r>
             <w:r>
               <w:rPr>
@@ -5330,7 +5522,7 @@
                 <w:spacing w:val="-8"/>
                 <w:sz w:val="19"/>
               </w:rPr>
-              <w:t> </w:t>
+              <w:t xml:space="preserve"> </w:t>
             </w:r>
             <w:r>
               <w:rPr>
@@ -5345,7 +5537,7 @@
                 <w:spacing w:val="-6"/>
                 <w:sz w:val="19"/>
               </w:rPr>
-              <w:t> </w:t>
+              <w:t xml:space="preserve"> </w:t>
             </w:r>
             <w:r>
               <w:rPr>
@@ -5360,7 +5552,7 @@
                 <w:spacing w:val="36"/>
                 <w:sz w:val="19"/>
               </w:rPr>
-              <w:t> </w:t>
+              <w:t xml:space="preserve"> </w:t>
             </w:r>
             <w:r>
               <w:rPr>
@@ -5375,7 +5567,7 @@
                 <w:spacing w:val="-11"/>
                 <w:sz w:val="20"/>
               </w:rPr>
-              <w:t> </w:t>
+              <w:t xml:space="preserve"> </w:t>
             </w:r>
             <w:r>
               <w:rPr>
@@ -5390,7 +5582,7 @@
                 <w:spacing w:val="-9"/>
                 <w:sz w:val="19"/>
               </w:rPr>
-              <w:t> </w:t>
+              <w:t xml:space="preserve"> </w:t>
             </w:r>
             <w:r>
               <w:rPr>
@@ -5406,7 +5598,7 @@
                 <w:w w:val="150"/>
                 <w:sz w:val="19"/>
               </w:rPr>
-              <w:t> </w:t>
+              <w:t xml:space="preserve"> </w:t>
             </w:r>
             <w:r>
               <w:rPr>
@@ -5421,7 +5613,7 @@
                 <w:spacing w:val="-11"/>
                 <w:sz w:val="20"/>
               </w:rPr>
-              <w:t> </w:t>
+              <w:t xml:space="preserve"> </w:t>
             </w:r>
             <w:r>
               <w:rPr>
@@ -5436,7 +5628,7 @@
                 <w:spacing w:val="-6"/>
                 <w:sz w:val="19"/>
               </w:rPr>
-              <w:t> </w:t>
+              <w:t xml:space="preserve"> </w:t>
             </w:r>
             <w:r>
               <w:rPr>
@@ -5451,7 +5643,7 @@
                 <w:spacing w:val="75"/>
                 <w:sz w:val="19"/>
               </w:rPr>
-              <w:t> </w:t>
+              <w:t xml:space="preserve"> </w:t>
             </w:r>
             <w:r>
               <w:rPr>
@@ -5466,7 +5658,7 @@
                 <w:spacing w:val="-13"/>
                 <w:sz w:val="20"/>
               </w:rPr>
-              <w:t> </w:t>
+              <w:t xml:space="preserve"> </w:t>
             </w:r>
             <w:r>
               <w:rPr>
@@ -5481,7 +5673,7 @@
                 <w:spacing w:val="72"/>
                 <w:sz w:val="19"/>
               </w:rPr>
-              <w:t> </w:t>
+              <w:t xml:space="preserve"> </w:t>
             </w:r>
             <w:r>
               <w:rPr>
@@ -5496,7 +5688,7 @@
                 <w:spacing w:val="-12"/>
                 <w:sz w:val="20"/>
               </w:rPr>
-              <w:t> </w:t>
+              <w:t xml:space="preserve"> </w:t>
             </w:r>
             <w:r>
               <w:rPr>
@@ -5511,7 +5703,7 @@
                 <w:spacing w:val="-7"/>
                 <w:sz w:val="19"/>
               </w:rPr>
-              <w:t> </w:t>
+              <w:t xml:space="preserve"> </w:t>
             </w:r>
             <w:r>
               <w:rPr>
@@ -5526,7 +5718,7 @@
                 <w:spacing w:val="-11"/>
                 <w:sz w:val="19"/>
               </w:rPr>
-              <w:t> </w:t>
+              <w:t xml:space="preserve"> </w:t>
             </w:r>
             <w:r>
               <w:rPr>
@@ -5541,7 +5733,7 @@
                 <w:spacing w:val="29"/>
                 <w:sz w:val="19"/>
               </w:rPr>
-              <w:t> </w:t>
+              <w:t xml:space="preserve"> </w:t>
             </w:r>
             <w:r>
               <w:rPr>
@@ -5556,7 +5748,7 @@
                 <w:spacing w:val="-13"/>
                 <w:sz w:val="20"/>
               </w:rPr>
-              <w:t> </w:t>
+              <w:t xml:space="preserve"> </w:t>
             </w:r>
             <w:r>
               <w:rPr>
@@ -5571,19 +5763,20 @@
                 <w:spacing w:val="-2"/>
                 <w:sz w:val="19"/>
               </w:rPr>
-              <w:t> Citizen</w:t>
+              <w:t xml:space="preserve"> Citizen</w:t>
             </w:r>
           </w:p>
           <w:p>
             <w:pPr>
               <w:pStyle w:val="TableParagraph"/>
               <w:tabs>
-                <w:tab w:pos="3220" w:val="left" w:leader="none"/>
-                <w:tab w:pos="5126" w:val="left" w:leader="none"/>
-                <w:tab w:pos="8082" w:val="left" w:leader="none"/>
+                <w:tab w:val="clear" w:pos="720"/>
+                <w:tab w:val="left" w:pos="3220" w:leader="none"/>
+                <w:tab w:val="left" w:pos="5126" w:leader="none"/>
+                <w:tab w:val="left" w:pos="8082" w:leader="none"/>
               </w:tabs>
-              <w:spacing w:line="214" w:lineRule="exact" w:before="3"/>
-              <w:ind w:left="859"/>
+              <w:spacing w:lineRule="exact" w:line="214" w:before="3" w:after="0"/>
+              <w:ind w:start="859" w:end="0"/>
               <w:rPr>
                 <w:b/>
                 <w:sz w:val="19"/>
@@ -5602,7 +5795,7 @@
                 <w:spacing w:val="-13"/>
                 <w:sz w:val="20"/>
               </w:rPr>
-              <w:t> </w:t>
+              <w:t xml:space="preserve"> </w:t>
             </w:r>
             <w:r>
               <w:rPr>
@@ -5617,7 +5810,7 @@
                 <w:spacing w:val="-10"/>
                 <w:sz w:val="19"/>
               </w:rPr>
-              <w:t> </w:t>
+              <w:t xml:space="preserve"> </w:t>
             </w:r>
             <w:r>
               <w:rPr>
@@ -5632,7 +5825,7 @@
                 <w:spacing w:val="-10"/>
                 <w:sz w:val="19"/>
               </w:rPr>
-              <w:t> </w:t>
+              <w:t xml:space="preserve"> </w:t>
             </w:r>
             <w:r>
               <w:rPr>
@@ -5662,7 +5855,7 @@
                 <w:spacing w:val="-13"/>
                 <w:sz w:val="20"/>
               </w:rPr>
-              <w:t> </w:t>
+              <w:t xml:space="preserve"> </w:t>
             </w:r>
             <w:r>
               <w:rPr>
@@ -5677,7 +5870,7 @@
                 <w:spacing w:val="-9"/>
                 <w:sz w:val="19"/>
               </w:rPr>
-              <w:t> </w:t>
+              <w:t xml:space="preserve"> </w:t>
             </w:r>
             <w:r>
               <w:rPr>
@@ -5707,7 +5900,7 @@
                 <w:spacing w:val="-14"/>
                 <w:sz w:val="20"/>
               </w:rPr>
-              <w:t> </w:t>
+              <w:t xml:space="preserve"> </w:t>
             </w:r>
             <w:r>
               <w:rPr>
@@ -5722,7 +5915,7 @@
                 <w:spacing w:val="-6"/>
                 <w:sz w:val="19"/>
               </w:rPr>
-              <w:t> </w:t>
+              <w:t xml:space="preserve"> </w:t>
             </w:r>
             <w:r>
               <w:rPr>
@@ -5737,7 +5930,7 @@
                 <w:spacing w:val="36"/>
                 <w:sz w:val="19"/>
               </w:rPr>
-              <w:t>  </w:t>
+              <w:t xml:space="preserve">  </w:t>
             </w:r>
             <w:r>
               <w:rPr>
@@ -5750,7 +5943,7 @@
                 <w:spacing w:val="3"/>
                 <w:sz w:val="19"/>
               </w:rPr>
-              <w:t> </w:t>
+              <w:t xml:space="preserve"> </w:t>
             </w:r>
             <w:r>
               <w:rPr>
@@ -5765,7 +5958,7 @@
                 <w:spacing w:val="30"/>
                 <w:sz w:val="20"/>
               </w:rPr>
-              <w:t> </w:t>
+              <w:t xml:space="preserve"> </w:t>
             </w:r>
             <w:r>
               <w:rPr>
@@ -5793,7 +5986,7 @@
                 <w:spacing w:val="-1"/>
                 <w:sz w:val="19"/>
               </w:rPr>
-              <w:t> </w:t>
+              <w:t xml:space="preserve"> </w:t>
             </w:r>
             <w:r>
               <w:rPr>
@@ -5808,7 +6001,7 @@
                 <w:spacing w:val="-10"/>
                 <w:sz w:val="20"/>
               </w:rPr>
-              <w:t> </w:t>
+              <w:t xml:space="preserve"> </w:t>
             </w:r>
             <w:r>
               <w:rPr>
@@ -5829,12 +6022,18 @@
           <w:tcPr>
             <w:tcW w:w="10151" w:type="dxa"/>
             <w:gridSpan w:val="15"/>
+            <w:tcBorders>
+              <w:top w:val="single" w:sz="4" w:space="0" w:color="000000"/>
+              <w:start w:val="single" w:sz="4" w:space="0" w:color="000000"/>
+              <w:bottom w:val="single" w:sz="4" w:space="0" w:color="000000"/>
+              <w:end w:val="single" w:sz="4" w:space="0" w:color="000000"/>
+            </w:tcBorders>
           </w:tcPr>
           <w:p>
             <w:pPr>
               <w:pStyle w:val="TableParagraph"/>
-              <w:spacing w:line="224" w:lineRule="exact"/>
-              <w:ind w:left="105"/>
+              <w:spacing w:lineRule="exact" w:line="224"/>
+              <w:ind w:start="105" w:end="0"/>
               <w:rPr>
                 <w:b/>
                 <w:sz w:val="19"/>
@@ -5854,7 +6053,7 @@
                 <w:spacing w:val="-4"/>
                 <w:sz w:val="19"/>
               </w:rPr>
-              <w:t> </w:t>
+              <w:t xml:space="preserve"> </w:t>
             </w:r>
             <w:r>
               <w:rPr>
@@ -5875,12 +6074,18 @@
           <w:tcPr>
             <w:tcW w:w="10151" w:type="dxa"/>
             <w:gridSpan w:val="15"/>
+            <w:tcBorders>
+              <w:top w:val="single" w:sz="4" w:space="0" w:color="000000"/>
+              <w:start w:val="single" w:sz="4" w:space="0" w:color="000000"/>
+              <w:bottom w:val="single" w:sz="4" w:space="0" w:color="000000"/>
+              <w:end w:val="single" w:sz="4" w:space="0" w:color="000000"/>
+            </w:tcBorders>
           </w:tcPr>
           <w:p>
             <w:pPr>
               <w:pStyle w:val="TableParagraph"/>
-              <w:spacing w:line="219" w:lineRule="exact"/>
-              <w:ind w:left="105"/>
+              <w:spacing w:lineRule="exact" w:line="219"/>
+              <w:ind w:start="105" w:end="0"/>
               <w:rPr>
                 <w:b/>
                 <w:sz w:val="19"/>
@@ -5900,7 +6105,7 @@
                 <w:spacing w:val="-4"/>
                 <w:sz w:val="19"/>
               </w:rPr>
-              <w:t> </w:t>
+              <w:t xml:space="preserve"> </w:t>
             </w:r>
             <w:r>
               <w:rPr>
@@ -5922,14 +6127,17 @@
             <w:tcW w:w="5248" w:type="dxa"/>
             <w:gridSpan w:val="7"/>
             <w:tcBorders>
-              <w:right w:val="single" w:sz="2" w:space="0" w:color="000000"/>
+              <w:top w:val="single" w:sz="4" w:space="0" w:color="000000"/>
+              <w:start w:val="single" w:sz="4" w:space="0" w:color="000000"/>
+              <w:bottom w:val="single" w:sz="4" w:space="0" w:color="000000"/>
+              <w:end w:val="single" w:sz="2" w:space="0" w:color="000000"/>
             </w:tcBorders>
           </w:tcPr>
           <w:p>
             <w:pPr>
               <w:pStyle w:val="TableParagraph"/>
-              <w:spacing w:line="224" w:lineRule="exact"/>
-              <w:ind w:left="105"/>
+              <w:spacing w:lineRule="exact" w:line="224"/>
+              <w:ind w:start="105" w:end="0"/>
               <w:rPr>
                 <w:b/>
                 <w:sz w:val="19"/>
@@ -5949,7 +6157,7 @@
                 <w:spacing w:val="-1"/>
                 <w:sz w:val="19"/>
               </w:rPr>
-              <w:t> </w:t>
+              <w:t xml:space="preserve"> </w:t>
             </w:r>
             <w:r>
               <w:rPr>
@@ -5965,7 +6173,7 @@
                 <w:spacing w:val="1"/>
                 <w:sz w:val="19"/>
               </w:rPr>
-              <w:t> </w:t>
+              <w:t xml:space="preserve"> </w:t>
             </w:r>
             <w:r>
               <w:rPr>
@@ -5982,14 +6190,17 @@
             <w:tcW w:w="4903" w:type="dxa"/>
             <w:gridSpan w:val="8"/>
             <w:tcBorders>
-              <w:left w:val="single" w:sz="2" w:space="0" w:color="000000"/>
+              <w:top w:val="single" w:sz="4" w:space="0" w:color="000000"/>
+              <w:start w:val="single" w:sz="2" w:space="0" w:color="000000"/>
+              <w:bottom w:val="single" w:sz="4" w:space="0" w:color="000000"/>
+              <w:end w:val="single" w:sz="4" w:space="0" w:color="000000"/>
             </w:tcBorders>
           </w:tcPr>
           <w:p>
             <w:pPr>
               <w:pStyle w:val="TableParagraph"/>
-              <w:spacing w:line="224" w:lineRule="exact"/>
-              <w:ind w:left="101"/>
+              <w:spacing w:lineRule="exact" w:line="224"/>
+              <w:ind w:start="101" w:end="0"/>
               <w:rPr>
                 <w:b/>
                 <w:sz w:val="19"/>
@@ -6008,7 +6219,7 @@
                 <w:b/>
                 <w:sz w:val="19"/>
               </w:rPr>
-              <w:t> </w:t>
+              <w:t xml:space="preserve"> </w:t>
             </w:r>
             <w:r>
               <w:rPr>
@@ -6024,7 +6235,7 @@
                 <w:spacing w:val="-1"/>
                 <w:sz w:val="19"/>
               </w:rPr>
-              <w:t> </w:t>
+              <w:t xml:space="preserve"> </w:t>
             </w:r>
             <w:r>
               <w:rPr>
@@ -6040,7 +6251,7 @@
                 <w:spacing w:val="-4"/>
                 <w:sz w:val="19"/>
               </w:rPr>
-              <w:t> NO.:</w:t>
+              <w:t xml:space="preserve"> NO.:</w:t>
             </w:r>
           </w:p>
         </w:tc>
@@ -6054,14 +6265,17 @@
             <w:tcW w:w="5248" w:type="dxa"/>
             <w:gridSpan w:val="7"/>
             <w:tcBorders>
-              <w:right w:val="single" w:sz="2" w:space="0" w:color="000000"/>
+              <w:top w:val="single" w:sz="4" w:space="0" w:color="000000"/>
+              <w:start w:val="single" w:sz="4" w:space="0" w:color="000000"/>
+              <w:bottom w:val="single" w:sz="4" w:space="0" w:color="000000"/>
+              <w:end w:val="single" w:sz="2" w:space="0" w:color="000000"/>
             </w:tcBorders>
           </w:tcPr>
           <w:p>
             <w:pPr>
               <w:pStyle w:val="TableParagraph"/>
-              <w:spacing w:line="219" w:lineRule="exact"/>
-              <w:ind w:left="105"/>
+              <w:spacing w:lineRule="exact" w:line="219"/>
+              <w:ind w:start="105" w:end="0"/>
               <w:rPr>
                 <w:b/>
                 <w:sz w:val="19"/>
@@ -6082,14 +6296,17 @@
             <w:tcW w:w="4903" w:type="dxa"/>
             <w:gridSpan w:val="8"/>
             <w:tcBorders>
-              <w:left w:val="single" w:sz="2" w:space="0" w:color="000000"/>
+              <w:top w:val="single" w:sz="4" w:space="0" w:color="000000"/>
+              <w:start w:val="single" w:sz="2" w:space="0" w:color="000000"/>
+              <w:bottom w:val="single" w:sz="4" w:space="0" w:color="000000"/>
+              <w:end w:val="single" w:sz="4" w:space="0" w:color="000000"/>
             </w:tcBorders>
           </w:tcPr>
           <w:p>
             <w:pPr>
               <w:pStyle w:val="TableParagraph"/>
-              <w:spacing w:line="219" w:lineRule="exact"/>
-              <w:ind w:left="101"/>
+              <w:spacing w:lineRule="exact" w:line="219"/>
+              <w:ind w:start="101" w:end="0"/>
               <w:rPr>
                 <w:b/>
                 <w:sz w:val="19"/>
@@ -6113,12 +6330,18 @@
         <w:tc>
           <w:tcPr>
             <w:tcW w:w="1358" w:type="dxa"/>
+            <w:tcBorders>
+              <w:top w:val="single" w:sz="4" w:space="0" w:color="000000"/>
+              <w:start w:val="single" w:sz="4" w:space="0" w:color="000000"/>
+              <w:bottom w:val="single" w:sz="4" w:space="0" w:color="000000"/>
+              <w:end w:val="single" w:sz="4" w:space="0" w:color="000000"/>
+            </w:tcBorders>
           </w:tcPr>
           <w:p>
             <w:pPr>
               <w:pStyle w:val="TableParagraph"/>
-              <w:spacing w:before="44"/>
-              <w:ind w:left="230"/>
+              <w:spacing w:before="44" w:after="0"/>
+              <w:ind w:start="230" w:end="0"/>
               <w:rPr>
                 <w:b/>
                 <w:sz w:val="19"/>
@@ -6136,14 +6359,20 @@
         </w:tc>
         <w:tc>
           <w:tcPr>
-            <w:tcW w:w="3725" w:type="dxa"/>
+            <w:tcW w:w="3724" w:type="dxa"/>
             <w:gridSpan w:val="5"/>
+            <w:tcBorders>
+              <w:top w:val="single" w:sz="4" w:space="0" w:color="000000"/>
+              <w:start w:val="single" w:sz="4" w:space="0" w:color="000000"/>
+              <w:bottom w:val="single" w:sz="4" w:space="0" w:color="000000"/>
+              <w:end w:val="single" w:sz="4" w:space="0" w:color="000000"/>
+            </w:tcBorders>
           </w:tcPr>
           <w:p>
             <w:pPr>
               <w:pStyle w:val="TableParagraph"/>
-              <w:spacing w:before="44"/>
-              <w:ind w:left="1161"/>
+              <w:spacing w:before="44" w:after="0"/>
+              <w:ind w:start="1161" w:end="0"/>
               <w:rPr>
                 <w:b/>
                 <w:sz w:val="19"/>
@@ -6162,7 +6391,7 @@
                 <w:spacing w:val="-4"/>
                 <w:sz w:val="19"/>
               </w:rPr>
-              <w:t> </w:t>
+              <w:t xml:space="preserve"> </w:t>
             </w:r>
             <w:r>
               <w:rPr>
@@ -6177,7 +6406,7 @@
                 <w:spacing w:val="-7"/>
                 <w:sz w:val="19"/>
               </w:rPr>
-              <w:t> </w:t>
+              <w:t xml:space="preserve"> </w:t>
             </w:r>
             <w:r>
               <w:rPr>
@@ -6193,11 +6422,17 @@
           <w:tcPr>
             <w:tcW w:w="2027" w:type="dxa"/>
             <w:gridSpan w:val="5"/>
+            <w:tcBorders>
+              <w:top w:val="single" w:sz="4" w:space="0" w:color="000000"/>
+              <w:start w:val="single" w:sz="4" w:space="0" w:color="000000"/>
+              <w:bottom w:val="single" w:sz="4" w:space="0" w:color="000000"/>
+              <w:end w:val="single" w:sz="4" w:space="0" w:color="000000"/>
+            </w:tcBorders>
           </w:tcPr>
           <w:p>
             <w:pPr>
               <w:pStyle w:val="TableParagraph"/>
-              <w:spacing w:before="54"/>
+              <w:spacing w:before="54" w:after="0"/>
               <w:rPr>
                 <w:b/>
                 <w:sz w:val="18"/>
@@ -6216,7 +6451,7 @@
                 <w:spacing w:val="-9"/>
                 <w:sz w:val="18"/>
               </w:rPr>
-              <w:t> </w:t>
+              <w:t xml:space="preserve"> </w:t>
             </w:r>
             <w:r>
               <w:rPr>
@@ -6230,14 +6465,20 @@
         </w:tc>
         <w:tc>
           <w:tcPr>
-            <w:tcW w:w="1179" w:type="dxa"/>
+            <w:tcW w:w="1180" w:type="dxa"/>
             <w:gridSpan w:val="3"/>
+            <w:tcBorders>
+              <w:top w:val="single" w:sz="4" w:space="0" w:color="000000"/>
+              <w:start w:val="single" w:sz="4" w:space="0" w:color="000000"/>
+              <w:bottom w:val="single" w:sz="4" w:space="0" w:color="000000"/>
+              <w:end w:val="single" w:sz="4" w:space="0" w:color="000000"/>
+            </w:tcBorders>
           </w:tcPr>
           <w:p>
             <w:pPr>
               <w:pStyle w:val="TableParagraph"/>
-              <w:spacing w:before="54"/>
-              <w:ind w:left="142"/>
+              <w:spacing w:before="54" w:after="0"/>
+              <w:ind w:start="142" w:end="0"/>
               <w:rPr>
                 <w:b/>
                 <w:sz w:val="18"/>
@@ -6256,12 +6497,18 @@
         <w:tc>
           <w:tcPr>
             <w:tcW w:w="1862" w:type="dxa"/>
+            <w:tcBorders>
+              <w:top w:val="single" w:sz="4" w:space="0" w:color="000000"/>
+              <w:start w:val="single" w:sz="4" w:space="0" w:color="000000"/>
+              <w:bottom w:val="single" w:sz="4" w:space="0" w:color="000000"/>
+              <w:end w:val="single" w:sz="4" w:space="0" w:color="000000"/>
+            </w:tcBorders>
           </w:tcPr>
           <w:p>
             <w:pPr>
               <w:pStyle w:val="TableParagraph"/>
-              <w:spacing w:before="54"/>
-              <w:ind w:left="91"/>
+              <w:spacing w:before="54" w:after="0"/>
+              <w:ind w:start="91" w:end="0"/>
               <w:rPr>
                 <w:b/>
                 <w:sz w:val="18"/>
@@ -6280,7 +6527,7 @@
                 <w:spacing w:val="-4"/>
                 <w:sz w:val="18"/>
               </w:rPr>
-              <w:t> </w:t>
+              <w:t xml:space="preserve"> </w:t>
             </w:r>
             <w:r>
               <w:rPr>
@@ -6295,7 +6542,7 @@
                 <w:spacing w:val="2"/>
                 <w:sz w:val="18"/>
               </w:rPr>
-              <w:t> </w:t>
+              <w:t xml:space="preserve"> </w:t>
             </w:r>
             <w:r>
               <w:rPr>
@@ -6315,12 +6562,18 @@
         <w:tc>
           <w:tcPr>
             <w:tcW w:w="1358" w:type="dxa"/>
+            <w:tcBorders>
+              <w:top w:val="single" w:sz="4" w:space="0" w:color="000000"/>
+              <w:start w:val="single" w:sz="4" w:space="0" w:color="000000"/>
+              <w:bottom w:val="single" w:sz="4" w:space="0" w:color="000000"/>
+              <w:end w:val="single" w:sz="4" w:space="0" w:color="000000"/>
+            </w:tcBorders>
           </w:tcPr>
           <w:p>
             <w:pPr>
               <w:pStyle w:val="TableParagraph"/>
-              <w:spacing w:before="1"/>
-              <w:ind w:left="143"/>
+              <w:spacing w:before="1" w:after="0"/>
+              <w:ind w:start="143" w:end="0"/>
               <w:rPr>
                 <w:sz w:val="19"/>
               </w:rPr>
@@ -6336,61 +6589,109 @@
         </w:tc>
         <w:tc>
           <w:tcPr>
-            <w:tcW w:w="3725" w:type="dxa"/>
+            <w:tcW w:w="3724" w:type="dxa"/>
             <w:gridSpan w:val="5"/>
+            <w:tcBorders>
+              <w:top w:val="single" w:sz="4" w:space="0" w:color="000000"/>
+              <w:start w:val="single" w:sz="4" w:space="0" w:color="000000"/>
+              <w:bottom w:val="single" w:sz="4" w:space="0" w:color="000000"/>
+              <w:end w:val="single" w:sz="4" w:space="0" w:color="000000"/>
+            </w:tcBorders>
           </w:tcPr>
           <w:p>
             <w:pPr>
               <w:pStyle w:val="TableParagraph"/>
               <w:rPr>
-                <w:rFonts w:ascii="Times New Roman"/>
+                <w:rFonts w:ascii="Times New Roman" w:hAnsi="Times New Roman"/>
                 <w:sz w:val="18"/>
               </w:rPr>
             </w:pPr>
+            <w:r>
+              <w:rPr>
+                <w:rFonts w:ascii="Times New Roman" w:hAnsi="Times New Roman"/>
+                <w:sz w:val="18"/>
+              </w:rPr>
+            </w:r>
           </w:p>
         </w:tc>
         <w:tc>
           <w:tcPr>
             <w:tcW w:w="2027" w:type="dxa"/>
             <w:gridSpan w:val="5"/>
+            <w:tcBorders>
+              <w:top w:val="single" w:sz="4" w:space="0" w:color="000000"/>
+              <w:start w:val="single" w:sz="4" w:space="0" w:color="000000"/>
+              <w:bottom w:val="single" w:sz="4" w:space="0" w:color="000000"/>
+              <w:end w:val="single" w:sz="4" w:space="0" w:color="000000"/>
+            </w:tcBorders>
           </w:tcPr>
           <w:p>
             <w:pPr>
               <w:pStyle w:val="TableParagraph"/>
               <w:rPr>
-                <w:rFonts w:ascii="Times New Roman"/>
+                <w:rFonts w:ascii="Times New Roman" w:hAnsi="Times New Roman"/>
                 <w:sz w:val="18"/>
               </w:rPr>
             </w:pPr>
+            <w:r>
+              <w:rPr>
+                <w:rFonts w:ascii="Times New Roman" w:hAnsi="Times New Roman"/>
+                <w:sz w:val="18"/>
+              </w:rPr>
+            </w:r>
           </w:p>
         </w:tc>
         <w:tc>
           <w:tcPr>
-            <w:tcW w:w="1179" w:type="dxa"/>
+            <w:tcW w:w="1180" w:type="dxa"/>
             <w:gridSpan w:val="3"/>
+            <w:tcBorders>
+              <w:top w:val="single" w:sz="4" w:space="0" w:color="000000"/>
+              <w:start w:val="single" w:sz="4" w:space="0" w:color="000000"/>
+              <w:bottom w:val="single" w:sz="4" w:space="0" w:color="000000"/>
+              <w:end w:val="single" w:sz="4" w:space="0" w:color="000000"/>
+            </w:tcBorders>
           </w:tcPr>
           <w:p>
             <w:pPr>
               <w:pStyle w:val="TableParagraph"/>
               <w:rPr>
-                <w:rFonts w:ascii="Times New Roman"/>
+                <w:rFonts w:ascii="Times New Roman" w:hAnsi="Times New Roman"/>
                 <w:sz w:val="18"/>
               </w:rPr>
             </w:pPr>
+            <w:r>
+              <w:rPr>
+                <w:rFonts w:ascii="Times New Roman" w:hAnsi="Times New Roman"/>
+                <w:sz w:val="18"/>
+              </w:rPr>
+            </w:r>
           </w:p>
         </w:tc>
         <w:tc>
           <w:tcPr>
             <w:tcW w:w="1862" w:type="dxa"/>
+            <w:tcBorders>
+              <w:top w:val="single" w:sz="4" w:space="0" w:color="000000"/>
+              <w:start w:val="single" w:sz="4" w:space="0" w:color="000000"/>
+              <w:bottom w:val="single" w:sz="4" w:space="0" w:color="000000"/>
+              <w:end w:val="single" w:sz="4" w:space="0" w:color="000000"/>
+            </w:tcBorders>
           </w:tcPr>
           <w:p>
             <w:pPr>
               <w:pStyle w:val="TableParagraph"/>
               <w:rPr>
-                <w:rFonts w:ascii="Times New Roman"/>
+                <w:rFonts w:ascii="Times New Roman" w:hAnsi="Times New Roman"/>
                 <w:sz w:val="18"/>
               </w:rPr>
             </w:pPr>
+            <w:r>
+              <w:rPr>
+                <w:rFonts w:ascii="Times New Roman" w:hAnsi="Times New Roman"/>
+                <w:sz w:val="18"/>
+              </w:rPr>
+            </w:r>
           </w:p>
         </w:tc>
       </w:tr>
@@ -6401,12 +6702,18 @@
         <w:tc>
           <w:tcPr>
             <w:tcW w:w="1358" w:type="dxa"/>
+            <w:tcBorders>
+              <w:top w:val="single" w:sz="4" w:space="0" w:color="000000"/>
+              <w:start w:val="single" w:sz="4" w:space="0" w:color="000000"/>
+              <w:bottom w:val="single" w:sz="4" w:space="0" w:color="000000"/>
+              <w:end w:val="single" w:sz="4" w:space="0" w:color="000000"/>
+            </w:tcBorders>
           </w:tcPr>
           <w:p>
             <w:pPr>
               <w:pStyle w:val="TableParagraph"/>
-              <w:spacing w:line="228" w:lineRule="exact"/>
-              <w:ind w:left="143"/>
+              <w:spacing w:lineRule="exact" w:line="228"/>
+              <w:ind w:start="143" w:end="0"/>
               <w:rPr>
                 <w:sz w:val="19"/>
               </w:rPr>
@@ -6422,61 +6729,109 @@
         </w:tc>
         <w:tc>
           <w:tcPr>
-            <w:tcW w:w="3725" w:type="dxa"/>
+            <w:tcW w:w="3724" w:type="dxa"/>
             <w:gridSpan w:val="5"/>
+            <w:tcBorders>
+              <w:top w:val="single" w:sz="4" w:space="0" w:color="000000"/>
+              <w:start w:val="single" w:sz="4" w:space="0" w:color="000000"/>
+              <w:bottom w:val="single" w:sz="4" w:space="0" w:color="000000"/>
+              <w:end w:val="single" w:sz="4" w:space="0" w:color="000000"/>
+            </w:tcBorders>
           </w:tcPr>
           <w:p>
             <w:pPr>
               <w:pStyle w:val="TableParagraph"/>
               <w:rPr>
-                <w:rFonts w:ascii="Times New Roman"/>
+                <w:rFonts w:ascii="Times New Roman" w:hAnsi="Times New Roman"/>
                 <w:sz w:val="18"/>
               </w:rPr>
             </w:pPr>
+            <w:r>
+              <w:rPr>
+                <w:rFonts w:ascii="Times New Roman" w:hAnsi="Times New Roman"/>
+                <w:sz w:val="18"/>
+              </w:rPr>
+            </w:r>
           </w:p>
         </w:tc>
         <w:tc>
           <w:tcPr>
             <w:tcW w:w="2027" w:type="dxa"/>
             <w:gridSpan w:val="5"/>
+            <w:tcBorders>
+              <w:top w:val="single" w:sz="4" w:space="0" w:color="000000"/>
+              <w:start w:val="single" w:sz="4" w:space="0" w:color="000000"/>
+              <w:bottom w:val="single" w:sz="4" w:space="0" w:color="000000"/>
+              <w:end w:val="single" w:sz="4" w:space="0" w:color="000000"/>
+            </w:tcBorders>
           </w:tcPr>
           <w:p>
             <w:pPr>
               <w:pStyle w:val="TableParagraph"/>
               <w:rPr>
-                <w:rFonts w:ascii="Times New Roman"/>
+                <w:rFonts w:ascii="Times New Roman" w:hAnsi="Times New Roman"/>
                 <w:sz w:val="18"/>
               </w:rPr>
             </w:pPr>
+            <w:r>
+              <w:rPr>
+                <w:rFonts w:ascii="Times New Roman" w:hAnsi="Times New Roman"/>
+                <w:sz w:val="18"/>
+              </w:rPr>
+            </w:r>
           </w:p>
         </w:tc>
         <w:tc>
           <w:tcPr>
-            <w:tcW w:w="1179" w:type="dxa"/>
+            <w:tcW w:w="1180" w:type="dxa"/>
             <w:gridSpan w:val="3"/>
+            <w:tcBorders>
+              <w:top w:val="single" w:sz="4" w:space="0" w:color="000000"/>
+              <w:start w:val="single" w:sz="4" w:space="0" w:color="000000"/>
+              <w:bottom w:val="single" w:sz="4" w:space="0" w:color="000000"/>
+              <w:end w:val="single" w:sz="4" w:space="0" w:color="000000"/>
+            </w:tcBorders>
           </w:tcPr>
           <w:p>
             <w:pPr>
               <w:pStyle w:val="TableParagraph"/>
               <w:rPr>
-                <w:rFonts w:ascii="Times New Roman"/>
+                <w:rFonts w:ascii="Times New Roman" w:hAnsi="Times New Roman"/>
                 <w:sz w:val="18"/>
               </w:rPr>
             </w:pPr>
+            <w:r>
+              <w:rPr>
+                <w:rFonts w:ascii="Times New Roman" w:hAnsi="Times New Roman"/>
+                <w:sz w:val="18"/>
+              </w:rPr>
+            </w:r>
           </w:p>
         </w:tc>
         <w:tc>
           <w:tcPr>
             <w:tcW w:w="1862" w:type="dxa"/>
+            <w:tcBorders>
+              <w:top w:val="single" w:sz="4" w:space="0" w:color="000000"/>
+              <w:start w:val="single" w:sz="4" w:space="0" w:color="000000"/>
+              <w:bottom w:val="single" w:sz="4" w:space="0" w:color="000000"/>
+              <w:end w:val="single" w:sz="4" w:space="0" w:color="000000"/>
+            </w:tcBorders>
           </w:tcPr>
           <w:p>
             <w:pPr>
               <w:pStyle w:val="TableParagraph"/>
               <w:rPr>
-                <w:rFonts w:ascii="Times New Roman"/>
+                <w:rFonts w:ascii="Times New Roman" w:hAnsi="Times New Roman"/>
                 <w:sz w:val="18"/>
               </w:rPr>
             </w:pPr>
+            <w:r>
+              <w:rPr>
+                <w:rFonts w:ascii="Times New Roman" w:hAnsi="Times New Roman"/>
+                <w:sz w:val="18"/>
+              </w:rPr>
+            </w:r>
           </w:p>
         </w:tc>
       </w:tr>
@@ -6487,12 +6842,18 @@
         <w:tc>
           <w:tcPr>
             <w:tcW w:w="1358" w:type="dxa"/>
+            <w:tcBorders>
+              <w:top w:val="single" w:sz="4" w:space="0" w:color="000000"/>
+              <w:start w:val="single" w:sz="4" w:space="0" w:color="000000"/>
+              <w:bottom w:val="single" w:sz="4" w:space="0" w:color="000000"/>
+              <w:end w:val="single" w:sz="4" w:space="0" w:color="000000"/>
+            </w:tcBorders>
           </w:tcPr>
           <w:p>
             <w:pPr>
               <w:pStyle w:val="TableParagraph"/>
-              <w:spacing w:line="215" w:lineRule="exact"/>
-              <w:ind w:left="143"/>
+              <w:spacing w:lineRule="exact" w:line="215"/>
+              <w:ind w:start="143" w:end="0"/>
               <w:rPr>
                 <w:sz w:val="19"/>
               </w:rPr>
@@ -6508,61 +6869,109 @@
         </w:tc>
         <w:tc>
           <w:tcPr>
-            <w:tcW w:w="3725" w:type="dxa"/>
+            <w:tcW w:w="3724" w:type="dxa"/>
             <w:gridSpan w:val="5"/>
+            <w:tcBorders>
+              <w:top w:val="single" w:sz="4" w:space="0" w:color="000000"/>
+              <w:start w:val="single" w:sz="4" w:space="0" w:color="000000"/>
+              <w:bottom w:val="single" w:sz="4" w:space="0" w:color="000000"/>
+              <w:end w:val="single" w:sz="4" w:space="0" w:color="000000"/>
+            </w:tcBorders>
           </w:tcPr>
           <w:p>
             <w:pPr>
               <w:pStyle w:val="TableParagraph"/>
               <w:rPr>
-                <w:rFonts w:ascii="Times New Roman"/>
+                <w:rFonts w:ascii="Times New Roman" w:hAnsi="Times New Roman"/>
                 <w:sz w:val="16"/>
               </w:rPr>
             </w:pPr>
+            <w:r>
+              <w:rPr>
+                <w:rFonts w:ascii="Times New Roman" w:hAnsi="Times New Roman"/>
+                <w:sz w:val="16"/>
+              </w:rPr>
+            </w:r>
           </w:p>
         </w:tc>
         <w:tc>
           <w:tcPr>
             <w:tcW w:w="2027" w:type="dxa"/>
             <w:gridSpan w:val="5"/>
+            <w:tcBorders>
+              <w:top w:val="single" w:sz="4" w:space="0" w:color="000000"/>
+              <w:start w:val="single" w:sz="4" w:space="0" w:color="000000"/>
+              <w:bottom w:val="single" w:sz="4" w:space="0" w:color="000000"/>
+              <w:end w:val="single" w:sz="4" w:space="0" w:color="000000"/>
+            </w:tcBorders>
           </w:tcPr>
           <w:p>
             <w:pPr>
               <w:pStyle w:val="TableParagraph"/>
               <w:rPr>
-                <w:rFonts w:ascii="Times New Roman"/>
+                <w:rFonts w:ascii="Times New Roman" w:hAnsi="Times New Roman"/>
                 <w:sz w:val="16"/>
               </w:rPr>
             </w:pPr>
+            <w:r>
+              <w:rPr>
+                <w:rFonts w:ascii="Times New Roman" w:hAnsi="Times New Roman"/>
+                <w:sz w:val="16"/>
+              </w:rPr>
+            </w:r>
           </w:p>
         </w:tc>
         <w:tc>
           <w:tcPr>
-            <w:tcW w:w="1179" w:type="dxa"/>
+            <w:tcW w:w="1180" w:type="dxa"/>
             <w:gridSpan w:val="3"/>
+            <w:tcBorders>
+              <w:top w:val="single" w:sz="4" w:space="0" w:color="000000"/>
+              <w:start w:val="single" w:sz="4" w:space="0" w:color="000000"/>
+              <w:bottom w:val="single" w:sz="4" w:space="0" w:color="000000"/>
+              <w:end w:val="single" w:sz="4" w:space="0" w:color="000000"/>
+            </w:tcBorders>
           </w:tcPr>
           <w:p>
             <w:pPr>
               <w:pStyle w:val="TableParagraph"/>
               <w:rPr>
-                <w:rFonts w:ascii="Times New Roman"/>
+                <w:rFonts w:ascii="Times New Roman" w:hAnsi="Times New Roman"/>
                 <w:sz w:val="16"/>
               </w:rPr>
             </w:pPr>
+            <w:r>
+              <w:rPr>
+                <w:rFonts w:ascii="Times New Roman" w:hAnsi="Times New Roman"/>
+                <w:sz w:val="16"/>
+              </w:rPr>
+            </w:r>
           </w:p>
         </w:tc>
         <w:tc>
           <w:tcPr>
             <w:tcW w:w="1862" w:type="dxa"/>
+            <w:tcBorders>
+              <w:top w:val="single" w:sz="4" w:space="0" w:color="000000"/>
+              <w:start w:val="single" w:sz="4" w:space="0" w:color="000000"/>
+              <w:bottom w:val="single" w:sz="4" w:space="0" w:color="000000"/>
+              <w:end w:val="single" w:sz="4" w:space="0" w:color="000000"/>
+            </w:tcBorders>
           </w:tcPr>
           <w:p>
             <w:pPr>
               <w:pStyle w:val="TableParagraph"/>
               <w:rPr>
-                <w:rFonts w:ascii="Times New Roman"/>
+                <w:rFonts w:ascii="Times New Roman" w:hAnsi="Times New Roman"/>
                 <w:sz w:val="16"/>
               </w:rPr>
             </w:pPr>
+            <w:r>
+              <w:rPr>
+                <w:rFonts w:ascii="Times New Roman" w:hAnsi="Times New Roman"/>
+                <w:sz w:val="16"/>
+              </w:rPr>
+            </w:r>
           </w:p>
         </w:tc>
       </w:tr>
@@ -6573,12 +6982,18 @@
         <w:tc>
           <w:tcPr>
             <w:tcW w:w="1358" w:type="dxa"/>
+            <w:tcBorders>
+              <w:top w:val="single" w:sz="4" w:space="0" w:color="000000"/>
+              <w:start w:val="single" w:sz="4" w:space="0" w:color="000000"/>
+              <w:bottom w:val="single" w:sz="4" w:space="0" w:color="000000"/>
+              <w:end w:val="single" w:sz="4" w:space="0" w:color="000000"/>
+            </w:tcBorders>
           </w:tcPr>
           <w:p>
             <w:pPr>
               <w:pStyle w:val="TableParagraph"/>
-              <w:spacing w:line="218" w:lineRule="exact" w:before="11"/>
-              <w:ind w:left="143"/>
+              <w:spacing w:lineRule="exact" w:line="218" w:before="11" w:after="0"/>
+              <w:ind w:start="143" w:end="0"/>
               <w:rPr>
                 <w:sz w:val="18"/>
               </w:rPr>
@@ -6601,61 +7016,109 @@
         </w:tc>
         <w:tc>
           <w:tcPr>
-            <w:tcW w:w="3725" w:type="dxa"/>
+            <w:tcW w:w="3724" w:type="dxa"/>
             <w:gridSpan w:val="5"/>
+            <w:tcBorders>
+              <w:top w:val="single" w:sz="4" w:space="0" w:color="000000"/>
+              <w:start w:val="single" w:sz="4" w:space="0" w:color="000000"/>
+              <w:bottom w:val="single" w:sz="4" w:space="0" w:color="000000"/>
+              <w:end w:val="single" w:sz="4" w:space="0" w:color="000000"/>
+            </w:tcBorders>
           </w:tcPr>
           <w:p>
             <w:pPr>
               <w:pStyle w:val="TableParagraph"/>
               <w:rPr>
-                <w:rFonts w:ascii="Times New Roman"/>
+                <w:rFonts w:ascii="Times New Roman" w:hAnsi="Times New Roman"/>
                 <w:sz w:val="18"/>
               </w:rPr>
             </w:pPr>
+            <w:r>
+              <w:rPr>
+                <w:rFonts w:ascii="Times New Roman" w:hAnsi="Times New Roman"/>
+                <w:sz w:val="18"/>
+              </w:rPr>
+            </w:r>
           </w:p>
         </w:tc>
         <w:tc>
           <w:tcPr>
             <w:tcW w:w="2027" w:type="dxa"/>
             <w:gridSpan w:val="5"/>
+            <w:tcBorders>
+              <w:top w:val="single" w:sz="4" w:space="0" w:color="000000"/>
+              <w:start w:val="single" w:sz="4" w:space="0" w:color="000000"/>
+              <w:bottom w:val="single" w:sz="4" w:space="0" w:color="000000"/>
+              <w:end w:val="single" w:sz="4" w:space="0" w:color="000000"/>
+            </w:tcBorders>
           </w:tcPr>
           <w:p>
             <w:pPr>
               <w:pStyle w:val="TableParagraph"/>
               <w:rPr>
-                <w:rFonts w:ascii="Times New Roman"/>
+                <w:rFonts w:ascii="Times New Roman" w:hAnsi="Times New Roman"/>
                 <w:sz w:val="18"/>
               </w:rPr>
             </w:pPr>
+            <w:r>
+              <w:rPr>
+                <w:rFonts w:ascii="Times New Roman" w:hAnsi="Times New Roman"/>
+                <w:sz w:val="18"/>
+              </w:rPr>
+            </w:r>
           </w:p>
         </w:tc>
         <w:tc>
           <w:tcPr>
-            <w:tcW w:w="1179" w:type="dxa"/>
+            <w:tcW w:w="1180" w:type="dxa"/>
             <w:gridSpan w:val="3"/>
+            <w:tcBorders>
+              <w:top w:val="single" w:sz="4" w:space="0" w:color="000000"/>
+              <w:start w:val="single" w:sz="4" w:space="0" w:color="000000"/>
+              <w:bottom w:val="single" w:sz="4" w:space="0" w:color="000000"/>
+              <w:end w:val="single" w:sz="4" w:space="0" w:color="000000"/>
+            </w:tcBorders>
           </w:tcPr>
           <w:p>
             <w:pPr>
               <w:pStyle w:val="TableParagraph"/>
               <w:rPr>
-                <w:rFonts w:ascii="Times New Roman"/>
+                <w:rFonts w:ascii="Times New Roman" w:hAnsi="Times New Roman"/>
                 <w:sz w:val="18"/>
               </w:rPr>
             </w:pPr>
+            <w:r>
+              <w:rPr>
+                <w:rFonts w:ascii="Times New Roman" w:hAnsi="Times New Roman"/>
+                <w:sz w:val="18"/>
+              </w:rPr>
+            </w:r>
           </w:p>
         </w:tc>
         <w:tc>
           <w:tcPr>
             <w:tcW w:w="1862" w:type="dxa"/>
+            <w:tcBorders>
+              <w:top w:val="single" w:sz="4" w:space="0" w:color="000000"/>
+              <w:start w:val="single" w:sz="4" w:space="0" w:color="000000"/>
+              <w:bottom w:val="single" w:sz="4" w:space="0" w:color="000000"/>
+              <w:end w:val="single" w:sz="4" w:space="0" w:color="000000"/>
+            </w:tcBorders>
           </w:tcPr>
           <w:p>
             <w:pPr>
               <w:pStyle w:val="TableParagraph"/>
               <w:rPr>
-                <w:rFonts w:ascii="Times New Roman"/>
+                <w:rFonts w:ascii="Times New Roman" w:hAnsi="Times New Roman"/>
                 <w:sz w:val="18"/>
               </w:rPr>
             </w:pPr>
+            <w:r>
+              <w:rPr>
+                <w:rFonts w:ascii="Times New Roman" w:hAnsi="Times New Roman"/>
+                <w:sz w:val="18"/>
+              </w:rPr>
+            </w:r>
           </w:p>
         </w:tc>
       </w:tr>
@@ -6667,12 +7130,18 @@
           <w:tcPr>
             <w:tcW w:w="10151" w:type="dxa"/>
             <w:gridSpan w:val="15"/>
+            <w:tcBorders>
+              <w:top w:val="single" w:sz="4" w:space="0" w:color="000000"/>
+              <w:start w:val="single" w:sz="4" w:space="0" w:color="000000"/>
+              <w:bottom w:val="single" w:sz="4" w:space="0" w:color="000000"/>
+              <w:end w:val="single" w:sz="4" w:space="0" w:color="000000"/>
+            </w:tcBorders>
           </w:tcPr>
           <w:p>
             <w:pPr>
               <w:pStyle w:val="TableParagraph"/>
-              <w:spacing w:before="39"/>
-              <w:ind w:left="105"/>
+              <w:spacing w:before="39" w:after="0"/>
+              <w:ind w:start="105" w:end="0"/>
               <w:jc w:val="both"/>
               <w:rPr>
                 <w:b/>
@@ -6693,7 +7162,7 @@
                 <w:spacing w:val="-6"/>
                 <w:sz w:val="19"/>
               </w:rPr>
-              <w:t> </w:t>
+              <w:t xml:space="preserve"> </w:t>
             </w:r>
             <w:r>
               <w:rPr>
@@ -6707,8 +7176,8 @@
           <w:p>
             <w:pPr>
               <w:pStyle w:val="TableParagraph"/>
-              <w:spacing w:line="242" w:lineRule="exact" w:before="57"/>
-              <w:ind w:left="105"/>
+              <w:spacing w:lineRule="exact" w:line="242" w:before="57" w:after="0"/>
+              <w:ind w:start="105" w:end="0"/>
               <w:jc w:val="both"/>
               <w:rPr>
                 <w:sz w:val="19"/>
@@ -6733,7 +7202,7 @@
                 <w:spacing w:val="4"/>
                 <w:sz w:val="19"/>
               </w:rPr>
-              <w:t> </w:t>
+              <w:t xml:space="preserve"> </w:t>
             </w:r>
             <w:r>
               <w:rPr>
@@ -6747,7 +7216,7 @@
                 <w:spacing w:val="-3"/>
                 <w:sz w:val="19"/>
               </w:rPr>
-              <w:t> </w:t>
+              <w:t xml:space="preserve"> </w:t>
             </w:r>
             <w:r>
               <w:rPr>
@@ -6761,7 +7230,7 @@
                 <w:spacing w:val="1"/>
                 <w:sz w:val="19"/>
               </w:rPr>
-              <w:t> </w:t>
+              <w:t xml:space="preserve"> </w:t>
             </w:r>
             <w:r>
               <w:rPr>
@@ -6775,7 +7244,7 @@
                 <w:spacing w:val="6"/>
                 <w:sz w:val="19"/>
               </w:rPr>
-              <w:t> </w:t>
+              <w:t xml:space="preserve"> </w:t>
             </w:r>
             <w:r>
               <w:rPr>
@@ -6789,7 +7258,7 @@
                 <w:spacing w:val="-4"/>
                 <w:sz w:val="19"/>
               </w:rPr>
-              <w:t> </w:t>
+              <w:t xml:space="preserve"> </w:t>
             </w:r>
             <w:r>
               <w:rPr>
@@ -6803,7 +7272,7 @@
                 <w:spacing w:val="6"/>
                 <w:sz w:val="19"/>
               </w:rPr>
-              <w:t> </w:t>
+              <w:t xml:space="preserve"> </w:t>
             </w:r>
             <w:r>
               <w:rPr>
@@ -6817,7 +7286,7 @@
                 <w:spacing w:val="-4"/>
                 <w:sz w:val="19"/>
               </w:rPr>
-              <w:t> </w:t>
+              <w:t xml:space="preserve"> </w:t>
             </w:r>
             <w:r>
               <w:rPr>
@@ -6831,7 +7300,7 @@
                 <w:spacing w:val="3"/>
                 <w:sz w:val="19"/>
               </w:rPr>
-              <w:t> </w:t>
+              <w:t xml:space="preserve"> </w:t>
             </w:r>
             <w:r>
               <w:rPr>
@@ -6845,7 +7314,7 @@
                 <w:spacing w:val="-3"/>
                 <w:sz w:val="19"/>
               </w:rPr>
-              <w:t> </w:t>
+              <w:t xml:space="preserve"> </w:t>
             </w:r>
             <w:r>
               <w:rPr>
@@ -6859,7 +7328,7 @@
                 <w:spacing w:val="1"/>
                 <w:sz w:val="19"/>
               </w:rPr>
-              <w:t> </w:t>
+              <w:t xml:space="preserve"> </w:t>
             </w:r>
             <w:r>
               <w:rPr>
@@ -6872,8 +7341,8 @@
           <w:p>
             <w:pPr>
               <w:pStyle w:val="TableParagraph"/>
-              <w:spacing w:line="227" w:lineRule="exact"/>
-              <w:ind w:left="235"/>
+              <w:spacing w:lineRule="exact" w:line="227"/>
+              <w:ind w:start="235" w:end="0"/>
               <w:jc w:val="both"/>
               <w:rPr>
                 <w:sz w:val="19"/>
@@ -6891,7 +7360,7 @@
                 <w:w w:val="150"/>
                 <w:sz w:val="19"/>
               </w:rPr>
-              <w:t> </w:t>
+              <w:t xml:space="preserve"> </w:t>
             </w:r>
             <w:r>
               <w:rPr>
@@ -6904,7 +7373,7 @@
                 <w:spacing w:val="29"/>
                 <w:sz w:val="19"/>
               </w:rPr>
-              <w:t> </w:t>
+              <w:t xml:space="preserve"> </w:t>
             </w:r>
             <w:r>
               <w:rPr>
@@ -6917,7 +7386,7 @@
                 <w:spacing w:val="28"/>
                 <w:sz w:val="19"/>
               </w:rPr>
-              <w:t> </w:t>
+              <w:t xml:space="preserve"> </w:t>
             </w:r>
             <w:r>
               <w:rPr>
@@ -6930,7 +7399,7 @@
                 <w:spacing w:val="-4"/>
                 <w:sz w:val="19"/>
               </w:rPr>
-              <w:t> </w:t>
+              <w:t xml:space="preserve"> </w:t>
             </w:r>
             <w:r>
               <w:rPr>
@@ -6943,7 +7412,7 @@
                 <w:spacing w:val="-4"/>
                 <w:sz w:val="19"/>
               </w:rPr>
-              <w:t> </w:t>
+              <w:t xml:space="preserve"> </w:t>
             </w:r>
             <w:r>
               <w:rPr>
@@ -6956,7 +7425,7 @@
                 <w:spacing w:val="-10"/>
                 <w:sz w:val="19"/>
               </w:rPr>
-              <w:t> </w:t>
+              <w:t xml:space="preserve"> </w:t>
             </w:r>
             <w:r>
               <w:rPr>
@@ -6969,7 +7438,7 @@
                 <w:spacing w:val="-10"/>
                 <w:sz w:val="19"/>
               </w:rPr>
-              <w:t> </w:t>
+              <w:t xml:space="preserve"> </w:t>
             </w:r>
             <w:r>
               <w:rPr>
@@ -6982,7 +7451,7 @@
                 <w:spacing w:val="-3"/>
                 <w:sz w:val="19"/>
               </w:rPr>
-              <w:t> </w:t>
+              <w:t xml:space="preserve"> </w:t>
             </w:r>
             <w:r>
               <w:rPr>
@@ -6995,7 +7464,7 @@
                 <w:spacing w:val="-6"/>
                 <w:sz w:val="19"/>
               </w:rPr>
-              <w:t> </w:t>
+              <w:t xml:space="preserve"> </w:t>
             </w:r>
             <w:r>
               <w:rPr>
@@ -7008,7 +7477,7 @@
                 <w:spacing w:val="-9"/>
                 <w:sz w:val="19"/>
               </w:rPr>
-              <w:t> </w:t>
+              <w:t xml:space="preserve"> </w:t>
             </w:r>
             <w:r>
               <w:rPr>
@@ -7021,7 +7490,7 @@
                 <w:spacing w:val="-8"/>
                 <w:sz w:val="19"/>
               </w:rPr>
-              <w:t> </w:t>
+              <w:t xml:space="preserve"> </w:t>
             </w:r>
             <w:r>
               <w:rPr>
@@ -7034,7 +7503,7 @@
                 <w:spacing w:val="-6"/>
                 <w:sz w:val="19"/>
               </w:rPr>
-              <w:t> </w:t>
+              <w:t xml:space="preserve"> </w:t>
             </w:r>
             <w:r>
               <w:rPr>
@@ -7047,7 +7516,7 @@
                 <w:spacing w:val="-10"/>
                 <w:sz w:val="19"/>
               </w:rPr>
-              <w:t> </w:t>
+              <w:t xml:space="preserve"> </w:t>
             </w:r>
             <w:r>
               <w:rPr>
@@ -7060,7 +7529,7 @@
                 <w:spacing w:val="-4"/>
                 <w:sz w:val="19"/>
               </w:rPr>
-              <w:t> </w:t>
+              <w:t xml:space="preserve"> </w:t>
             </w:r>
             <w:r>
               <w:rPr>
@@ -7073,7 +7542,7 @@
                 <w:spacing w:val="-10"/>
                 <w:sz w:val="19"/>
               </w:rPr>
-              <w:t> </w:t>
+              <w:t xml:space="preserve"> </w:t>
             </w:r>
             <w:r>
               <w:rPr>
@@ -7086,7 +7555,7 @@
                 <w:spacing w:val="-7"/>
                 <w:sz w:val="19"/>
               </w:rPr>
-              <w:t> </w:t>
+              <w:t xml:space="preserve"> </w:t>
             </w:r>
             <w:r>
               <w:rPr>
@@ -7099,7 +7568,7 @@
                 <w:spacing w:val="-10"/>
                 <w:sz w:val="19"/>
               </w:rPr>
-              <w:t> </w:t>
+              <w:t xml:space="preserve"> </w:t>
             </w:r>
             <w:r>
               <w:rPr>
@@ -7112,7 +7581,7 @@
                 <w:spacing w:val="-6"/>
                 <w:sz w:val="19"/>
               </w:rPr>
-              <w:t> </w:t>
+              <w:t xml:space="preserve"> </w:t>
             </w:r>
             <w:r>
               <w:rPr>
@@ -7125,7 +7594,7 @@
                 <w:spacing w:val="-5"/>
                 <w:sz w:val="19"/>
               </w:rPr>
-              <w:t> </w:t>
+              <w:t xml:space="preserve"> </w:t>
             </w:r>
             <w:r>
               <w:rPr>
@@ -7138,7 +7607,7 @@
                 <w:spacing w:val="-5"/>
                 <w:sz w:val="19"/>
               </w:rPr>
-              <w:t> </w:t>
+              <w:t xml:space="preserve"> </w:t>
             </w:r>
             <w:r>
               <w:rPr>
@@ -7157,8 +7626,8 @@
           <w:p>
             <w:pPr>
               <w:pStyle w:val="TableParagraph"/>
-              <w:spacing w:line="237" w:lineRule="auto"/>
-              <w:ind w:left="830" w:right="728" w:hanging="596"/>
+              <w:spacing w:lineRule="auto" w:line="238"/>
+              <w:ind w:hanging="596" w:start="830" w:end="728"/>
               <w:jc w:val="both"/>
               <w:rPr>
                 <w:sz w:val="19"/>
@@ -7175,7 +7644,7 @@
                 <w:spacing w:val="80"/>
                 <w:sz w:val="19"/>
               </w:rPr>
-              <w:t> </w:t>
+              <w:t xml:space="preserve"> </w:t>
             </w:r>
             <w:r>
               <w:rPr>
@@ -7188,7 +7657,7 @@
                 <w:spacing w:val="31"/>
                 <w:sz w:val="19"/>
               </w:rPr>
-              <w:t> </w:t>
+              <w:t xml:space="preserve"> </w:t>
             </w:r>
             <w:r>
               <w:rPr>
@@ -7201,7 +7670,7 @@
                 <w:spacing w:val="31"/>
                 <w:sz w:val="19"/>
               </w:rPr>
-              <w:t> </w:t>
+              <w:t xml:space="preserve"> </w:t>
             </w:r>
             <w:r>
               <w:rPr>
@@ -7214,7 +7683,7 @@
                 <w:spacing w:val="-2"/>
                 <w:sz w:val="19"/>
               </w:rPr>
-              <w:t> </w:t>
+              <w:t xml:space="preserve"> </w:t>
             </w:r>
             <w:r>
               <w:rPr>
@@ -7227,7 +7696,7 @@
                 <w:spacing w:val="-3"/>
                 <w:sz w:val="19"/>
               </w:rPr>
-              <w:t> </w:t>
+              <w:t xml:space="preserve"> </w:t>
             </w:r>
             <w:r>
               <w:rPr>
@@ -7240,7 +7709,7 @@
                 <w:spacing w:val="-9"/>
                 <w:sz w:val="19"/>
               </w:rPr>
-              <w:t> </w:t>
+              <w:t xml:space="preserve"> </w:t>
             </w:r>
             <w:r>
               <w:rPr>
@@ -7253,7 +7722,7 @@
                 <w:spacing w:val="-4"/>
                 <w:sz w:val="19"/>
               </w:rPr>
-              <w:t> </w:t>
+              <w:t xml:space="preserve"> </w:t>
             </w:r>
             <w:r>
               <w:rPr>
@@ -7266,7 +7735,7 @@
                 <w:spacing w:val="-9"/>
                 <w:sz w:val="19"/>
               </w:rPr>
-              <w:t> </w:t>
+              <w:t xml:space="preserve"> </w:t>
             </w:r>
             <w:r>
               <w:rPr>
@@ -7279,7 +7748,7 @@
                 <w:spacing w:val="-3"/>
                 <w:sz w:val="19"/>
               </w:rPr>
-              <w:t> </w:t>
+              <w:t xml:space="preserve"> </w:t>
             </w:r>
             <w:r>
               <w:rPr>
@@ -7292,7 +7761,7 @@
                 <w:spacing w:val="-10"/>
                 <w:sz w:val="19"/>
               </w:rPr>
-              <w:t> </w:t>
+              <w:t xml:space="preserve"> </w:t>
             </w:r>
             <w:r>
               <w:rPr>
@@ -7305,7 +7774,7 @@
                 <w:spacing w:val="-2"/>
                 <w:sz w:val="19"/>
               </w:rPr>
-              <w:t> </w:t>
+              <w:t xml:space="preserve"> </w:t>
             </w:r>
             <w:r>
               <w:rPr>
@@ -7318,7 +7787,7 @@
                 <w:spacing w:val="-6"/>
                 <w:sz w:val="19"/>
               </w:rPr>
-              <w:t> </w:t>
+              <w:t xml:space="preserve"> </w:t>
             </w:r>
             <w:r>
               <w:rPr>
@@ -7331,7 +7800,7 @@
                 <w:spacing w:val="-3"/>
                 <w:sz w:val="19"/>
               </w:rPr>
-              <w:t> </w:t>
+              <w:t xml:space="preserve"> </w:t>
             </w:r>
             <w:r>
               <w:rPr>
@@ -7344,7 +7813,7 @@
                 <w:spacing w:val="-4"/>
                 <w:sz w:val="19"/>
               </w:rPr>
-              <w:t> </w:t>
+              <w:t xml:space="preserve"> </w:t>
             </w:r>
             <w:r>
               <w:rPr>
@@ -7359,7 +7828,7 @@
                 <w:spacing w:val="-7"/>
                 <w:sz w:val="19"/>
               </w:rPr>
-              <w:t> </w:t>
+              <w:t xml:space="preserve"> </w:t>
             </w:r>
             <w:r>
               <w:rPr>
@@ -7372,7 +7841,7 @@
                 <w:spacing w:val="-10"/>
                 <w:sz w:val="19"/>
               </w:rPr>
-              <w:t> </w:t>
+              <w:t xml:space="preserve"> </w:t>
             </w:r>
             <w:r>
               <w:rPr>
@@ -7385,7 +7854,7 @@
                 <w:spacing w:val="-10"/>
                 <w:sz w:val="19"/>
               </w:rPr>
-              <w:t> </w:t>
+              <w:t xml:space="preserve"> </w:t>
             </w:r>
             <w:r>
               <w:rPr>
@@ -7398,7 +7867,7 @@
                 <w:spacing w:val="-6"/>
                 <w:sz w:val="19"/>
               </w:rPr>
-              <w:t> </w:t>
+              <w:t xml:space="preserve"> </w:t>
             </w:r>
             <w:r>
               <w:rPr>
@@ -7411,7 +7880,7 @@
                 <w:spacing w:val="-8"/>
                 <w:sz w:val="19"/>
               </w:rPr>
-              <w:t> </w:t>
+              <w:t xml:space="preserve"> </w:t>
             </w:r>
             <w:r>
               <w:rPr>
@@ -7424,7 +7893,7 @@
                 <w:spacing w:val="-4"/>
                 <w:sz w:val="19"/>
               </w:rPr>
-              <w:t> </w:t>
+              <w:t xml:space="preserve"> </w:t>
             </w:r>
             <w:r>
               <w:rPr>
@@ -7437,7 +7906,7 @@
                 <w:spacing w:val="-9"/>
                 <w:sz w:val="19"/>
               </w:rPr>
-              <w:t> </w:t>
+              <w:t xml:space="preserve"> </w:t>
             </w:r>
             <w:r>
               <w:rPr>
@@ -7450,7 +7919,7 @@
                 <w:spacing w:val="-10"/>
                 <w:sz w:val="19"/>
               </w:rPr>
-              <w:t> </w:t>
+              <w:t xml:space="preserve"> </w:t>
             </w:r>
             <w:r>
               <w:rPr>
@@ -7463,7 +7932,7 @@
                 <w:spacing w:val="-10"/>
                 <w:sz w:val="19"/>
               </w:rPr>
-              <w:t> </w:t>
+              <w:t xml:space="preserve"> </w:t>
             </w:r>
             <w:r>
               <w:rPr>
@@ -7476,7 +7945,7 @@
                 <w:spacing w:val="-5"/>
                 <w:sz w:val="19"/>
               </w:rPr>
-              <w:t> </w:t>
+              <w:t xml:space="preserve"> </w:t>
             </w:r>
             <w:r>
               <w:rPr>
@@ -7489,7 +7958,7 @@
                 <w:spacing w:val="-8"/>
                 <w:sz w:val="19"/>
               </w:rPr>
-              <w:t> </w:t>
+              <w:t xml:space="preserve"> </w:t>
             </w:r>
             <w:r>
               <w:rPr>
@@ -7502,7 +7971,7 @@
                 <w:spacing w:val="-7"/>
                 <w:sz w:val="19"/>
               </w:rPr>
-              <w:t> </w:t>
+              <w:t xml:space="preserve"> </w:t>
             </w:r>
             <w:r>
               <w:rPr>
@@ -7515,7 +7984,7 @@
                 <w:spacing w:val="-7"/>
                 <w:sz w:val="19"/>
               </w:rPr>
-              <w:t> </w:t>
+              <w:t xml:space="preserve"> </w:t>
             </w:r>
             <w:r>
               <w:rPr>
@@ -7530,7 +7999,7 @@
                 <w:spacing w:val="-8"/>
                 <w:sz w:val="19"/>
               </w:rPr>
-              <w:t> </w:t>
+              <w:t xml:space="preserve"> </w:t>
             </w:r>
             <w:r>
               <w:rPr>
@@ -7543,7 +8012,7 @@
                 <w:spacing w:val="-3"/>
                 <w:sz w:val="19"/>
               </w:rPr>
-              <w:t> </w:t>
+              <w:t xml:space="preserve"> </w:t>
             </w:r>
             <w:r>
               <w:rPr>
@@ -7556,7 +8025,7 @@
                 <w:spacing w:val="-10"/>
                 <w:sz w:val="19"/>
               </w:rPr>
-              <w:t> </w:t>
+              <w:t xml:space="preserve"> </w:t>
             </w:r>
             <w:r>
               <w:rPr>
@@ -7569,7 +8038,7 @@
                 <w:spacing w:val="-11"/>
                 <w:sz w:val="19"/>
               </w:rPr>
-              <w:t> </w:t>
+              <w:t xml:space="preserve"> </w:t>
             </w:r>
             <w:r>
               <w:rPr>
@@ -7582,7 +8051,7 @@
                 <w:spacing w:val="-9"/>
                 <w:sz w:val="19"/>
               </w:rPr>
-              <w:t> </w:t>
+              <w:t xml:space="preserve"> </w:t>
             </w:r>
             <w:r>
               <w:rPr>
@@ -7597,7 +8066,7 @@
                 <w:spacing w:val="-8"/>
                 <w:sz w:val="19"/>
               </w:rPr>
-              <w:t> </w:t>
+              <w:t xml:space="preserve"> </w:t>
             </w:r>
             <w:r>
               <w:rPr>
@@ -7610,7 +8079,7 @@
                 <w:spacing w:val="-3"/>
                 <w:sz w:val="19"/>
               </w:rPr>
-              <w:t> </w:t>
+              <w:t xml:space="preserve"> </w:t>
             </w:r>
             <w:r>
               <w:rPr>
@@ -7622,8 +8091,8 @@
           <w:p>
             <w:pPr>
               <w:pStyle w:val="TableParagraph"/>
-              <w:spacing w:line="231" w:lineRule="exact"/>
-              <w:ind w:left="196"/>
+              <w:spacing w:lineRule="exact" w:line="231"/>
+              <w:ind w:start="196" w:end="0"/>
               <w:jc w:val="both"/>
               <w:rPr>
                 <w:sz w:val="19"/>
@@ -7641,7 +8110,7 @@
                 <w:w w:val="150"/>
                 <w:sz w:val="19"/>
               </w:rPr>
-              <w:t> </w:t>
+              <w:t xml:space="preserve"> </w:t>
             </w:r>
             <w:r>
               <w:rPr>
@@ -7654,7 +8123,7 @@
                 <w:spacing w:val="30"/>
                 <w:sz w:val="19"/>
               </w:rPr>
-              <w:t> </w:t>
+              <w:t xml:space="preserve"> </w:t>
             </w:r>
             <w:r>
               <w:rPr>
@@ -7667,7 +8136,7 @@
                 <w:spacing w:val="63"/>
                 <w:sz w:val="19"/>
               </w:rPr>
-              <w:t> </w:t>
+              <w:t xml:space="preserve"> </w:t>
             </w:r>
             <w:r>
               <w:rPr>
@@ -7682,7 +8151,7 @@
                 <w:spacing w:val="-10"/>
                 <w:sz w:val="19"/>
               </w:rPr>
-              <w:t> </w:t>
+              <w:t xml:space="preserve"> </w:t>
             </w:r>
             <w:r>
               <w:rPr>
@@ -7703,7 +8172,7 @@
                 <w:spacing w:val="-2"/>
                 <w:sz w:val="19"/>
               </w:rPr>
-              <w:t> </w:t>
+              <w:t xml:space="preserve"> </w:t>
             </w:r>
             <w:r>
               <w:rPr>
@@ -7716,7 +8185,7 @@
                 <w:spacing w:val="-2"/>
                 <w:sz w:val="19"/>
               </w:rPr>
-              <w:t> </w:t>
+              <w:t xml:space="preserve"> </w:t>
             </w:r>
             <w:r>
               <w:rPr>
@@ -7729,7 +8198,7 @@
                 <w:spacing w:val="-3"/>
                 <w:sz w:val="19"/>
               </w:rPr>
-              <w:t> </w:t>
+              <w:t xml:space="preserve"> </w:t>
             </w:r>
             <w:r>
               <w:rPr>
@@ -7742,7 +8211,7 @@
                 <w:spacing w:val="-9"/>
                 <w:sz w:val="19"/>
               </w:rPr>
-              <w:t> </w:t>
+              <w:t xml:space="preserve"> </w:t>
             </w:r>
             <w:r>
               <w:rPr>
@@ -7755,7 +8224,7 @@
                 <w:spacing w:val="-2"/>
                 <w:sz w:val="19"/>
               </w:rPr>
-              <w:t> </w:t>
+              <w:t xml:space="preserve"> </w:t>
             </w:r>
             <w:r>
               <w:rPr>
@@ -7768,7 +8237,7 @@
                 <w:spacing w:val="-10"/>
                 <w:sz w:val="19"/>
               </w:rPr>
-              <w:t> </w:t>
+              <w:t xml:space="preserve"> </w:t>
             </w:r>
             <w:r>
               <w:rPr>
@@ -7781,7 +8250,7 @@
                 <w:spacing w:val="-10"/>
                 <w:sz w:val="19"/>
               </w:rPr>
-              <w:t> </w:t>
+              <w:t xml:space="preserve"> </w:t>
             </w:r>
             <w:r>
               <w:rPr>
@@ -7794,7 +8263,7 @@
                 <w:spacing w:val="-5"/>
                 <w:sz w:val="19"/>
               </w:rPr>
-              <w:t> </w:t>
+              <w:t xml:space="preserve"> </w:t>
             </w:r>
             <w:r>
               <w:rPr>
@@ -7807,7 +8276,7 @@
                 <w:spacing w:val="-5"/>
                 <w:sz w:val="19"/>
               </w:rPr>
-              <w:t> </w:t>
+              <w:t xml:space="preserve"> </w:t>
             </w:r>
             <w:r>
               <w:rPr>
@@ -7820,7 +8289,7 @@
                 <w:spacing w:val="-2"/>
                 <w:sz w:val="19"/>
               </w:rPr>
-              <w:t> </w:t>
+              <w:t xml:space="preserve"> </w:t>
             </w:r>
             <w:r>
               <w:rPr>
@@ -7833,7 +8302,7 @@
                 <w:spacing w:val="-6"/>
                 <w:sz w:val="19"/>
               </w:rPr>
-              <w:t> </w:t>
+              <w:t xml:space="preserve"> </w:t>
             </w:r>
             <w:r>
               <w:rPr>
@@ -7846,7 +8315,7 @@
                 <w:spacing w:val="-9"/>
                 <w:sz w:val="19"/>
               </w:rPr>
-              <w:t> </w:t>
+              <w:t xml:space="preserve"> </w:t>
             </w:r>
             <w:r>
               <w:rPr>
@@ -7859,7 +8328,7 @@
           <w:p>
             <w:pPr>
               <w:pStyle w:val="TableParagraph"/>
-              <w:ind w:left="1468" w:right="361" w:hanging="596"/>
+              <w:ind w:hanging="596" w:start="1468" w:end="361"/>
               <w:rPr>
                 <w:b/>
                 <w:sz w:val="19"/>
@@ -7877,7 +8346,7 @@
                 <w:w w:val="150"/>
                 <w:sz w:val="19"/>
               </w:rPr>
-              <w:t> </w:t>
+              <w:t xml:space="preserve"> </w:t>
             </w:r>
             <w:r>
               <w:rPr>
@@ -7890,7 +8359,7 @@
                 <w:spacing w:val="32"/>
                 <w:sz w:val="19"/>
               </w:rPr>
-              <w:t> </w:t>
+              <w:t xml:space="preserve"> </w:t>
             </w:r>
             <w:r>
               <w:rPr>
@@ -7903,7 +8372,7 @@
                 <w:spacing w:val="32"/>
                 <w:sz w:val="19"/>
               </w:rPr>
-              <w:t> </w:t>
+              <w:t xml:space="preserve"> </w:t>
             </w:r>
             <w:r>
               <w:rPr>
@@ -7916,7 +8385,7 @@
                 <w:spacing w:val="-6"/>
                 <w:sz w:val="19"/>
               </w:rPr>
-              <w:t> </w:t>
+              <w:t xml:space="preserve"> </w:t>
             </w:r>
             <w:r>
               <w:rPr>
@@ -7929,7 +8398,7 @@
                 <w:spacing w:val="-2"/>
                 <w:sz w:val="19"/>
               </w:rPr>
-              <w:t> </w:t>
+              <w:t xml:space="preserve"> </w:t>
             </w:r>
             <w:r>
               <w:rPr>
@@ -7942,7 +8411,7 @@
                 <w:spacing w:val="-6"/>
                 <w:sz w:val="19"/>
               </w:rPr>
-              <w:t> </w:t>
+              <w:t xml:space="preserve"> </w:t>
             </w:r>
             <w:r>
               <w:rPr>
@@ -7955,7 +8424,7 @@
                 <w:spacing w:val="-2"/>
                 <w:sz w:val="19"/>
               </w:rPr>
-              <w:t> </w:t>
+              <w:t xml:space="preserve"> </w:t>
             </w:r>
             <w:r>
               <w:rPr>
@@ -7968,7 +8437,7 @@
                 <w:spacing w:val="-8"/>
                 <w:sz w:val="19"/>
               </w:rPr>
-              <w:t> </w:t>
+              <w:t xml:space="preserve"> </w:t>
             </w:r>
             <w:r>
               <w:rPr>
@@ -7981,7 +8450,7 @@
                 <w:spacing w:val="-8"/>
                 <w:sz w:val="19"/>
               </w:rPr>
-              <w:t> </w:t>
+              <w:t xml:space="preserve"> </w:t>
             </w:r>
             <w:r>
               <w:rPr>
@@ -7994,7 +8463,7 @@
                 <w:spacing w:val="-8"/>
                 <w:sz w:val="19"/>
               </w:rPr>
-              <w:t> </w:t>
+              <w:t xml:space="preserve"> </w:t>
             </w:r>
             <w:r>
               <w:rPr>
@@ -8007,7 +8476,7 @@
                 <w:spacing w:val="-5"/>
                 <w:sz w:val="19"/>
               </w:rPr>
-              <w:t> </w:t>
+              <w:t xml:space="preserve"> </w:t>
             </w:r>
             <w:r>
               <w:rPr>
@@ -8020,7 +8489,7 @@
                 <w:spacing w:val="-3"/>
                 <w:sz w:val="19"/>
               </w:rPr>
-              <w:t> </w:t>
+              <w:t xml:space="preserve"> </w:t>
             </w:r>
             <w:r>
               <w:rPr>
@@ -8033,7 +8502,7 @@
                 <w:spacing w:val="-6"/>
                 <w:sz w:val="19"/>
               </w:rPr>
-              <w:t> </w:t>
+              <w:t xml:space="preserve"> </w:t>
             </w:r>
             <w:r>
               <w:rPr>
@@ -8046,7 +8515,7 @@
                 <w:spacing w:val="-8"/>
                 <w:sz w:val="19"/>
               </w:rPr>
-              <w:t> </w:t>
+              <w:t xml:space="preserve"> </w:t>
             </w:r>
             <w:r>
               <w:rPr>
@@ -8059,7 +8528,7 @@
                 <w:spacing w:val="-9"/>
                 <w:sz w:val="19"/>
               </w:rPr>
-              <w:t> </w:t>
+              <w:t xml:space="preserve"> </w:t>
             </w:r>
             <w:r>
               <w:rPr>
@@ -8072,7 +8541,7 @@
                 <w:spacing w:val="-9"/>
                 <w:sz w:val="19"/>
               </w:rPr>
-              <w:t> </w:t>
+              <w:t xml:space="preserve"> </w:t>
             </w:r>
             <w:r>
               <w:rPr>
@@ -8085,7 +8554,7 @@
                 <w:spacing w:val="-1"/>
                 <w:sz w:val="19"/>
               </w:rPr>
-              <w:t> </w:t>
+              <w:t xml:space="preserve"> </w:t>
             </w:r>
             <w:r>
               <w:rPr>
@@ -8098,7 +8567,7 @@
                 <w:spacing w:val="-8"/>
                 <w:sz w:val="19"/>
               </w:rPr>
-              <w:t> </w:t>
+              <w:t xml:space="preserve"> </w:t>
             </w:r>
             <w:r>
               <w:rPr>
@@ -8111,7 +8580,7 @@
                 <w:spacing w:val="-2"/>
                 <w:sz w:val="19"/>
               </w:rPr>
-              <w:t> </w:t>
+              <w:t xml:space="preserve"> </w:t>
             </w:r>
             <w:r>
               <w:rPr>
@@ -8124,7 +8593,7 @@
                 <w:spacing w:val="-6"/>
                 <w:sz w:val="19"/>
               </w:rPr>
-              <w:t> </w:t>
+              <w:t xml:space="preserve"> </w:t>
             </w:r>
             <w:r>
               <w:rPr>
@@ -8137,7 +8606,7 @@
                 <w:spacing w:val="-8"/>
                 <w:sz w:val="19"/>
               </w:rPr>
-              <w:t> </w:t>
+              <w:t xml:space="preserve"> </w:t>
             </w:r>
             <w:r>
               <w:rPr>
@@ -8150,13 +8619,13 @@
                 <w:spacing w:val="-4"/>
                 <w:sz w:val="19"/>
               </w:rPr>
-              <w:t> </w:t>
-            </w:r>
-            <w:r>
-              <w:rPr>
-                <w:sz w:val="19"/>
-              </w:rPr>
-              <w:t>semester or year immediately preceding the application; </w:t>
+              <w:t xml:space="preserve"> </w:t>
+            </w:r>
+            <w:r>
+              <w:rPr>
+                <w:sz w:val="19"/>
+              </w:rPr>
+              <w:t xml:space="preserve">semester or year immediately preceding the application; </w:t>
             </w:r>
             <w:r>
               <w:rPr>
@@ -8169,8 +8638,8 @@
           <w:p>
             <w:pPr>
               <w:pStyle w:val="TableParagraph"/>
-              <w:spacing w:line="232" w:lineRule="auto"/>
-              <w:ind w:left="1468" w:right="345" w:hanging="596"/>
+              <w:spacing w:lineRule="auto" w:line="233"/>
+              <w:ind w:hanging="596" w:start="1468" w:end="345"/>
               <w:rPr>
                 <w:sz w:val="19"/>
               </w:rPr>
@@ -8186,7 +8655,7 @@
                 <w:spacing w:val="80"/>
                 <w:sz w:val="19"/>
               </w:rPr>
-              <w:t> </w:t>
+              <w:t xml:space="preserve"> </w:t>
             </w:r>
             <w:r>
               <w:rPr>
@@ -8199,7 +8668,7 @@
                 <w:spacing w:val="30"/>
                 <w:sz w:val="19"/>
               </w:rPr>
-              <w:t> </w:t>
+              <w:t xml:space="preserve"> </w:t>
             </w:r>
             <w:r>
               <w:rPr>
@@ -8212,7 +8681,7 @@
                 <w:spacing w:val="30"/>
                 <w:sz w:val="19"/>
               </w:rPr>
-              <w:t> </w:t>
+              <w:t xml:space="preserve"> </w:t>
             </w:r>
             <w:r>
               <w:rPr>
@@ -8225,7 +8694,7 @@
                 <w:spacing w:val="-3"/>
                 <w:sz w:val="19"/>
               </w:rPr>
-              <w:t> </w:t>
+              <w:t xml:space="preserve"> </w:t>
             </w:r>
             <w:r>
               <w:rPr>
@@ -8238,7 +8707,7 @@
                 <w:spacing w:val="-2"/>
                 <w:sz w:val="19"/>
               </w:rPr>
-              <w:t> </w:t>
+              <w:t xml:space="preserve"> </w:t>
             </w:r>
             <w:r>
               <w:rPr>
@@ -8251,7 +8720,7 @@
                 <w:spacing w:val="-7"/>
                 <w:sz w:val="19"/>
               </w:rPr>
-              <w:t> </w:t>
+              <w:t xml:space="preserve"> </w:t>
             </w:r>
             <w:r>
               <w:rPr>
@@ -8264,7 +8733,7 @@
                 <w:spacing w:val="-10"/>
                 <w:sz w:val="19"/>
               </w:rPr>
-              <w:t> </w:t>
+              <w:t xml:space="preserve"> </w:t>
             </w:r>
             <w:r>
               <w:rPr>
@@ -8277,7 +8746,7 @@
                 <w:spacing w:val="-7"/>
                 <w:sz w:val="19"/>
               </w:rPr>
-              <w:t> </w:t>
+              <w:t xml:space="preserve"> </w:t>
             </w:r>
             <w:r>
               <w:rPr>
@@ -8290,7 +8759,7 @@
                 <w:spacing w:val="-9"/>
                 <w:sz w:val="19"/>
               </w:rPr>
-              <w:t> </w:t>
+              <w:t xml:space="preserve"> </w:t>
             </w:r>
             <w:r>
               <w:rPr>
@@ -8303,7 +8772,7 @@
                 <w:spacing w:val="-3"/>
                 <w:sz w:val="19"/>
               </w:rPr>
-              <w:t> </w:t>
+              <w:t xml:space="preserve"> </w:t>
             </w:r>
             <w:r>
               <w:rPr>
@@ -8316,7 +8785,7 @@
                 <w:spacing w:val="-6"/>
                 <w:sz w:val="19"/>
               </w:rPr>
-              <w:t> </w:t>
+              <w:t xml:space="preserve"> </w:t>
             </w:r>
             <w:r>
               <w:rPr>
@@ -8329,7 +8798,7 @@
                 <w:spacing w:val="-8"/>
                 <w:sz w:val="19"/>
               </w:rPr>
-              <w:t> </w:t>
+              <w:t xml:space="preserve"> </w:t>
             </w:r>
             <w:r>
               <w:rPr>
@@ -8342,7 +8811,7 @@
                 <w:spacing w:val="-6"/>
                 <w:sz w:val="19"/>
               </w:rPr>
-              <w:t> </w:t>
+              <w:t xml:space="preserve"> </w:t>
             </w:r>
             <w:r>
               <w:rPr>
@@ -8355,7 +8824,7 @@
                 <w:spacing w:val="-5"/>
                 <w:sz w:val="19"/>
               </w:rPr>
-              <w:t> </w:t>
+              <w:t xml:space="preserve"> </w:t>
             </w:r>
             <w:r>
               <w:rPr>
@@ -8368,7 +8837,7 @@
                 <w:spacing w:val="-9"/>
                 <w:sz w:val="19"/>
               </w:rPr>
-              <w:t> </w:t>
+              <w:t xml:space="preserve"> </w:t>
             </w:r>
             <w:r>
               <w:rPr>
@@ -8381,7 +8850,7 @@
                 <w:spacing w:val="-7"/>
                 <w:sz w:val="19"/>
               </w:rPr>
-              <w:t> </w:t>
+              <w:t xml:space="preserve"> </w:t>
             </w:r>
             <w:r>
               <w:rPr>
@@ -8394,7 +8863,7 @@
                 <w:spacing w:val="40"/>
                 <w:sz w:val="19"/>
               </w:rPr>
-              <w:t> </w:t>
+              <w:t xml:space="preserve"> </w:t>
             </w:r>
             <w:r>
               <w:rPr>
@@ -8406,8 +8875,8 @@
           <w:p>
             <w:pPr>
               <w:pStyle w:val="TableParagraph"/>
-              <w:spacing w:before="1"/>
-              <w:ind w:left="878" w:right="345" w:hanging="600"/>
+              <w:spacing w:before="1" w:after="0"/>
+              <w:ind w:hanging="600" w:start="878" w:end="345"/>
               <w:rPr>
                 <w:sz w:val="19"/>
               </w:rPr>
@@ -8424,7 +8893,7 @@
                 <w:w w:val="150"/>
                 <w:sz w:val="19"/>
               </w:rPr>
-              <w:t> </w:t>
+              <w:t xml:space="preserve"> </w:t>
             </w:r>
             <w:r>
               <w:rPr>
@@ -8437,7 +8906,7 @@
                 <w:spacing w:val="-11"/>
                 <w:sz w:val="19"/>
               </w:rPr>
-              <w:t> </w:t>
+              <w:t xml:space="preserve"> </w:t>
             </w:r>
             <w:r>
               <w:rPr>
@@ -8450,7 +8919,7 @@
                 <w:spacing w:val="31"/>
                 <w:sz w:val="19"/>
               </w:rPr>
-              <w:t> </w:t>
+              <w:t xml:space="preserve"> </w:t>
             </w:r>
             <w:r>
               <w:rPr>
@@ -8465,7 +8934,7 @@
                 <w:spacing w:val="-6"/>
                 <w:sz w:val="19"/>
               </w:rPr>
-              <w:t> </w:t>
+              <w:t xml:space="preserve"> </w:t>
             </w:r>
             <w:r>
               <w:rPr>
@@ -8482,7 +8951,7 @@
                 <w:sz w:val="19"/>
                 <w:u w:val="single"/>
               </w:rPr>
-              <w:t> </w:t>
+              <w:t xml:space="preserve"> </w:t>
             </w:r>
             <w:r>
               <w:rPr>
@@ -8499,7 +8968,7 @@
                 <w:sz w:val="19"/>
                 <w:u w:val="single"/>
               </w:rPr>
-              <w:t> </w:t>
+              <w:t xml:space="preserve"> </w:t>
             </w:r>
             <w:r>
               <w:rPr>
@@ -8516,7 +8985,7 @@
                 <w:sz w:val="19"/>
                 <w:u w:val="single"/>
               </w:rPr>
-              <w:t> </w:t>
+              <w:t xml:space="preserve"> </w:t>
             </w:r>
             <w:r>
               <w:rPr>
@@ -8533,7 +9002,7 @@
                 <w:sz w:val="19"/>
                 <w:u w:val="single"/>
               </w:rPr>
-              <w:t> </w:t>
+              <w:t xml:space="preserve"> </w:t>
             </w:r>
             <w:r>
               <w:rPr>
@@ -8549,7 +9018,7 @@
                 <w:spacing w:val="-3"/>
                 <w:sz w:val="19"/>
               </w:rPr>
-              <w:t> </w:t>
+              <w:t xml:space="preserve"> </w:t>
             </w:r>
             <w:r>
               <w:rPr>
@@ -8562,7 +9031,7 @@
                 <w:spacing w:val="-3"/>
                 <w:sz w:val="19"/>
               </w:rPr>
-              <w:t> </w:t>
+              <w:t xml:space="preserve"> </w:t>
             </w:r>
             <w:r>
               <w:rPr>
@@ -8575,7 +9044,7 @@
                 <w:spacing w:val="-6"/>
                 <w:sz w:val="19"/>
               </w:rPr>
-              <w:t> </w:t>
+              <w:t xml:space="preserve"> </w:t>
             </w:r>
             <w:r>
               <w:rPr>
@@ -8588,7 +9057,7 @@
                 <w:spacing w:val="-3"/>
                 <w:sz w:val="19"/>
               </w:rPr>
-              <w:t> </w:t>
+              <w:t xml:space="preserve"> </w:t>
             </w:r>
             <w:r>
               <w:rPr>
@@ -8601,7 +9070,7 @@
                 <w:spacing w:val="-6"/>
                 <w:sz w:val="19"/>
               </w:rPr>
-              <w:t> </w:t>
+              <w:t xml:space="preserve"> </w:t>
             </w:r>
             <w:r>
               <w:rPr>
@@ -8614,7 +9083,7 @@
                 <w:spacing w:val="-5"/>
                 <w:sz w:val="19"/>
               </w:rPr>
-              <w:t> </w:t>
+              <w:t xml:space="preserve"> </w:t>
             </w:r>
             <w:r>
               <w:rPr>
@@ -8627,7 +9096,7 @@
                 <w:spacing w:val="-11"/>
                 <w:sz w:val="19"/>
               </w:rPr>
-              <w:t> </w:t>
+              <w:t xml:space="preserve"> </w:t>
             </w:r>
             <w:r>
               <w:rPr>
@@ -8640,7 +9109,7 @@
                 <w:spacing w:val="-5"/>
                 <w:sz w:val="19"/>
               </w:rPr>
-              <w:t> </w:t>
+              <w:t xml:space="preserve"> </w:t>
             </w:r>
             <w:r>
               <w:rPr>
@@ -8653,7 +9122,7 @@
                 <w:spacing w:val="-6"/>
                 <w:sz w:val="19"/>
               </w:rPr>
-              <w:t> </w:t>
+              <w:t xml:space="preserve"> </w:t>
             </w:r>
             <w:r>
               <w:rPr>
@@ -8666,7 +9135,7 @@
                 <w:spacing w:val="-4"/>
                 <w:sz w:val="19"/>
               </w:rPr>
-              <w:t> </w:t>
+              <w:t xml:space="preserve"> </w:t>
             </w:r>
             <w:r>
               <w:rPr>
@@ -8679,7 +9148,7 @@
                 <w:spacing w:val="-10"/>
                 <w:sz w:val="19"/>
               </w:rPr>
-              <w:t> </w:t>
+              <w:t xml:space="preserve"> </w:t>
             </w:r>
             <w:r>
               <w:rPr>
@@ -8692,7 +9161,7 @@
                 <w:spacing w:val="-8"/>
                 <w:sz w:val="19"/>
               </w:rPr>
-              <w:t> </w:t>
+              <w:t xml:space="preserve"> </w:t>
             </w:r>
             <w:r>
               <w:rPr>
@@ -8705,7 +9174,7 @@
                 <w:spacing w:val="-1"/>
                 <w:sz w:val="19"/>
               </w:rPr>
-              <w:t> </w:t>
+              <w:t xml:space="preserve"> </w:t>
             </w:r>
             <w:r>
               <w:rPr>
@@ -8724,12 +9193,18 @@
           <w:tcPr>
             <w:tcW w:w="10151" w:type="dxa"/>
             <w:gridSpan w:val="15"/>
+            <w:tcBorders>
+              <w:top w:val="single" w:sz="4" w:space="0" w:color="000000"/>
+              <w:start w:val="single" w:sz="4" w:space="0" w:color="000000"/>
+              <w:bottom w:val="single" w:sz="4" w:space="0" w:color="000000"/>
+              <w:end w:val="single" w:sz="4" w:space="0" w:color="000000"/>
+            </w:tcBorders>
           </w:tcPr>
           <w:p>
             <w:pPr>
               <w:pStyle w:val="TableParagraph"/>
-              <w:spacing w:line="219" w:lineRule="exact"/>
-              <w:ind w:left="148"/>
+              <w:spacing w:lineRule="exact" w:line="219"/>
+              <w:ind w:start="148" w:end="0"/>
               <w:rPr>
                 <w:b/>
                 <w:sz w:val="19"/>
@@ -8749,7 +9224,7 @@
                 <w:spacing w:val="1"/>
                 <w:sz w:val="19"/>
               </w:rPr>
-              <w:t> </w:t>
+              <w:t xml:space="preserve"> </w:t>
             </w:r>
             <w:r>
               <w:rPr>
@@ -8768,14 +9243,20 @@
         </w:trPr>
         <w:tc>
           <w:tcPr>
-            <w:tcW w:w="5758" w:type="dxa"/>
+            <w:tcW w:w="5757" w:type="dxa"/>
             <w:gridSpan w:val="9"/>
+            <w:tcBorders>
+              <w:top w:val="single" w:sz="4" w:space="0" w:color="000000"/>
+              <w:start w:val="single" w:sz="4" w:space="0" w:color="000000"/>
+              <w:bottom w:val="single" w:sz="4" w:space="0" w:color="000000"/>
+              <w:end w:val="single" w:sz="4" w:space="0" w:color="000000"/>
+            </w:tcBorders>
           </w:tcPr>
           <w:p>
             <w:pPr>
               <w:pStyle w:val="TableParagraph"/>
-              <w:spacing w:line="219" w:lineRule="exact"/>
-              <w:ind w:left="105"/>
+              <w:spacing w:lineRule="exact" w:line="219"/>
+              <w:ind w:start="105" w:end="0"/>
               <w:rPr>
                 <w:b/>
                 <w:sz w:val="19"/>
@@ -8794,7 +9275,7 @@
                 <w:spacing w:val="-11"/>
                 <w:sz w:val="19"/>
               </w:rPr>
-              <w:t> </w:t>
+              <w:t xml:space="preserve"> </w:t>
             </w:r>
             <w:r>
               <w:rPr>
@@ -8809,7 +9290,7 @@
                 <w:spacing w:val="29"/>
                 <w:sz w:val="19"/>
               </w:rPr>
-              <w:t> </w:t>
+              <w:t xml:space="preserve"> </w:t>
             </w:r>
             <w:r>
               <w:rPr>
@@ -8824,7 +9305,7 @@
                 <w:spacing w:val="-6"/>
                 <w:sz w:val="19"/>
               </w:rPr>
-              <w:t> </w:t>
+              <w:t xml:space="preserve"> </w:t>
             </w:r>
             <w:r>
               <w:rPr>
@@ -8839,7 +9320,7 @@
                 <w:spacing w:val="-10"/>
                 <w:sz w:val="19"/>
               </w:rPr>
-              <w:t> </w:t>
+              <w:t xml:space="preserve"> </w:t>
             </w:r>
             <w:r>
               <w:rPr>
@@ -8854,7 +9335,7 @@
                 <w:spacing w:val="-11"/>
                 <w:sz w:val="19"/>
               </w:rPr>
-              <w:t> </w:t>
+              <w:t xml:space="preserve"> </w:t>
             </w:r>
             <w:r>
               <w:rPr>
@@ -8869,7 +9350,7 @@
                 <w:spacing w:val="-6"/>
                 <w:sz w:val="19"/>
               </w:rPr>
-              <w:t> </w:t>
+              <w:t xml:space="preserve"> </w:t>
             </w:r>
             <w:r>
               <w:rPr>
@@ -8883,14 +9364,20 @@
         </w:tc>
         <w:tc>
           <w:tcPr>
-            <w:tcW w:w="1601" w:type="dxa"/>
+            <w:tcW w:w="1602" w:type="dxa"/>
             <w:gridSpan w:val="3"/>
+            <w:tcBorders>
+              <w:top w:val="single" w:sz="4" w:space="0" w:color="000000"/>
+              <w:start w:val="single" w:sz="4" w:space="0" w:color="000000"/>
+              <w:bottom w:val="single" w:sz="4" w:space="0" w:color="000000"/>
+              <w:end w:val="single" w:sz="4" w:space="0" w:color="000000"/>
+            </w:tcBorders>
           </w:tcPr>
           <w:p>
             <w:pPr>
               <w:pStyle w:val="TableParagraph"/>
-              <w:spacing w:line="219" w:lineRule="exact"/>
-              <w:ind w:left="11"/>
+              <w:spacing w:lineRule="exact" w:line="219"/>
+              <w:ind w:start="11" w:end="0"/>
               <w:jc w:val="center"/>
               <w:rPr>
                 <w:b/>
@@ -8911,12 +9398,18 @@
           <w:tcPr>
             <w:tcW w:w="2792" w:type="dxa"/>
             <w:gridSpan w:val="3"/>
+            <w:tcBorders>
+              <w:top w:val="single" w:sz="4" w:space="0" w:color="000000"/>
+              <w:start w:val="single" w:sz="4" w:space="0" w:color="000000"/>
+              <w:bottom w:val="single" w:sz="4" w:space="0" w:color="000000"/>
+              <w:end w:val="single" w:sz="4" w:space="0" w:color="000000"/>
+            </w:tcBorders>
           </w:tcPr>
           <w:p>
             <w:pPr>
               <w:pStyle w:val="TableParagraph"/>
-              <w:spacing w:line="219" w:lineRule="exact"/>
-              <w:ind w:left="373"/>
+              <w:spacing w:lineRule="exact" w:line="219"/>
+              <w:ind w:start="373" w:end="0"/>
               <w:rPr>
                 <w:sz w:val="19"/>
               </w:rPr>
@@ -8934,7 +9427,7 @@
                 <w:spacing w:val="-5"/>
                 <w:sz w:val="19"/>
               </w:rPr>
-              <w:t> </w:t>
+              <w:t xml:space="preserve"> </w:t>
             </w:r>
             <w:r>
               <w:rPr>
@@ -8949,7 +9442,7 @@
                 <w:spacing w:val="3"/>
                 <w:sz w:val="19"/>
               </w:rPr>
-              <w:t> </w:t>
+              <w:t xml:space="preserve"> </w:t>
             </w:r>
             <w:r>
               <w:rPr>
@@ -8964,7 +9457,7 @@
                 <w:spacing w:val="32"/>
                 <w:sz w:val="19"/>
               </w:rPr>
-              <w:t> </w:t>
+              <w:t xml:space="preserve"> </w:t>
             </w:r>
             <w:r>
               <w:rPr>
@@ -8977,7 +9470,7 @@
                 <w:spacing w:val="-7"/>
                 <w:sz w:val="19"/>
               </w:rPr>
-              <w:t> </w:t>
+              <w:t xml:space="preserve"> </w:t>
             </w:r>
             <w:r>
               <w:rPr>
@@ -8995,17 +9488,20 @@
         </w:trPr>
         <w:tc>
           <w:tcPr>
-            <w:tcW w:w="5758" w:type="dxa"/>
+            <w:tcW w:w="5757" w:type="dxa"/>
             <w:gridSpan w:val="9"/>
             <w:tcBorders>
+              <w:top w:val="single" w:sz="4" w:space="0" w:color="000000"/>
+              <w:start w:val="single" w:sz="4" w:space="0" w:color="000000"/>
               <w:bottom w:val="single" w:sz="2" w:space="0" w:color="000000"/>
+              <w:end w:val="single" w:sz="4" w:space="0" w:color="000000"/>
             </w:tcBorders>
           </w:tcPr>
           <w:p>
             <w:pPr>
               <w:pStyle w:val="TableParagraph"/>
-              <w:spacing w:line="224" w:lineRule="exact"/>
-              <w:ind w:left="105"/>
+              <w:spacing w:lineRule="exact" w:line="224"/>
+              <w:ind w:start="105" w:end="0"/>
               <w:rPr>
                 <w:sz w:val="19"/>
               </w:rPr>
@@ -9021,7 +9517,7 @@
                 <w:spacing w:val="42"/>
                 <w:sz w:val="19"/>
               </w:rPr>
-              <w:t>  </w:t>
+              <w:t xml:space="preserve">  </w:t>
             </w:r>
             <w:r>
               <w:rPr>
@@ -9034,7 +9530,7 @@
                 <w:spacing w:val="4"/>
                 <w:sz w:val="19"/>
               </w:rPr>
-              <w:t> </w:t>
+              <w:t xml:space="preserve"> </w:t>
             </w:r>
             <w:r>
               <w:rPr>
@@ -9054,6 +9550,7 @@
             <w:r>
               <w:rPr>
                 <w:spacing w:val="-2"/>
+                <w:position w:val="0"/>
                 <w:sz w:val="19"/>
                 <w:vertAlign w:val="baseline"/>
               </w:rPr>
@@ -9063,20 +9560,29 @@
         </w:tc>
         <w:tc>
           <w:tcPr>
-            <w:tcW w:w="1601" w:type="dxa"/>
+            <w:tcW w:w="1602" w:type="dxa"/>
             <w:gridSpan w:val="3"/>
             <w:tcBorders>
+              <w:top w:val="single" w:sz="4" w:space="0" w:color="000000"/>
+              <w:start w:val="single" w:sz="4" w:space="0" w:color="000000"/>
               <w:bottom w:val="single" w:sz="2" w:space="0" w:color="000000"/>
+              <w:end w:val="single" w:sz="4" w:space="0" w:color="000000"/>
             </w:tcBorders>
           </w:tcPr>
           <w:p>
             <w:pPr>
               <w:pStyle w:val="TableParagraph"/>
               <w:rPr>
-                <w:rFonts w:ascii="Times New Roman"/>
+                <w:rFonts w:ascii="Times New Roman" w:hAnsi="Times New Roman"/>
                 <w:sz w:val="18"/>
               </w:rPr>
             </w:pPr>
+            <w:r>
+              <w:rPr>
+                <w:rFonts w:ascii="Times New Roman" w:hAnsi="Times New Roman"/>
+                <w:sz w:val="18"/>
+              </w:rPr>
+            </w:r>
           </w:p>
         </w:tc>
         <w:tc>
@@ -9084,17 +9590,26 @@
             <w:tcW w:w="2792" w:type="dxa"/>
             <w:gridSpan w:val="3"/>
             <w:tcBorders>
+              <w:top w:val="single" w:sz="4" w:space="0" w:color="000000"/>
+              <w:start w:val="single" w:sz="4" w:space="0" w:color="000000"/>
               <w:bottom w:val="single" w:sz="2" w:space="0" w:color="000000"/>
+              <w:end w:val="single" w:sz="4" w:space="0" w:color="000000"/>
             </w:tcBorders>
           </w:tcPr>
           <w:p>
             <w:pPr>
               <w:pStyle w:val="TableParagraph"/>
               <w:rPr>
-                <w:rFonts w:ascii="Times New Roman"/>
+                <w:rFonts w:ascii="Times New Roman" w:hAnsi="Times New Roman"/>
                 <w:sz w:val="18"/>
               </w:rPr>
             </w:pPr>
+            <w:r>
+              <w:rPr>
+                <w:rFonts w:ascii="Times New Roman" w:hAnsi="Times New Roman"/>
+                <w:sz w:val="18"/>
+              </w:rPr>
+            </w:r>
           </w:p>
         </w:tc>
       </w:tr>
@@ -9104,17 +9619,20 @@
         </w:trPr>
         <w:tc>
           <w:tcPr>
-            <w:tcW w:w="5758" w:type="dxa"/>
+            <w:tcW w:w="5757" w:type="dxa"/>
             <w:gridSpan w:val="9"/>
             <w:tcBorders>
               <w:top w:val="single" w:sz="2" w:space="0" w:color="000000"/>
+              <w:start w:val="single" w:sz="4" w:space="0" w:color="000000"/>
+              <w:bottom w:val="single" w:sz="4" w:space="0" w:color="000000"/>
+              <w:end w:val="single" w:sz="4" w:space="0" w:color="000000"/>
             </w:tcBorders>
           </w:tcPr>
           <w:p>
             <w:pPr>
               <w:pStyle w:val="TableParagraph"/>
-              <w:spacing w:line="229" w:lineRule="exact"/>
-              <w:ind w:left="105"/>
+              <w:spacing w:lineRule="exact" w:line="229"/>
+              <w:ind w:start="105" w:end="0"/>
               <w:rPr>
                 <w:sz w:val="19"/>
               </w:rPr>
@@ -9130,7 +9648,7 @@
                 <w:spacing w:val="42"/>
                 <w:sz w:val="19"/>
               </w:rPr>
-              <w:t>  </w:t>
+              <w:t xml:space="preserve">  </w:t>
             </w:r>
             <w:r>
               <w:rPr>
@@ -9143,7 +9661,7 @@
                 <w:spacing w:val="4"/>
                 <w:sz w:val="19"/>
               </w:rPr>
-              <w:t> </w:t>
+              <w:t xml:space="preserve"> </w:t>
             </w:r>
             <w:r>
               <w:rPr>
@@ -9163,6 +9681,7 @@
             <w:r>
               <w:rPr>
                 <w:spacing w:val="-2"/>
+                <w:position w:val="0"/>
                 <w:sz w:val="19"/>
                 <w:vertAlign w:val="baseline"/>
               </w:rPr>
@@ -9172,20 +9691,29 @@
         </w:tc>
         <w:tc>
           <w:tcPr>
-            <w:tcW w:w="1601" w:type="dxa"/>
+            <w:tcW w:w="1602" w:type="dxa"/>
             <w:gridSpan w:val="3"/>
             <w:tcBorders>
               <w:top w:val="single" w:sz="2" w:space="0" w:color="000000"/>
+              <w:start w:val="single" w:sz="4" w:space="0" w:color="000000"/>
+              <w:bottom w:val="single" w:sz="4" w:space="0" w:color="000000"/>
+              <w:end w:val="single" w:sz="4" w:space="0" w:color="000000"/>
             </w:tcBorders>
           </w:tcPr>
           <w:p>
             <w:pPr>
               <w:pStyle w:val="TableParagraph"/>
               <w:rPr>
-                <w:rFonts w:ascii="Times New Roman"/>
+                <w:rFonts w:ascii="Times New Roman" w:hAnsi="Times New Roman"/>
                 <w:sz w:val="18"/>
               </w:rPr>
             </w:pPr>
+            <w:r>
+              <w:rPr>
+                <w:rFonts w:ascii="Times New Roman" w:hAnsi="Times New Roman"/>
+                <w:sz w:val="18"/>
+              </w:rPr>
+            </w:r>
           </w:p>
         </w:tc>
         <w:tc>
@@ -9194,16 +9722,25 @@
             <w:gridSpan w:val="3"/>
             <w:tcBorders>
               <w:top w:val="single" w:sz="2" w:space="0" w:color="000000"/>
+              <w:start w:val="single" w:sz="4" w:space="0" w:color="000000"/>
+              <w:bottom w:val="single" w:sz="4" w:space="0" w:color="000000"/>
+              <w:end w:val="single" w:sz="4" w:space="0" w:color="000000"/>
             </w:tcBorders>
           </w:tcPr>
           <w:p>
             <w:pPr>
               <w:pStyle w:val="TableParagraph"/>
               <w:rPr>
-                <w:rFonts w:ascii="Times New Roman"/>
+                <w:rFonts w:ascii="Times New Roman" w:hAnsi="Times New Roman"/>
                 <w:sz w:val="18"/>
               </w:rPr>
             </w:pPr>
+            <w:r>
+              <w:rPr>
+                <w:rFonts w:ascii="Times New Roman" w:hAnsi="Times New Roman"/>
+                <w:sz w:val="18"/>
+              </w:rPr>
+            </w:r>
           </w:p>
         </w:tc>
       </w:tr>
@@ -9213,14 +9750,20 @@
         </w:trPr>
         <w:tc>
           <w:tcPr>
-            <w:tcW w:w="5758" w:type="dxa"/>
+            <w:tcW w:w="5757" w:type="dxa"/>
             <w:gridSpan w:val="9"/>
+            <w:tcBorders>
+              <w:top w:val="single" w:sz="4" w:space="0" w:color="000000"/>
+              <w:start w:val="single" w:sz="4" w:space="0" w:color="000000"/>
+              <w:bottom w:val="single" w:sz="4" w:space="0" w:color="000000"/>
+              <w:end w:val="single" w:sz="4" w:space="0" w:color="000000"/>
+            </w:tcBorders>
           </w:tcPr>
           <w:p>
             <w:pPr>
               <w:pStyle w:val="TableParagraph"/>
-              <w:spacing w:line="215" w:lineRule="exact"/>
-              <w:ind w:left="105"/>
+              <w:spacing w:lineRule="exact" w:line="215"/>
+              <w:ind w:start="105" w:end="0"/>
               <w:rPr>
                 <w:sz w:val="19"/>
               </w:rPr>
@@ -9236,7 +9779,7 @@
                 <w:spacing w:val="42"/>
                 <w:sz w:val="19"/>
               </w:rPr>
-              <w:t>  </w:t>
+              <w:t xml:space="preserve">  </w:t>
             </w:r>
             <w:r>
               <w:rPr>
@@ -9249,7 +9792,7 @@
                 <w:spacing w:val="4"/>
                 <w:sz w:val="19"/>
               </w:rPr>
-              <w:t> </w:t>
+              <w:t xml:space="preserve"> </w:t>
             </w:r>
             <w:r>
               <w:rPr>
@@ -9269,6 +9812,7 @@
             <w:r>
               <w:rPr>
                 <w:spacing w:val="-2"/>
+                <w:position w:val="0"/>
                 <w:sz w:val="19"/>
                 <w:vertAlign w:val="baseline"/>
               </w:rPr>
@@ -9278,32 +9822,56 @@
         </w:tc>
         <w:tc>
           <w:tcPr>
-            <w:tcW w:w="1601" w:type="dxa"/>
+            <w:tcW w:w="1602" w:type="dxa"/>
             <w:gridSpan w:val="3"/>
+            <w:tcBorders>
+              <w:top w:val="single" w:sz="4" w:space="0" w:color="000000"/>
+              <w:start w:val="single" w:sz="4" w:space="0" w:color="000000"/>
+              <w:bottom w:val="single" w:sz="4" w:space="0" w:color="000000"/>
+              <w:end w:val="single" w:sz="4" w:space="0" w:color="000000"/>
+            </w:tcBorders>
           </w:tcPr>
           <w:p>
             <w:pPr>
               <w:pStyle w:val="TableParagraph"/>
               <w:rPr>
-                <w:rFonts w:ascii="Times New Roman"/>
+                <w:rFonts w:ascii="Times New Roman" w:hAnsi="Times New Roman"/>
                 <w:sz w:val="16"/>
               </w:rPr>
             </w:pPr>
+            <w:r>
+              <w:rPr>
+                <w:rFonts w:ascii="Times New Roman" w:hAnsi="Times New Roman"/>
+                <w:sz w:val="16"/>
+              </w:rPr>
+            </w:r>
           </w:p>
         </w:tc>
         <w:tc>
           <w:tcPr>
             <w:tcW w:w="2792" w:type="dxa"/>
             <w:gridSpan w:val="3"/>
+            <w:tcBorders>
+              <w:top w:val="single" w:sz="4" w:space="0" w:color="000000"/>
+              <w:start w:val="single" w:sz="4" w:space="0" w:color="000000"/>
+              <w:bottom w:val="single" w:sz="4" w:space="0" w:color="000000"/>
+              <w:end w:val="single" w:sz="4" w:space="0" w:color="000000"/>
+            </w:tcBorders>
           </w:tcPr>
           <w:p>
             <w:pPr>
               <w:pStyle w:val="TableParagraph"/>
               <w:rPr>
-                <w:rFonts w:ascii="Times New Roman"/>
+                <w:rFonts w:ascii="Times New Roman" w:hAnsi="Times New Roman"/>
                 <w:sz w:val="16"/>
               </w:rPr>
             </w:pPr>
+            <w:r>
+              <w:rPr>
+                <w:rFonts w:ascii="Times New Roman" w:hAnsi="Times New Roman"/>
+                <w:sz w:val="16"/>
+              </w:rPr>
+            </w:r>
           </w:p>
         </w:tc>
       </w:tr>
@@ -9313,14 +9881,20 @@
         </w:trPr>
         <w:tc>
           <w:tcPr>
-            <w:tcW w:w="5758" w:type="dxa"/>
+            <w:tcW w:w="5757" w:type="dxa"/>
             <w:gridSpan w:val="9"/>
+            <w:tcBorders>
+              <w:top w:val="single" w:sz="4" w:space="0" w:color="000000"/>
+              <w:start w:val="single" w:sz="4" w:space="0" w:color="000000"/>
+              <w:bottom w:val="single" w:sz="4" w:space="0" w:color="000000"/>
+              <w:end w:val="single" w:sz="4" w:space="0" w:color="000000"/>
+            </w:tcBorders>
           </w:tcPr>
           <w:p>
             <w:pPr>
               <w:pStyle w:val="TableParagraph"/>
-              <w:spacing w:line="219" w:lineRule="exact"/>
-              <w:ind w:left="105"/>
+              <w:spacing w:lineRule="exact" w:line="219"/>
+              <w:ind w:start="105" w:end="0"/>
               <w:rPr>
                 <w:sz w:val="19"/>
               </w:rPr>
@@ -9336,7 +9910,7 @@
                 <w:spacing w:val="42"/>
                 <w:sz w:val="19"/>
               </w:rPr>
-              <w:t>  </w:t>
+              <w:t xml:space="preserve">  </w:t>
             </w:r>
             <w:r>
               <w:rPr>
@@ -9349,7 +9923,7 @@
                 <w:spacing w:val="4"/>
                 <w:sz w:val="19"/>
               </w:rPr>
-              <w:t> </w:t>
+              <w:t xml:space="preserve"> </w:t>
             </w:r>
             <w:r>
               <w:rPr>
@@ -9369,6 +9943,7 @@
             <w:r>
               <w:rPr>
                 <w:spacing w:val="-2"/>
+                <w:position w:val="0"/>
                 <w:sz w:val="19"/>
                 <w:vertAlign w:val="baseline"/>
               </w:rPr>
@@ -9378,32 +9953,56 @@
         </w:tc>
         <w:tc>
           <w:tcPr>
-            <w:tcW w:w="1601" w:type="dxa"/>
+            <w:tcW w:w="1602" w:type="dxa"/>
             <w:gridSpan w:val="3"/>
+            <w:tcBorders>
+              <w:top w:val="single" w:sz="4" w:space="0" w:color="000000"/>
+              <w:start w:val="single" w:sz="4" w:space="0" w:color="000000"/>
+              <w:bottom w:val="single" w:sz="4" w:space="0" w:color="000000"/>
+              <w:end w:val="single" w:sz="4" w:space="0" w:color="000000"/>
+            </w:tcBorders>
           </w:tcPr>
           <w:p>
             <w:pPr>
               <w:pStyle w:val="TableParagraph"/>
               <w:rPr>
-                <w:rFonts w:ascii="Times New Roman"/>
+                <w:rFonts w:ascii="Times New Roman" w:hAnsi="Times New Roman"/>
                 <w:sz w:val="18"/>
               </w:rPr>
             </w:pPr>
+            <w:r>
+              <w:rPr>
+                <w:rFonts w:ascii="Times New Roman" w:hAnsi="Times New Roman"/>
+                <w:sz w:val="18"/>
+              </w:rPr>
+            </w:r>
           </w:p>
         </w:tc>
         <w:tc>
           <w:tcPr>
             <w:tcW w:w="2792" w:type="dxa"/>
             <w:gridSpan w:val="3"/>
+            <w:tcBorders>
+              <w:top w:val="single" w:sz="4" w:space="0" w:color="000000"/>
+              <w:start w:val="single" w:sz="4" w:space="0" w:color="000000"/>
+              <w:bottom w:val="single" w:sz="4" w:space="0" w:color="000000"/>
+              <w:end w:val="single" w:sz="4" w:space="0" w:color="000000"/>
+            </w:tcBorders>
           </w:tcPr>
           <w:p>
             <w:pPr>
               <w:pStyle w:val="TableParagraph"/>
               <w:rPr>
-                <w:rFonts w:ascii="Times New Roman"/>
+                <w:rFonts w:ascii="Times New Roman" w:hAnsi="Times New Roman"/>
                 <w:sz w:val="18"/>
               </w:rPr>
             </w:pPr>
+            <w:r>
+              <w:rPr>
+                <w:rFonts w:ascii="Times New Roman" w:hAnsi="Times New Roman"/>
+                <w:sz w:val="18"/>
+              </w:rPr>
+            </w:r>
           </w:p>
         </w:tc>
       </w:tr>
@@ -9415,12 +10014,18 @@
           <w:tcPr>
             <w:tcW w:w="10151" w:type="dxa"/>
             <w:gridSpan w:val="15"/>
+            <w:tcBorders>
+              <w:top w:val="single" w:sz="4" w:space="0" w:color="000000"/>
+              <w:start w:val="single" w:sz="4" w:space="0" w:color="000000"/>
+              <w:bottom w:val="single" w:sz="4" w:space="0" w:color="000000"/>
+              <w:end w:val="single" w:sz="4" w:space="0" w:color="000000"/>
+            </w:tcBorders>
           </w:tcPr>
           <w:p>
             <w:pPr>
               <w:pStyle w:val="TableParagraph"/>
-              <w:spacing w:line="224" w:lineRule="exact"/>
-              <w:ind w:left="105"/>
+              <w:spacing w:lineRule="exact" w:line="224"/>
+              <w:ind w:start="105" w:end="0"/>
               <w:rPr>
                 <w:b/>
                 <w:sz w:val="19"/>
@@ -9440,7 +10045,7 @@
                 <w:spacing w:val="2"/>
                 <w:sz w:val="19"/>
               </w:rPr>
-              <w:t> </w:t>
+              <w:t xml:space="preserve"> </w:t>
             </w:r>
             <w:r>
               <w:rPr>
@@ -9456,7 +10061,7 @@
                 <w:spacing w:val="-4"/>
                 <w:sz w:val="19"/>
               </w:rPr>
-              <w:t> </w:t>
+              <w:t xml:space="preserve"> </w:t>
             </w:r>
             <w:r>
               <w:rPr>
@@ -9472,7 +10077,7 @@
                 <w:spacing w:val="3"/>
                 <w:sz w:val="19"/>
               </w:rPr>
-              <w:t> </w:t>
+              <w:t xml:space="preserve"> </w:t>
             </w:r>
             <w:r>
               <w:rPr>
@@ -9488,7 +10093,7 @@
                 <w:spacing w:val="2"/>
                 <w:sz w:val="19"/>
               </w:rPr>
-              <w:t> </w:t>
+              <w:t xml:space="preserve"> </w:t>
             </w:r>
             <w:r>
               <w:rPr>
@@ -9504,7 +10109,7 @@
                 <w:spacing w:val="3"/>
                 <w:sz w:val="19"/>
               </w:rPr>
-              <w:t> </w:t>
+              <w:t xml:space="preserve"> </w:t>
             </w:r>
             <w:r>
               <w:rPr>
@@ -9520,7 +10125,7 @@
                 <w:spacing w:val="3"/>
                 <w:sz w:val="19"/>
               </w:rPr>
-              <w:t> </w:t>
+              <w:t xml:space="preserve"> </w:t>
             </w:r>
             <w:r>
               <w:rPr>
@@ -9542,14 +10147,17 @@
             <w:tcW w:w="10151" w:type="dxa"/>
             <w:gridSpan w:val="15"/>
             <w:tcBorders>
+              <w:top w:val="single" w:sz="4" w:space="0" w:color="000000"/>
+              <w:start w:val="single" w:sz="4" w:space="0" w:color="000000"/>
               <w:bottom w:val="single" w:sz="2" w:space="0" w:color="000000"/>
+              <w:end w:val="single" w:sz="4" w:space="0" w:color="000000"/>
             </w:tcBorders>
           </w:tcPr>
           <w:p>
             <w:pPr>
               <w:pStyle w:val="TableParagraph"/>
-              <w:spacing w:before="34"/>
-              <w:ind w:left="172" w:right="197" w:firstLine="268"/>
+              <w:spacing w:before="34" w:after="0"/>
+              <w:ind w:firstLine="268" w:start="172" w:end="197"/>
               <w:rPr>
                 <w:i/>
                 <w:sz w:val="17"/>
@@ -9568,7 +10176,7 @@
                 <w:spacing w:val="-1"/>
                 <w:sz w:val="17"/>
               </w:rPr>
-              <w:t> </w:t>
+              <w:t xml:space="preserve"> </w:t>
             </w:r>
             <w:r>
               <w:rPr>
@@ -9583,7 +10191,7 @@
                 <w:spacing w:val="-1"/>
                 <w:sz w:val="17"/>
               </w:rPr>
-              <w:t> </w:t>
+              <w:t xml:space="preserve"> </w:t>
             </w:r>
             <w:r>
               <w:rPr>
@@ -9598,7 +10206,7 @@
                 <w:spacing w:val="-1"/>
                 <w:sz w:val="17"/>
               </w:rPr>
-              <w:t> </w:t>
+              <w:t xml:space="preserve"> </w:t>
             </w:r>
             <w:r>
               <w:rPr>
@@ -9613,7 +10221,7 @@
                 <w:spacing w:val="-3"/>
                 <w:sz w:val="17"/>
               </w:rPr>
-              <w:t> </w:t>
+              <w:t xml:space="preserve"> </w:t>
             </w:r>
             <w:r>
               <w:rPr>
@@ -9628,7 +10236,7 @@
                 <w:spacing w:val="-1"/>
                 <w:sz w:val="17"/>
               </w:rPr>
-              <w:t> </w:t>
+              <w:t xml:space="preserve"> </w:t>
             </w:r>
             <w:r>
               <w:rPr>
@@ -9643,7 +10251,7 @@
                 <w:spacing w:val="-1"/>
                 <w:sz w:val="17"/>
               </w:rPr>
-              <w:t> </w:t>
+              <w:t xml:space="preserve"> </w:t>
             </w:r>
             <w:r>
               <w:rPr>
@@ -9658,7 +10266,7 @@
                 <w:spacing w:val="40"/>
                 <w:sz w:val="17"/>
               </w:rPr>
-              <w:t> </w:t>
+              <w:t xml:space="preserve"> </w:t>
             </w:r>
             <w:r>
               <w:rPr>
@@ -9673,7 +10281,7 @@
                 <w:spacing w:val="-10"/>
                 <w:sz w:val="17"/>
               </w:rPr>
-              <w:t> </w:t>
+              <w:t xml:space="preserve"> </w:t>
             </w:r>
             <w:r>
               <w:rPr>
@@ -9688,7 +10296,7 @@
                 <w:spacing w:val="-3"/>
                 <w:sz w:val="17"/>
               </w:rPr>
-              <w:t> </w:t>
+              <w:t xml:space="preserve"> </w:t>
             </w:r>
             <w:r>
               <w:rPr>
@@ -9703,7 +10311,7 @@
                 <w:spacing w:val="-6"/>
                 <w:sz w:val="17"/>
               </w:rPr>
-              <w:t> </w:t>
+              <w:t xml:space="preserve"> </w:t>
             </w:r>
             <w:r>
               <w:rPr>
@@ -9718,7 +10326,7 @@
                 <w:spacing w:val="-7"/>
                 <w:sz w:val="17"/>
               </w:rPr>
-              <w:t> </w:t>
+              <w:t xml:space="preserve"> </w:t>
             </w:r>
             <w:r>
               <w:rPr>
@@ -9733,7 +10341,7 @@
                 <w:spacing w:val="-6"/>
                 <w:sz w:val="17"/>
               </w:rPr>
-              <w:t> </w:t>
+              <w:t xml:space="preserve"> </w:t>
             </w:r>
             <w:r>
               <w:rPr>
@@ -9748,7 +10356,7 @@
                 <w:spacing w:val="-2"/>
                 <w:sz w:val="17"/>
               </w:rPr>
-              <w:t> </w:t>
+              <w:t xml:space="preserve"> </w:t>
             </w:r>
             <w:r>
               <w:rPr>
@@ -9763,7 +10371,7 @@
                 <w:spacing w:val="-8"/>
                 <w:sz w:val="17"/>
               </w:rPr>
-              <w:t> </w:t>
+              <w:t xml:space="preserve"> </w:t>
             </w:r>
             <w:r>
               <w:rPr>
@@ -9778,7 +10386,7 @@
                 <w:spacing w:val="-3"/>
                 <w:sz w:val="17"/>
               </w:rPr>
-              <w:t> </w:t>
+              <w:t xml:space="preserve"> </w:t>
             </w:r>
             <w:r>
               <w:rPr>
@@ -9793,7 +10401,7 @@
                 <w:spacing w:val="-2"/>
                 <w:sz w:val="17"/>
               </w:rPr>
-              <w:t> </w:t>
+              <w:t xml:space="preserve"> </w:t>
             </w:r>
             <w:r>
               <w:rPr>
@@ -9808,7 +10416,7 @@
                 <w:spacing w:val="-2"/>
                 <w:sz w:val="17"/>
               </w:rPr>
-              <w:t> </w:t>
+              <w:t xml:space="preserve"> </w:t>
             </w:r>
             <w:r>
               <w:rPr>
@@ -9823,7 +10431,7 @@
                 <w:spacing w:val="-6"/>
                 <w:sz w:val="17"/>
               </w:rPr>
-              <w:t> </w:t>
+              <w:t xml:space="preserve"> </w:t>
             </w:r>
             <w:r>
               <w:rPr>
@@ -9838,7 +10446,7 @@
                 <w:spacing w:val="-2"/>
                 <w:sz w:val="17"/>
               </w:rPr>
-              <w:t> </w:t>
+              <w:t xml:space="preserve"> </w:t>
             </w:r>
             <w:r>
               <w:rPr>
@@ -9853,7 +10461,7 @@
                 <w:spacing w:val="-2"/>
                 <w:sz w:val="17"/>
               </w:rPr>
-              <w:t> </w:t>
+              <w:t xml:space="preserve"> </w:t>
             </w:r>
             <w:r>
               <w:rPr>
@@ -9868,7 +10476,7 @@
                 <w:spacing w:val="-6"/>
                 <w:sz w:val="17"/>
               </w:rPr>
-              <w:t> </w:t>
+              <w:t xml:space="preserve"> </w:t>
             </w:r>
             <w:r>
               <w:rPr>
@@ -9883,7 +10491,7 @@
                 <w:spacing w:val="-6"/>
                 <w:sz w:val="17"/>
               </w:rPr>
-              <w:t> </w:t>
+              <w:t xml:space="preserve"> </w:t>
             </w:r>
             <w:r>
               <w:rPr>
@@ -9898,7 +10506,7 @@
                 <w:spacing w:val="-4"/>
                 <w:sz w:val="17"/>
               </w:rPr>
-              <w:t> </w:t>
+              <w:t xml:space="preserve"> </w:t>
             </w:r>
             <w:r>
               <w:rPr>
@@ -9913,7 +10521,7 @@
                 <w:spacing w:val="-3"/>
                 <w:sz w:val="17"/>
               </w:rPr>
-              <w:t> </w:t>
+              <w:t xml:space="preserve"> </w:t>
             </w:r>
             <w:r>
               <w:rPr>
@@ -9928,7 +10536,7 @@
                 <w:spacing w:val="-6"/>
                 <w:sz w:val="17"/>
               </w:rPr>
-              <w:t> </w:t>
+              <w:t xml:space="preserve"> </w:t>
             </w:r>
             <w:r>
               <w:rPr>
@@ -9943,7 +10551,7 @@
                 <w:spacing w:val="-5"/>
                 <w:sz w:val="17"/>
               </w:rPr>
-              <w:t> </w:t>
+              <w:t xml:space="preserve"> </w:t>
             </w:r>
             <w:r>
               <w:rPr>
@@ -9958,7 +10566,7 @@
                 <w:spacing w:val="-2"/>
                 <w:sz w:val="17"/>
               </w:rPr>
-              <w:t> </w:t>
+              <w:t xml:space="preserve"> </w:t>
             </w:r>
             <w:r>
               <w:rPr>
@@ -9973,7 +10581,7 @@
                 <w:spacing w:val="40"/>
                 <w:sz w:val="17"/>
               </w:rPr>
-              <w:t> </w:t>
+              <w:t xml:space="preserve"> </w:t>
             </w:r>
             <w:r>
               <w:rPr>
@@ -9988,7 +10596,7 @@
                 <w:spacing w:val="-7"/>
                 <w:sz w:val="17"/>
               </w:rPr>
-              <w:t> </w:t>
+              <w:t xml:space="preserve"> </w:t>
             </w:r>
             <w:r>
               <w:rPr>
@@ -10003,7 +10611,7 @@
                 <w:spacing w:val="-2"/>
                 <w:sz w:val="17"/>
               </w:rPr>
-              <w:t> </w:t>
+              <w:t xml:space="preserve"> </w:t>
             </w:r>
             <w:r>
               <w:rPr>
@@ -10018,7 +10626,7 @@
                 <w:spacing w:val="-2"/>
                 <w:sz w:val="17"/>
               </w:rPr>
-              <w:t> </w:t>
+              <w:t xml:space="preserve"> </w:t>
             </w:r>
             <w:r>
               <w:rPr>
@@ -10033,7 +10641,7 @@
                 <w:spacing w:val="-2"/>
                 <w:sz w:val="17"/>
               </w:rPr>
-              <w:t> </w:t>
+              <w:t xml:space="preserve"> </w:t>
             </w:r>
             <w:r>
               <w:rPr>
@@ -10048,7 +10656,7 @@
                 <w:spacing w:val="-4"/>
                 <w:sz w:val="17"/>
               </w:rPr>
-              <w:t> </w:t>
+              <w:t xml:space="preserve"> </w:t>
             </w:r>
             <w:r>
               <w:rPr>
@@ -10063,7 +10671,7 @@
                 <w:spacing w:val="-2"/>
                 <w:sz w:val="17"/>
               </w:rPr>
-              <w:t> </w:t>
+              <w:t xml:space="preserve"> </w:t>
             </w:r>
             <w:r>
               <w:rPr>
@@ -10078,7 +10686,7 @@
                 <w:spacing w:val="-3"/>
                 <w:sz w:val="17"/>
               </w:rPr>
-              <w:t> </w:t>
+              <w:t xml:space="preserve"> </w:t>
             </w:r>
             <w:r>
               <w:rPr>
@@ -10093,7 +10701,7 @@
                 <w:spacing w:val="-2"/>
                 <w:sz w:val="17"/>
               </w:rPr>
-              <w:t> </w:t>
+              <w:t xml:space="preserve"> </w:t>
             </w:r>
             <w:r>
               <w:rPr>
@@ -10108,7 +10716,7 @@
                 <w:spacing w:val="-4"/>
                 <w:sz w:val="17"/>
               </w:rPr>
-              <w:t> </w:t>
+              <w:t xml:space="preserve"> </w:t>
             </w:r>
             <w:r>
               <w:rPr>
@@ -10123,7 +10731,7 @@
                 <w:spacing w:val="-4"/>
                 <w:sz w:val="17"/>
               </w:rPr>
-              <w:t> </w:t>
+              <w:t xml:space="preserve"> </w:t>
             </w:r>
             <w:r>
               <w:rPr>
@@ -10138,7 +10746,7 @@
                 <w:spacing w:val="-7"/>
                 <w:sz w:val="17"/>
               </w:rPr>
-              <w:t> </w:t>
+              <w:t xml:space="preserve"> </w:t>
             </w:r>
             <w:r>
               <w:rPr>
@@ -10153,7 +10761,7 @@
                 <w:spacing w:val="-7"/>
                 <w:sz w:val="17"/>
               </w:rPr>
-              <w:t> </w:t>
+              <w:t xml:space="preserve"> </w:t>
             </w:r>
             <w:r>
               <w:rPr>
@@ -10168,7 +10776,7 @@
                 <w:spacing w:val="-9"/>
                 <w:sz w:val="17"/>
               </w:rPr>
-              <w:t> </w:t>
+              <w:t xml:space="preserve"> </w:t>
             </w:r>
             <w:r>
               <w:rPr>
@@ -10183,7 +10791,7 @@
                 <w:spacing w:val="-2"/>
                 <w:sz w:val="17"/>
               </w:rPr>
-              <w:t> </w:t>
+              <w:t xml:space="preserve"> </w:t>
             </w:r>
             <w:r>
               <w:rPr>
@@ -10198,7 +10806,7 @@
                 <w:spacing w:val="-7"/>
                 <w:sz w:val="17"/>
               </w:rPr>
-              <w:t> </w:t>
+              <w:t xml:space="preserve"> </w:t>
             </w:r>
             <w:r>
               <w:rPr>
@@ -10213,7 +10821,7 @@
                 <w:spacing w:val="-4"/>
                 <w:sz w:val="17"/>
               </w:rPr>
-              <w:t> </w:t>
+              <w:t xml:space="preserve"> </w:t>
             </w:r>
             <w:r>
               <w:rPr>
@@ -10228,7 +10836,7 @@
                 <w:spacing w:val="-2"/>
                 <w:sz w:val="17"/>
               </w:rPr>
-              <w:t> </w:t>
+              <w:t xml:space="preserve"> </w:t>
             </w:r>
             <w:r>
               <w:rPr>
@@ -10243,7 +10851,7 @@
                 <w:spacing w:val="-4"/>
                 <w:sz w:val="17"/>
               </w:rPr>
-              <w:t> </w:t>
+              <w:t xml:space="preserve"> </w:t>
             </w:r>
             <w:r>
               <w:rPr>
@@ -10258,7 +10866,7 @@
                 <w:spacing w:val="40"/>
                 <w:sz w:val="17"/>
               </w:rPr>
-              <w:t> </w:t>
+              <w:t xml:space="preserve"> </w:t>
             </w:r>
             <w:r>
               <w:rPr>
@@ -10273,7 +10881,7 @@
                 <w:spacing w:val="-4"/>
                 <w:sz w:val="17"/>
               </w:rPr>
-              <w:t> </w:t>
+              <w:t xml:space="preserve"> </w:t>
             </w:r>
             <w:r>
               <w:rPr>
@@ -10288,7 +10896,7 @@
                 <w:spacing w:val="-1"/>
                 <w:sz w:val="17"/>
               </w:rPr>
-              <w:t> </w:t>
+              <w:t xml:space="preserve"> </w:t>
             </w:r>
             <w:r>
               <w:rPr>
@@ -10303,7 +10911,7 @@
                 <w:spacing w:val="-4"/>
                 <w:sz w:val="17"/>
               </w:rPr>
-              <w:t> </w:t>
+              <w:t xml:space="preserve"> </w:t>
             </w:r>
             <w:r>
               <w:rPr>
@@ -10316,46 +10924,47 @@
           <w:p>
             <w:pPr>
               <w:pStyle w:val="TableParagraph"/>
-              <w:spacing w:before="12"/>
+              <w:spacing w:before="12" w:after="0"/>
               <w:rPr>
                 <w:b/>
                 <w:sz w:val="14"/>
               </w:rPr>
             </w:pPr>
+            <w:r>
+              <w:rPr>
+                <w:b/>
+                <w:sz w:val="14"/>
+              </w:rPr>
+            </w:r>
           </w:p>
           <w:p>
             <w:pPr>
               <w:pStyle w:val="TableParagraph"/>
-              <w:spacing w:line="20" w:lineRule="exact"/>
-              <w:ind w:left="6451"/>
+              <w:spacing w:lineRule="exact" w:line="20"/>
+              <w:ind w:start="6451" w:end="0"/>
               <w:rPr>
                 <w:sz w:val="2"/>
               </w:rPr>
             </w:pPr>
             <w:r>
-              <w:rPr>
-                <w:sz w:val="2"/>
-              </w:rPr>
+              <w:rPr/>
               <mc:AlternateContent>
-                <mc:Choice Requires="wps">
+                <mc:Choice Requires="wpg">
                   <w:drawing>
                     <wp:inline distT="0" distB="0" distL="0" distR="0">
                       <wp:extent cx="1925320" cy="7620"/>
                       <wp:effectExtent l="9525" t="0" r="0" b="1905"/>
                       <wp:docPr id="20" name="Group 20"/>
-                      <wp:cNvGraphicFramePr>
-                        <a:graphicFrameLocks/>
-                      </wp:cNvGraphicFramePr>
-                      <a:graphic>
+                      <a:graphic xmlns:a="http://schemas.openxmlformats.org/drawingml/2006/main">
                         <a:graphicData uri="http://schemas.microsoft.com/office/word/2010/wordprocessingGroup">
                           <wpg:wgp>
-                            <wpg:cNvPr id="20" name="Group 20"/>
                             <wpg:cNvGrpSpPr/>
                             <wpg:grpSpPr>
                               <a:xfrm>
                                 <a:off x="0" y="0"/>
-                                <a:ext cx="1925320" cy="7620"/>
-                                <a:chExt cx="1925320" cy="7620"/>
+                                <a:ext cx="1925280" cy="7560"/>
+                                <a:chOff x="0" y="0"/>
+                                <a:chExt cx="1925280" cy="7560"/>
                               </a:xfrm>
                             </wpg:grpSpPr>
                             <wps:wsp>
@@ -10363,15 +10972,20 @@
                               <wps:cNvSpPr/>
                               <wps:spPr>
                                 <a:xfrm>
-                                  <a:off x="0" y="3531"/>
-                                  <a:ext cx="1925320" cy="1270"/>
+                                  <a:off x="0" y="0"/>
+                                  <a:ext cx="1925280" cy="7560"/>
                                 </a:xfrm>
                                 <a:custGeom>
                                   <a:avLst/>
-                                  <a:gdLst/>
+                                  <a:gdLst>
+                                    <a:gd name="textAreaLeft" fmla="*/ 0 w 1091520"/>
+                                    <a:gd name="textAreaRight" fmla="*/ 1091880 w 1091520"/>
+                                    <a:gd name="textAreaTop" fmla="*/ 0 h 4320"/>
+                                    <a:gd name="textAreaBottom" fmla="*/ 4680 h 4320"/>
+                                  </a:gdLst>
                                   <a:ahLst/>
                                   <a:cxnLst/>
-                                  <a:rect l="l" t="t" r="r" b="b"/>
+                                  <a:rect l="textAreaLeft" t="textAreaTop" r="textAreaRight" b="textAreaBottom"/>
                                   <a:pathLst>
                                     <a:path w="1925320" h="0">
                                       <a:moveTo>
@@ -10383,19 +10997,21 @@
                                     </a:path>
                                   </a:pathLst>
                                 </a:custGeom>
-                                <a:ln w="7062">
+                                <a:noFill/>
+                                <a:ln w="6840">
                                   <a:solidFill>
                                     <a:srgbClr val="000000"/>
                                   </a:solidFill>
-                                  <a:prstDash val="solid"/>
+                                  <a:round/>
                                 </a:ln>
                               </wps:spPr>
-                              <wps:bodyPr wrap="square" lIns="0" tIns="0" rIns="0" bIns="0" rtlCol="0">
-                                <a:prstTxWarp prst="textNoShape">
-                                  <a:avLst/>
-                                </a:prstTxWarp>
-                                <a:noAutofit/>
-                              </wps:bodyPr>
+                              <wps:style>
+                                <a:lnRef idx="0"/>
+                                <a:fillRef idx="0"/>
+                                <a:effectRef idx="0"/>
+                                <a:fontRef idx="minor"/>
+                              </wps:style>
+                              <wps:bodyPr/>
                             </wps:wsp>
                           </wpg:wgp>
                         </a:graphicData>
@@ -10405,27 +11021,18 @@
                 </mc:Choice>
                 <mc:Fallback>
                   <w:pict>
-                    <v:group style="width:151.6pt;height:.6pt;mso-position-horizontal-relative:char;mso-position-vertical-relative:line" id="docshapegroup13" coordorigin="0,0" coordsize="3032,12">
-                      <v:line style="position:absolute" from="0,6" to="3031,6" stroked="true" strokeweight=".55609pt" strokecolor="#000000">
-                        <v:stroke dashstyle="solid"/>
-                      </v:line>
-                    </v:group>
+                    <v:group id="shape_0" alt="Group 20" style="position:absolute;margin-left:0pt;margin-top:-0.8pt;width:151.6pt;height:0.6pt" coordorigin="0,-16" coordsize="3032,12"/>
                   </w:pict>
                 </mc:Fallback>
               </mc:AlternateContent>
-            </w:r>
-            <w:r>
-              <w:rPr>
-                <w:sz w:val="2"/>
-              </w:rPr>
             </w:r>
           </w:p>
           <w:p>
             <w:pPr>
               <w:pStyle w:val="TableParagraph"/>
-              <w:spacing w:line="198" w:lineRule="exact"/>
-              <w:ind w:right="1365"/>
-              <w:jc w:val="right"/>
+              <w:spacing w:lineRule="exact" w:line="198"/>
+              <w:ind w:start="0" w:end="1365"/>
+              <w:jc w:val="end"/>
               <w:rPr>
                 <w:sz w:val="17"/>
               </w:rPr>
@@ -10441,7 +11048,7 @@
                 <w:spacing w:val="-9"/>
                 <w:sz w:val="17"/>
               </w:rPr>
-              <w:t> </w:t>
+              <w:t xml:space="preserve"> </w:t>
             </w:r>
             <w:r>
               <w:rPr>
@@ -10454,7 +11061,7 @@
                 <w:spacing w:val="-4"/>
                 <w:sz w:val="17"/>
               </w:rPr>
-              <w:t> </w:t>
+              <w:t xml:space="preserve"> </w:t>
             </w:r>
             <w:r>
               <w:rPr>
@@ -10469,11 +11076,12 @@
     </w:tbl>
     <w:p>
       <w:pPr>
-        <w:spacing w:before="146"/>
-        <w:ind w:left="0" w:right="544" w:firstLine="0"/>
-        <w:jc w:val="right"/>
+        <w:pStyle w:val="Normal"/>
+        <w:spacing w:before="146" w:after="0"/>
+        <w:ind w:hanging="0" w:start="0" w:end="544"/>
+        <w:jc w:val="end"/>
         <w:rPr>
-          <w:rFonts w:ascii="Trebuchet MS"/>
+          <w:rFonts w:ascii="Trebuchet MS" w:hAnsi="Trebuchet MS"/>
           <w:b/>
           <w:i/>
           <w:sz w:val="15"/>
@@ -10481,7 +11089,7 @@
       </w:pPr>
       <w:r>
         <w:rPr>
-          <w:rFonts w:ascii="Trebuchet MS"/>
+          <w:rFonts w:ascii="Trebuchet MS" w:hAnsi="Trebuchet MS"/>
           <w:b/>
           <w:i/>
           <w:w w:val="90"/>
@@ -10491,17 +11099,17 @@
       </w:r>
       <w:r>
         <w:rPr>
-          <w:rFonts w:ascii="Trebuchet MS"/>
+          <w:rFonts w:ascii="Trebuchet MS" w:hAnsi="Trebuchet MS"/>
           <w:b/>
           <w:i/>
           <w:spacing w:val="1"/>
           <w:sz w:val="15"/>
         </w:rPr>
-        <w:t> </w:t>
+        <w:t xml:space="preserve"> </w:t>
       </w:r>
       <w:r>
         <w:rPr>
-          <w:rFonts w:ascii="Trebuchet MS"/>
+          <w:rFonts w:ascii="Trebuchet MS" w:hAnsi="Trebuchet MS"/>
           <w:b/>
           <w:i/>
           <w:w w:val="90"/>
@@ -10511,17 +11119,17 @@
       </w:r>
       <w:r>
         <w:rPr>
-          <w:rFonts w:ascii="Trebuchet MS"/>
+          <w:rFonts w:ascii="Trebuchet MS" w:hAnsi="Trebuchet MS"/>
           <w:b/>
           <w:i/>
           <w:spacing w:val="3"/>
           <w:sz w:val="15"/>
         </w:rPr>
-        <w:t> </w:t>
+        <w:t xml:space="preserve"> </w:t>
       </w:r>
       <w:r>
         <w:rPr>
-          <w:rFonts w:ascii="Trebuchet MS"/>
+          <w:rFonts w:ascii="Trebuchet MS" w:hAnsi="Trebuchet MS"/>
           <w:b/>
           <w:i/>
           <w:w w:val="90"/>
@@ -10531,38 +11139,38 @@
       </w:r>
       <w:r>
         <w:rPr>
-          <w:rFonts w:ascii="Trebuchet MS"/>
+          <w:rFonts w:ascii="Trebuchet MS" w:hAnsi="Trebuchet MS"/>
           <w:b/>
           <w:i/>
           <w:spacing w:val="9"/>
           <w:sz w:val="15"/>
         </w:rPr>
-        <w:t> </w:t>
+        <w:t xml:space="preserve"> </w:t>
       </w:r>
       <w:r>
         <w:rPr>
-          <w:rFonts w:ascii="Trebuchet MS"/>
+          <w:rFonts w:ascii="Trebuchet MS" w:hAnsi="Trebuchet MS"/>
           <w:b/>
           <w:i/>
           <w:w w:val="90"/>
           <w:sz w:val="15"/>
         </w:rPr>
-        <w:t>of </w:t>
+        <w:t xml:space="preserve">of </w:t>
       </w:r>
       <w:r>
         <w:rPr>
-          <w:rFonts w:ascii="Trebuchet MS"/>
+          <w:rFonts w:ascii="Trebuchet MS" w:hAnsi="Trebuchet MS"/>
           <w:b/>
           <w:i/>
           <w:spacing w:val="9"/>
           <w:sz w:val="15"/>
           <w:u w:val="single"/>
         </w:rPr>
-        <w:t> </w:t>
+        <w:t xml:space="preserve"> </w:t>
       </w:r>
       <w:r>
         <w:rPr>
-          <w:rFonts w:ascii="Trebuchet MS"/>
+          <w:rFonts w:ascii="Trebuchet MS" w:hAnsi="Trebuchet MS"/>
           <w:b/>
           <w:i/>
           <w:w w:val="90"/>
@@ -10573,18 +11181,18 @@
       </w:r>
       <w:r>
         <w:rPr>
-          <w:rFonts w:ascii="Trebuchet MS"/>
+          <w:rFonts w:ascii="Trebuchet MS" w:hAnsi="Trebuchet MS"/>
           <w:b/>
           <w:i/>
           <w:spacing w:val="2"/>
           <w:sz w:val="15"/>
           <w:u w:val="single"/>
         </w:rPr>
-        <w:t> </w:t>
+        <w:t xml:space="preserve"> </w:t>
       </w:r>
       <w:r>
         <w:rPr>
-          <w:rFonts w:ascii="Trebuchet MS"/>
+          <w:rFonts w:ascii="Trebuchet MS" w:hAnsi="Trebuchet MS"/>
           <w:b/>
           <w:i/>
           <w:spacing w:val="-4"/>
@@ -10597,74 +11205,77 @@
     </w:p>
     <w:sectPr>
       <w:type w:val="continuous"/>
-      <w:pgSz w:w="12240" w:h="15840"/>
-      <w:pgMar w:top="420" w:bottom="280" w:left="720" w:right="720"/>
+      <w:pgSz w:w="11906" w:h="16838"/>
+      <w:pgMar w:left="720" w:right="720" w:gutter="0" w:header="0" w:top="420" w:footer="0" w:bottom="280"/>
+      <w:formProt w:val="false"/>
+      <w:textDirection w:val="lrTb"/>
+      <w:docGrid w:type="default" w:linePitch="600" w:charSpace="36864"/>
     </w:sectPr>
   </w:body>
 </w:document>
 </file>
 
 <file path=word/styles.xml><?xml version="1.0" encoding="utf-8"?>
-<w:styles xmlns:r="http://schemas.openxmlformats.org/officeDocument/2006/relationships" xmlns:w="http://schemas.openxmlformats.org/wordprocessingml/2006/main">
+<w:styles xmlns:w="http://schemas.openxmlformats.org/wordprocessingml/2006/main" xmlns:w14="http://schemas.microsoft.com/office/word/2010/wordml" xmlns:mc="http://schemas.openxmlformats.org/markup-compatibility/2006" mc:Ignorable="w14">
   <w:docDefaults>
     <w:rPrDefault>
       <w:rPr>
-        <w:rFonts w:cstheme="minorBidi" w:hAnsiTheme="minorHAnsi" w:eastAsiaTheme="minorHAnsi" w:asciiTheme="minorHAnsi"/>
+        <w:rFonts w:ascii="Calibri" w:hAnsi="Calibri" w:eastAsia="Calibri" w:cs="" w:asciiTheme="minorHAnsi" w:cstheme="minorBidi" w:eastAsiaTheme="minorHAnsi" w:hAnsiTheme="minorHAnsi"/>
         <w:sz w:val="22"/>
         <w:szCs w:val="22"/>
-        <w:lang w:val="en-US" w:bidi="ar-SA" w:eastAsia="en-US"/>
+        <w:lang w:val="en-US" w:eastAsia="en-US" w:bidi="ar-SA"/>
       </w:rPr>
     </w:rPrDefault>
     <w:pPrDefault>
       <w:pPr>
-        <w:widowControl w:val="0"/>
-        <w:autoSpaceDE w:val="0"/>
-        <w:autoSpaceDN w:val="0"/>
-        <w:spacing w:lineRule="auto" w:line="240" w:before="0" w:after="0"/>
-        <w:ind w:left="0" w:right="0"/>
-        <w:jc w:val="left"/>
+        <w:suppressAutoHyphens w:val="true"/>
       </w:pPr>
     </w:pPrDefault>
   </w:docDefaults>
-  <w:style w:styleId="DefaultParagraphFont" w:default="1" w:type="character">
+  <w:style w:type="paragraph" w:styleId="Normal" w:default="1">
+    <w:name w:val="Normal"/>
+    <w:uiPriority w:val="1"/>
+    <w:qFormat/>
+    <w:pPr>
+      <w:widowControl w:val="false"/>
+      <w:bidi w:val="0"/>
+      <w:spacing w:lineRule="auto" w:line="240" w:before="0" w:after="0"/>
+      <w:ind w:start="0" w:end="0"/>
+      <w:jc w:val="start"/>
+    </w:pPr>
+    <w:rPr>
+      <w:rFonts w:ascii="Calibri" w:hAnsi="Calibri" w:eastAsia="Calibri" w:cs="Calibri" w:asciiTheme="minorHAnsi" w:eastAsiaTheme="minorHAnsi" w:hAnsiTheme="minorHAnsi"/>
+      <w:color w:val="auto"/>
+      <w:kern w:val="0"/>
+      <w:sz w:val="22"/>
+      <w:szCs w:val="22"/>
+      <w:lang w:val="en-US" w:eastAsia="en-US" w:bidi="ar-SA"/>
+    </w:rPr>
+  </w:style>
+  <w:style w:type="character" w:styleId="DefaultParagraphFont" w:default="1">
     <w:name w:val="Default Paragraph Font"/>
     <w:uiPriority w:val="1"/>
     <w:semiHidden/>
     <w:unhideWhenUsed/>
+    <w:qFormat/>
+    <w:rPr/>
   </w:style>
-  <w:style w:styleId="TableNormal" w:default="1" w:type="table">
-    <w:name w:val="Table Normal"/>
-    <w:uiPriority w:val="2"/>
-    <w:semiHidden/>
-    <w:unhideWhenUsed/>
+  <w:style w:type="paragraph" w:styleId="Heading">
+    <w:name w:val="Heading"/>
+    <w:basedOn w:val="Normal"/>
+    <w:next w:val="BodyText"/>
     <w:qFormat/>
-    <w:tblPr>
-      <w:tblInd w:w="0" w:type="dxa"/>
-      <w:tblCellMar>
-        <w:top w:w="0" w:type="dxa"/>
-        <w:left w:w="0" w:type="dxa"/>
-        <w:bottom w:w="0" w:type="dxa"/>
-        <w:right w:w="0" w:type="dxa"/>
-      </w:tblCellMar>
-    </w:tblPr>
-  </w:style>
-  <w:style w:styleId="NoList" w:default="1" w:type="numbering">
-    <w:name w:val="No List"/>
-    <w:uiPriority w:val="99"/>
-    <w:semiHidden/>
-    <w:unhideWhenUsed/>
-  </w:style>
-  <w:style w:default="1" w:styleId="Normal" w:type="paragraph">
-    <w:name w:val="Normal"/>
-    <w:uiPriority w:val="1"/>
-    <w:qFormat/>
-    <w:pPr/>
+    <w:pPr>
+      <w:keepNext w:val="true"/>
+      <w:spacing w:before="240" w:after="120"/>
+    </w:pPr>
     <w:rPr>
-      <w:rFonts w:ascii="Calibri" w:hAnsi="Calibri" w:eastAsia="Calibri" w:cs="Calibri"/>
-      <w:lang w:val="en-US" w:eastAsia="en-US" w:bidi="ar-SA"/>
+      <w:rFonts w:ascii="Liberation Sans" w:hAnsi="Liberation Sans" w:eastAsia="Noto Sans CJK SC" w:cs="Noto Sans Devanagari"/>
+      <w:sz w:val="28"/>
+      <w:szCs w:val="28"/>
     </w:rPr>
   </w:style>
-  <w:style w:styleId="BodyText" w:type="paragraph">
+  <w:style w:type="paragraph" w:styleId="BodyText">
     <w:name w:val="Body Text"/>
     <w:basedOn w:val="Normal"/>
     <w:uiPriority w:val="1"/>
@@ -10679,14 +11290,49 @@
       <w:lang w:val="en-US" w:eastAsia="en-US" w:bidi="ar-SA"/>
     </w:rPr>
   </w:style>
-  <w:style w:styleId="Title" w:type="paragraph">
+  <w:style w:type="paragraph" w:styleId="List">
+    <w:name w:val="List"/>
+    <w:basedOn w:val="BodyText"/>
+    <w:pPr/>
+    <w:rPr>
+      <w:rFonts w:cs="Noto Sans Devanagari"/>
+    </w:rPr>
+  </w:style>
+  <w:style w:type="paragraph" w:styleId="Caption">
+    <w:name w:val="caption"/>
+    <w:basedOn w:val="Normal"/>
+    <w:qFormat/>
+    <w:pPr>
+      <w:suppressLineNumbers/>
+      <w:spacing w:before="120" w:after="120"/>
+    </w:pPr>
+    <w:rPr>
+      <w:rFonts w:cs="Noto Sans Devanagari"/>
+      <w:i/>
+      <w:iCs/>
+      <w:sz w:val="24"/>
+      <w:szCs w:val="24"/>
+    </w:rPr>
+  </w:style>
+  <w:style w:type="paragraph" w:styleId="Index">
+    <w:name w:val="Index"/>
+    <w:basedOn w:val="Normal"/>
+    <w:qFormat/>
+    <w:pPr>
+      <w:suppressLineNumbers/>
+    </w:pPr>
+    <w:rPr>
+      <w:rFonts w:cs="Noto Sans Devanagari"/>
+    </w:rPr>
+  </w:style>
+  <w:style w:type="paragraph" w:styleId="Title">
     <w:name w:val="Title"/>
     <w:basedOn w:val="Normal"/>
     <w:uiPriority w:val="1"/>
     <w:qFormat/>
     <w:pPr>
-      <w:spacing w:before="42"/>
-      <w:ind w:left="2109"/>
+      <w:spacing w:before="42" w:after="0"/>
+      <w:ind w:start="2109"/>
     </w:pPr>
     <w:rPr>
       <w:rFonts w:ascii="Calibri" w:hAnsi="Calibri" w:eastAsia="Calibri" w:cs="Calibri"/>
@@ -10697,7 +11343,7 @@
       <w:lang w:val="en-US" w:eastAsia="en-US" w:bidi="ar-SA"/>
     </w:rPr>
   </w:style>
-  <w:style w:styleId="ListParagraph" w:type="paragraph">
+  <w:style w:type="paragraph" w:styleId="ListParagraph">
     <w:name w:val="List Paragraph"/>
     <w:basedOn w:val="Normal"/>
     <w:uiPriority w:val="1"/>
@@ -10707,7 +11353,7 @@
       <w:lang w:val="en-US" w:eastAsia="en-US" w:bidi="ar-SA"/>
     </w:rPr>
   </w:style>
-  <w:style w:styleId="TableParagraph" w:type="paragraph">
+  <w:style w:type="paragraph" w:styleId="TableParagraph">
     <w:name w:val="Table Paragraph"/>
     <w:basedOn w:val="Normal"/>
     <w:uiPriority w:val="1"/>
@@ -10718,18 +11364,40 @@
       <w:lang w:val="en-US" w:eastAsia="en-US" w:bidi="ar-SA"/>
     </w:rPr>
   </w:style>
+  <w:style w:type="numbering" w:styleId="NoList" w:default="1">
+    <w:name w:val="No List"/>
+    <w:uiPriority w:val="99"/>
+    <w:semiHidden/>
+    <w:unhideWhenUsed/>
+    <w:qFormat/>
+  </w:style>
+  <w:style w:type="table" w:default="1" w:styleId="TableNormal">
+    <w:name w:val="Table Normal"/>
+    <w:uiPriority w:val="2"/>
+    <w:semiHidden/>
+    <w:unhideWhenUsed/>
+    <w:qFormat/>
+    <w:tblPr>
+      <w:tblCellMar>
+        <w:top w:w="0" w:type="dxa"/>
+        <w:left w:w="0" w:type="dxa"/>
+        <w:bottom w:w="0" w:type="dxa"/>
+        <w:right w:w="0" w:type="dxa"/>
+      </w:tblCellMar>
+    </w:tblPr>
+  </w:style>
 </w:styles>
 </file>
 
 <file path=word/theme/theme1.xml><?xml version="1.0" encoding="utf-8"?>
-<a:theme xmlns:a="http://schemas.openxmlformats.org/drawingml/2006/main" name="Office Theme">
+<a:theme xmlns:a="http://schemas.openxmlformats.org/drawingml/2006/main" xmlns:r="http://schemas.openxmlformats.org/officeDocument/2006/relationships" name="Office Theme">
   <a:themeElements>
     <a:clrScheme name="Office">
       <a:dk1>
-        <a:sysClr val="windowText" lastClr="000000"/>
+        <a:srgbClr val="000000"/>
       </a:dk1>
       <a:lt1>
-        <a:sysClr val="window" lastClr="FFFFFF"/>
+        <a:srgbClr val="FFFFFF"/>
       </a:lt1>
       <a:dk2>
         <a:srgbClr val="1F497D"/>
@@ -10764,242 +11432,134 @@
     </a:clrScheme>
     <a:fontScheme name="Office">
       <a:majorFont>
-        <a:latin typeface="Cambria"/>
+        <a:latin typeface="Cambria" pitchFamily="0" charset="1"/>
         <a:ea typeface=""/>
         <a:cs typeface=""/>
-        <a:font script="Jpan" typeface="ＭＳ ゴシック"/>
-        <a:font script="Hang" typeface="맑은 고딕"/>
-        <a:font script="Hans" typeface="宋体"/>
-        <a:font script="Hant" typeface="新細明體"/>
-        <a:font script="Arab" typeface="Times New Roman"/>
-        <a:font script="Hebr" typeface="Times New Roman"/>
-        <a:font script="Thai" typeface="Angsana New"/>
-        <a:font script="Ethi" typeface="Nyala"/>
-        <a:font script="Beng" typeface="Vrinda"/>
-        <a:font script="Gujr" typeface="Shruti"/>
-        <a:font script="Khmr" typeface="MoolBoran"/>
-        <a:font script="Knda" typeface="Tunga"/>
-        <a:font script="Guru" typeface="Raavi"/>
-        <a:font script="Cans" typeface="Euphemia"/>
-        <a:font script="Cher" typeface="Plantagenet Cherokee"/>
-        <a:font script="Yiii" typeface="Microsoft Yi Baiti"/>
-        <a:font script="Tibt" typeface="Microsoft Himalaya"/>
-        <a:font script="Thaa" typeface="MV Boli"/>
-        <a:font script="Deva" typeface="Mangal"/>
-        <a:font script="Telu" typeface="Gautami"/>
-        <a:font script="Taml" typeface="Latha"/>
-        <a:font script="Syrc" typeface="Estrangelo Edessa"/>
-        <a:font script="Orya" typeface="Kalinga"/>
-        <a:font script="Mlym" typeface="Kartika"/>
-        <a:font script="Laoo" typeface="DokChampa"/>
-        <a:font script="Sinh" typeface="Iskoola Pota"/>
-        <a:font script="Mong" typeface="Mongolian Baiti"/>
-        <a:font script="Viet" typeface="Times New Roman"/>
-        <a:font script="Uigh" typeface="Microsoft Uighur"/>
       </a:majorFont>
       <a:minorFont>
-        <a:latin typeface="Calibri"/>
+        <a:latin typeface="Calibri" pitchFamily="0" charset="1"/>
         <a:ea typeface=""/>
         <a:cs typeface=""/>
-        <a:font script="Jpan" typeface="ＭＳ 明朝"/>
-        <a:font script="Hang" typeface="맑은 고딕"/>
-        <a:font script="Hans" typeface="宋体"/>
-        <a:font script="Hant" typeface="新細明體"/>
-        <a:font script="Arab" typeface="Arial"/>
-        <a:font script="Hebr" typeface="Arial"/>
-        <a:font script="Thai" typeface="Cordia New"/>
-        <a:font script="Ethi" typeface="Nyala"/>
-        <a:font script="Beng" typeface="Vrinda"/>
-        <a:font script="Gujr" typeface="Shruti"/>
-        <a:font script="Khmr" typeface="DaunPenh"/>
-        <a:font script="Knda" typeface="Tunga"/>
-        <a:font script="Guru" typeface="Raavi"/>
-        <a:font script="Cans" typeface="Euphemia"/>
-        <a:font script="Cher" typeface="Plantagenet Cherokee"/>
-        <a:font script="Yiii" typeface="Microsoft Yi Baiti"/>
-        <a:font script="Tibt" typeface="Microsoft Himalaya"/>
-        <a:font script="Thaa" typeface="MV Boli"/>
-        <a:font script="Deva" typeface="Mangal"/>
-        <a:font script="Telu" typeface="Gautami"/>
-        <a:font script="Taml" typeface="Latha"/>
-        <a:font script="Syrc" typeface="Estrangelo Edessa"/>
-        <a:font script="Orya" typeface="Kalinga"/>
-        <a:font script="Mlym" typeface="Kartika"/>
-        <a:font script="Laoo" typeface="DokChampa"/>
-        <a:font script="Sinh" typeface="Iskoola Pota"/>
-        <a:font script="Mong" typeface="Mongolian Baiti"/>
-        <a:font script="Viet" typeface="Arial"/>
-        <a:font script="Uigh" typeface="Microsoft Uighur"/>
       </a:minorFont>
     </a:fontScheme>
-    <a:fmtScheme name="Office">
+    <a:fmtScheme>
       <a:fillStyleLst>
         <a:solidFill>
           <a:schemeClr val="phClr"/>
         </a:solidFill>
-        <a:gradFill rotWithShape="1">
+        <a:gradFill>
           <a:gsLst>
             <a:gs pos="0">
               <a:schemeClr val="phClr">
                 <a:tint val="50000"/>
-                <a:satMod val="300000"/>
               </a:schemeClr>
             </a:gs>
             <a:gs pos="35000">
               <a:schemeClr val="phClr">
                 <a:tint val="37000"/>
-                <a:satMod val="300000"/>
               </a:schemeClr>
             </a:gs>
             <a:gs pos="100000">
               <a:schemeClr val="phClr">
                 <a:tint val="15000"/>
-                <a:satMod val="350000"/>
               </a:schemeClr>
             </a:gs>
           </a:gsLst>
           <a:lin ang="16200000" scaled="1"/>
+          <a:tileRect l="0" t="0" r="0" b="0"/>
         </a:gradFill>
-        <a:gradFill rotWithShape="1">
+        <a:gradFill>
           <a:gsLst>
             <a:gs pos="0">
               <a:schemeClr val="phClr">
                 <a:shade val="51000"/>
-                <a:satMod val="130000"/>
               </a:schemeClr>
             </a:gs>
             <a:gs pos="80000">
               <a:schemeClr val="phClr">
                 <a:shade val="93000"/>
-                <a:satMod val="130000"/>
               </a:schemeClr>
             </a:gs>
             <a:gs pos="100000">
               <a:schemeClr val="phClr">
                 <a:shade val="94000"/>
-                <a:satMod val="135000"/>
               </a:schemeClr>
             </a:gs>
           </a:gsLst>
           <a:lin ang="16200000" scaled="0"/>
+          <a:tileRect l="0" t="0" r="0" b="0"/>
         </a:gradFill>
       </a:fillStyleLst>
       <a:lnStyleLst>
         <a:ln w="9525" cap="flat" cmpd="sng" algn="ctr">
-          <a:solidFill>
-            <a:schemeClr val="phClr">
-              <a:shade val="95000"/>
-              <a:satMod val="105000"/>
-            </a:schemeClr>
-          </a:solidFill>
           <a:prstDash val="solid"/>
         </a:ln>
         <a:ln w="25400" cap="flat" cmpd="sng" algn="ctr">
-          <a:solidFill>
-            <a:schemeClr val="phClr"/>
-          </a:solidFill>
           <a:prstDash val="solid"/>
         </a:ln>
         <a:ln w="38100" cap="flat" cmpd="sng" algn="ctr">
-          <a:solidFill>
-            <a:schemeClr val="phClr"/>
-          </a:solidFill>
           <a:prstDash val="solid"/>
         </a:ln>
       </a:lnStyleLst>
       <a:effectStyleLst>
         <a:effectStyle>
-          <a:effectLst>
-            <a:outerShdw blurRad="40000" dist="20000" dir="5400000" rotWithShape="0">
-              <a:srgbClr val="000000">
-                <a:alpha val="38000"/>
-              </a:srgbClr>
-            </a:outerShdw>
-          </a:effectLst>
+          <a:effectLst/>
         </a:effectStyle>
         <a:effectStyle>
-          <a:effectLst>
-            <a:outerShdw blurRad="40000" dist="23000" dir="5400000" rotWithShape="0">
-              <a:srgbClr val="000000">
-                <a:alpha val="35000"/>
-              </a:srgbClr>
-            </a:outerShdw>
-          </a:effectLst>
+          <a:effectLst/>
         </a:effectStyle>
         <a:effectStyle>
-          <a:effectLst>
-            <a:outerShdw blurRad="40000" dist="23000" dir="5400000" rotWithShape="0">
-              <a:srgbClr val="000000">
-                <a:alpha val="35000"/>
-              </a:srgbClr>
-            </a:outerShdw>
-          </a:effectLst>
-          <a:scene3d>
-            <a:camera prst="orthographicFront">
-              <a:rot lat="0" lon="0" rev="0"/>
-            </a:camera>
-            <a:lightRig rig="threePt" dir="t">
-              <a:rot lat="0" lon="0" rev="1200000"/>
-            </a:lightRig>
-          </a:scene3d>
-          <a:sp3d>
-            <a:bevelT w="63500" h="25400"/>
-          </a:sp3d>
+          <a:effectLst/>
         </a:effectStyle>
       </a:effectStyleLst>
       <a:bgFillStyleLst>
         <a:solidFill>
           <a:schemeClr val="phClr"/>
         </a:solidFill>
-        <a:gradFill rotWithShape="1">
+        <a:gradFill>
           <a:gsLst>
             <a:gs pos="0">
               <a:schemeClr val="phClr">
                 <a:tint val="40000"/>
-                <a:satMod val="350000"/>
               </a:schemeClr>
             </a:gs>
             <a:gs pos="40000">
               <a:schemeClr val="phClr">
                 <a:tint val="45000"/>
                 <a:shade val="99000"/>
-                <a:satMod val="350000"/>
               </a:schemeClr>
             </a:gs>
             <a:gs pos="100000">
               <a:schemeClr val="phClr">
                 <a:shade val="20000"/>
-                <a:satMod val="255000"/>
               </a:schemeClr>
             </a:gs>
           </a:gsLst>
           <a:path path="circle">
             <a:fillToRect l="50000" t="-80000" r="50000" b="180000"/>
           </a:path>
+          <a:tileRect l="0" t="0" r="0" b="0"/>
         </a:gradFill>
-        <a:gradFill rotWithShape="1">
+        <a:gradFill>
           <a:gsLst>
             <a:gs pos="0">
               <a:schemeClr val="phClr">
                 <a:tint val="80000"/>
-                <a:satMod val="300000"/>
               </a:schemeClr>
             </a:gs>
             <a:gs pos="100000">
               <a:schemeClr val="phClr">
                 <a:shade val="30000"/>
-                <a:satMod val="200000"/>
               </a:schemeClr>
             </a:gs>
           </a:gsLst>
           <a:path path="circle">
             <a:fillToRect l="50000" t="50000" r="50000" b="50000"/>
           </a:path>
+          <a:tileRect l="0" t="0" r="0" b="0"/>
         </a:gradFill>
       </a:bgFillStyleLst>
     </a:fmtScheme>
   </a:themeElements>
-  <a:objectDefaults/>
-  <a:extraClrSchemeLst/>
 </a:theme>
 </file>